--- a/FrameworkPrompt/taller.docx
+++ b/FrameworkPrompt/taller.docx
@@ -86,7 +86,7 @@
           <w:b/>
           <w:bCs/>
         </w:rPr>
-        <w:t xml:space="preserve">Evaluación del efecto de un Framework de Ingeniería de Prompts basado en la norma ISO/IEC 25010 en la mantenibilidad y la deuda técnica del código generado por inteligencia artificial generativa</w:t>
+        <w:t xml:space="preserve">Evaluación del Efecto de un Framework de Ingeniería de Prompts Basado en la Norma ISO/IEC 25010 en la Mantenibilidad y la Deuda Técnica del Código Generado por Inteligencia Artificial Generativa</w:t>
       </w:r>
       <w:r>
         <w:br/>
@@ -170,7 +170,7 @@
         <w:pStyle w:val="FirstParagraph"/>
       </w:pPr>
       <w:r>
-        <w:t xml:space="preserve">2.5em</w:t>
+        <w:t xml:space="preserve">2.3em</w:t>
       </w:r>
       <w:r>
         <w:t xml:space="preserve">0pt</w:t>
@@ -179,25 +179,84 @@
         <w:t xml:space="preserve"> </w:t>
       </w:r>
       <w:r>
-        <w:t xml:space="preserve">A nivel global, la integración de la Inteligencia Artificial Generativa (IAG) en el ciclo de vida del desarrollo de software ha transformado la productividad de la industria; no obstante, ha introducido un fenómeno crítico denominado "deuda técnica automatizada". Investigaciones recientes como la de Hou et al.</w:t>
-      </w:r>
-      <w:r>
-        <w:t xml:space="preserve"> </w:t>
-      </w:r>
-      <w:r>
-        <w:t xml:space="preserve"> </w:t>
-      </w:r>
-      <w:r>
-        <w:t xml:space="preserve">sostienen que el código generado por modelos de lenguaje de gran escala (LLMs) a menudo carece de una visión arquitectónica integral, derivando en sistemas con una complejidad estructural elevada. Esta tendencia sugiere un incremento sustancial en la velocidad de codificación, pero a costa de una degradación en la mantenibilidad, lo que contraviene los estándares de calidad interna establecidos por la norma ISO/IEC 25010</w:t>
-      </w:r>
-      <w:r>
-        <w:t xml:space="preserve"> </w:t>
-      </w:r>
-      <w:r>
-        <w:t xml:space="preserve">. Diversos estudios han evidenciado que el código generado por modelos de lenguaje de gran escala presenta limitaciones en términos de mantenibilidad y calidad estructural. Por ejemplo, investigaciones recientes señalan que el uso de LLMs en generación de código puede introducir complejidad innecesaria y deuda técnica acumulada, especialmente cuando no se aplican lineamientos estructurados de diseño o validación</w:t>
-      </w:r>
-      <w:r>
-        <w:t xml:space="preserve"> </w:t>
+        <w:t xml:space="preserve">En el contexto actual de la ingeniería de software, la incorporación de la Inteligencia Artificial Generativa (IAG) ha redefinido los paradigmas tradicionales de desarrollo, introduciendo nuevas dinámicas en la producción automatizada de código. Diversos estudios han evidenciado que los modelos de lenguaje de gran escala en ingles Large Language Models (LLMs) no solo incrementan la productividad, sino que también modifican la naturaleza del proceso de diseño y construcción de software, trasladando parte de la lógica de desarrollo hacia la formulación de instrucciones o</w:t>
+      </w:r>
+      <w:r>
+        <w:t xml:space="preserve"> </w:t>
+      </w:r>
+      <w:r>
+        <w:t xml:space="preserve">“prompts”</w:t>
+      </w:r>
+      <w:r>
+        <w:t xml:space="preserve"> </w:t>
+      </w:r>
+      <w:r>
+        <w:t xml:space="preserve">(Hou et al. 2024)</w:t>
+      </w:r>
+      <w:r>
+        <w:t xml:space="preserve">. Sin embargo, esta transición ha generado desafíos emergentes relacionados con el control de calidad, la coherencia estructural y la sostenibilidad del código generado, especialmente en ausencia de marcos metodológicos formales. Investigaciones recientes destacan que la falta de estandarización en la interacción con estos modelos puede derivar en inconsistencias técnicas, incremento de complejidad y dificultades en la evolución del software</w:t>
+      </w:r>
+      <w:r>
+        <w:t xml:space="preserve"> </w:t>
+      </w:r>
+      <w:r>
+        <w:t xml:space="preserve">(Liu et al. 2024)</w:t>
+      </w:r>
+      <w:r>
+        <w:t xml:space="preserve">. En este sentido, se hace necesario abordar la problemática desde una perspectiva sistemática que integre principios de ingeniería de software con nuevas estrategias de control sobre la generación automatizada de código.</w:t>
+      </w:r>
+    </w:p>
+    <w:p>
+      <w:pPr>
+        <w:pStyle w:val="BodyText"/>
+      </w:pPr>
+      <w:r>
+        <w:t xml:space="preserve">2.3em</w:t>
+      </w:r>
+      <w:r>
+        <w:t xml:space="preserve">0pt</w:t>
+      </w:r>
+      <w:r>
+        <w:t xml:space="preserve"> </w:t>
+      </w:r>
+      <w:r>
+        <w:t xml:space="preserve">A nivel global, la integración de la IAG en el ciclo de vida del desarrollo de software ha transformado la productividad de la industria; no obstante, ha introducido un fenómeno crítico denominado</w:t>
+      </w:r>
+      <w:r>
+        <w:t xml:space="preserve"> </w:t>
+      </w:r>
+      <w:r>
+        <w:t xml:space="preserve">“deuda técnica automatizada”</w:t>
+      </w:r>
+      <w:r>
+        <w:t xml:space="preserve">. Investigaciones recientes como la de Hou et al.</w:t>
+      </w:r>
+      <w:r>
+        <w:t xml:space="preserve"> </w:t>
+      </w:r>
+      <w:r>
+        <w:t xml:space="preserve">(Hou et al. 2024)</w:t>
+      </w:r>
+      <w:r>
+        <w:t xml:space="preserve"> </w:t>
+      </w:r>
+      <w:r>
+        <w:t xml:space="preserve">sostienen que el código generado por modelos de LLMs a menudo carece de una visión arquitectónica integral, derivando en sistemas con una complejidad estructural elevada. Esta tendencia sugiere un incremento sustancial en la velocidad de codificación, pero a costa de una degradación en la mantenibilidad, lo que contraviene los estándares de calidad interna establecidos por la norma ISO/IEC 25010</w:t>
+      </w:r>
+      <w:r>
+        <w:t xml:space="preserve"> </w:t>
+      </w:r>
+      <w:r>
+        <w:t xml:space="preserve">(ISO/IEC 2011)</w:t>
+      </w:r>
+      <w:r>
+        <w:t xml:space="preserve">. Diversos estudios han evidenciado que el código generado por modelos de LLMs presenta limitaciones en términos de mantenibilidad y calidad estructural. Por ejemplo, investigaciones recientes señalan que el uso de LLMs en generación de código puede introducir complejidad innecesaria y deuda técnica acumulada, especialmente cuando no se aplican lineamientos estructurados de diseño o validación</w:t>
+      </w:r>
+      <w:r>
+        <w:t xml:space="preserve"> </w:t>
+      </w:r>
+      <w:r>
+        <w:t xml:space="preserve">(Liu et al. 2024; Aljohani and Do 2025)</w:t>
       </w:r>
       <w:r>
         <w:t xml:space="preserve">. Estos hallazgos evidencian la necesidad de establecer marcos metodológicos que orienten la generación de código hacia estándares de calidad definidos.</w:t>
@@ -208,7 +267,7 @@
         <w:pStyle w:val="BodyText"/>
       </w:pPr>
       <w:r>
-        <w:t xml:space="preserve">2.5em</w:t>
+        <w:t xml:space="preserve">2.3em</w:t>
       </w:r>
       <w:r>
         <w:t xml:space="preserve">0pt</w:t>
@@ -223,12 +282,18 @@
         <w:t xml:space="preserve"> </w:t>
       </w:r>
       <w:r>
+        <w:t xml:space="preserve">(Instituto Nacional de Estadística e Informática 2024)</w:t>
+      </w:r>
+      <w:r>
         <w:t xml:space="preserve">, existe un incremento sustancial en la adopción de servicios tecnológicos en el sector empresarial; sin embargo, este avance presenta desafíos estructurales. De acuerdo con la</w:t>
       </w:r>
       <w:r>
         <w:t xml:space="preserve"> </w:t>
       </w:r>
       <w:r>
+        <w:t xml:space="preserve">(SGTD 2024)</w:t>
+      </w:r>
+      <w:r>
         <w:t xml:space="preserve">, el país enfrenta una brecha en la formación de talento especializado y en la definición de estándares de gobernanza técnica que aseguren la calidad de las soluciones de IA. Esta carencia de marcos de validación estandarizados eleva el riesgo de acumular deuda técnica en sistemas críticos, comprometiendo la mantenibilidad y la seguridad del software desarrollado en el entorno nacional.</w:t>
       </w:r>
     </w:p>
@@ -237,7 +302,7 @@
         <w:pStyle w:val="BodyText"/>
       </w:pPr>
       <w:r>
-        <w:t xml:space="preserve">2.5em</w:t>
+        <w:t xml:space="preserve">2.3em</w:t>
       </w:r>
       <w:r>
         <w:t xml:space="preserve">0pt</w:t>
@@ -246,10 +311,13 @@
         <w:t xml:space="preserve"> </w:t>
       </w:r>
       <w:r>
-        <w:t xml:space="preserve">A nivel local, se observa en el entorno académico y profesional de la región Cusco una adopción empírica de la Inteligencia Artificial Generativa para la resolución de problemas de programación. A través de la experiencia en el desarrollo de proyectos de software dentro de la Universidad Continental, se ha identificado que la prioridad suele centrarse en la funcionalidad inmediata, postergando la calidad interna del código. Esta observación coincide con las brechas identificadas en el</w:t>
-      </w:r>
-      <w:r>
-        <w:t xml:space="preserve"> </w:t>
+        <w:t xml:space="preserve">A nivel local, se observa en el entorno académico y profesional de la región Cusco una adopción empírica de la IAG para la resolución de problemas de programación. A través de la experiencia en el desarrollo de proyectos de software dentro de la Universidad Continental, se ha identificado que la prioridad suele centrarse en la funcionalidad inmediata, postergando la calidad interna del código. Esta observación coincide con las brechas identificadas en el</w:t>
+      </w:r>
+      <w:r>
+        <w:t xml:space="preserve"> </w:t>
+      </w:r>
+      <w:r>
+        <w:t xml:space="preserve">(Gobierno Regional de Cusco 2024)</w:t>
       </w:r>
       <w:r>
         <w:t xml:space="preserve">, donde se evidencia que la transformación digital de la región requiere de una mayor rigurosidad en los estándares técnicos. Por lo tanto, la presente investigación surge de la necesidad de establecer herramientas que transformen esta práctica empírica observada en la formación profesional en un proceso estandarizado que asegure la mantenibilidad según la norma ISO/IEC 25010.</w:t>
@@ -260,7 +328,7 @@
         <w:pStyle w:val="BodyText"/>
       </w:pPr>
       <w:r>
-        <w:t xml:space="preserve">2.5em</w:t>
+        <w:t xml:space="preserve">2.3em</w:t>
       </w:r>
       <w:r>
         <w:t xml:space="preserve">0pt</w:t>
@@ -269,10 +337,13 @@
         <w:t xml:space="preserve"> </w:t>
       </w:r>
       <w:r>
-        <w:t xml:space="preserve">El problema central se identifica como la insuficiente calidad estructural y la elevada deuda técnica presente en el software generado mediante Inteligencia Artificial Generativa (IAG) ante la ausencia de marcos metodológicos de ingeniería. Investigaciones previas</w:t>
-      </w:r>
-      <w:r>
-        <w:t xml:space="preserve"> </w:t>
+        <w:t xml:space="preserve">El problema central se identifica como la insuficiente calidad estructural y la elevada deuda técnica presente en el software generado mediante IAG ante la ausencia de marcos metodológicos de ingeniería. Investigaciones previas</w:t>
+      </w:r>
+      <w:r>
+        <w:t xml:space="preserve"> </w:t>
+      </w:r>
+      <w:r>
+        <w:t xml:space="preserve">(Liu et al. 2024)</w:t>
       </w:r>
       <w:r>
         <w:t xml:space="preserve"> </w:t>
@@ -296,6 +367,9 @@
         <w:t xml:space="preserve"> </w:t>
       </w:r>
       <w:r>
+        <w:t xml:space="preserve">(Siddiq et al. 2024)</w:t>
+      </w:r>
+      <w:r>
         <w:t xml:space="preserve">, dificultando los procesos de auditoría, optimización y escalabilidad del software en entornos de producción.</w:t>
       </w:r>
     </w:p>
@@ -304,7 +378,7 @@
         <w:pStyle w:val="BodyText"/>
       </w:pPr>
       <w:r>
-        <w:t xml:space="preserve">2.5em</w:t>
+        <w:t xml:space="preserve">2.3em</w:t>
       </w:r>
       <w:r>
         <w:t xml:space="preserve">0pt</w:t>
@@ -319,39 +393,25 @@
         <w:t xml:space="preserve"> </w:t>
       </w:r>
       <w:r>
+        <w:t xml:space="preserve">(Asfandyar 2025)</w:t>
+      </w:r>
+      <w:r>
         <w:t xml:space="preserve">, evidenciando que los LLMs requieren de una guía estructural y arquitectónica para asegurar la mantenibilidad</w:t>
       </w:r>
       <w:r>
         <w:t xml:space="preserve"> </w:t>
       </w:r>
       <w:r>
-        <w:t xml:space="preserve">. A nivel organizacional, la presión por reducir los tiempos de entrega (</w:t>
-      </w:r>
-      <w:r>
-        <w:rPr>
-          <w:i/>
-          <w:iCs/>
-        </w:rPr>
-        <w:t xml:space="preserve">Time-to-Market</w:t>
-      </w:r>
-      <w:r>
-        <w:t xml:space="preserve">) fomenta la acumulación de deuda técnica autoadmitida (</w:t>
-      </w:r>
-      <w:r>
-        <w:rPr>
-          <w:i/>
-          <w:iCs/>
-        </w:rPr>
-        <w:t xml:space="preserve">Self-Admitted Technical Debt</w:t>
-      </w:r>
-      <w:r>
-        <w:t xml:space="preserve"> </w:t>
-      </w:r>
-      <w:r>
-        <w:t xml:space="preserve">- SATD) y la omisión de fases críticas de validación</w:t>
-      </w:r>
-      <w:r>
-        <w:t xml:space="preserve"> </w:t>
+        <w:t xml:space="preserve">(Formgren 2024)</w:t>
+      </w:r>
+      <w:r>
+        <w:t xml:space="preserve">. A nivel organizacional, la presión por reducir los tiempos de entrega en ingles Time-to-Market fomenta la acumulación de deuda técnica autoadmitida en ingles Self-Admitted Technical Debt (SATD) y la omisión de fases críticas de validación</w:t>
+      </w:r>
+      <w:r>
+        <w:t xml:space="preserve"> </w:t>
+      </w:r>
+      <w:r>
+        <w:t xml:space="preserve">(Gutierrez Chavez 2025; Cuatecontzi Cuahutle et al. 2025)</w:t>
       </w:r>
       <w:r>
         <w:t xml:space="preserve">. Finalmente, en el factor humano, persiste una carencia de competencias en ingeniería de prompts aplicada sistemáticamente, lo que deriva en una degradación de la calidad denominada</w:t>
@@ -360,14 +420,10 @@
         <w:t xml:space="preserve"> </w:t>
       </w:r>
       <w:r>
-        <w:rPr>
-          <w:i/>
-          <w:iCs/>
-        </w:rPr>
-        <w:t xml:space="preserve">PromptDebt</w:t>
-      </w:r>
-      <w:r>
-        <w:t xml:space="preserve"> </w:t>
+        <w:t xml:space="preserve">“PromptDebt”</w:t>
+      </w:r>
+      <w:r>
+        <w:t xml:space="preserve">(Aljohani and Do 2025)</w:t>
       </w:r>
       <w:r>
         <w:t xml:space="preserve">, limitando el uso de la IA a una herramienta de consulta en lugar de integrarla como un componente robusto en un</w:t>
@@ -376,11 +432,7 @@
         <w:t xml:space="preserve"> </w:t>
       </w:r>
       <w:r>
-        <w:rPr>
-          <w:i/>
-          <w:iCs/>
-        </w:rPr>
-        <w:t xml:space="preserve">pipeline</w:t>
+        <w:t xml:space="preserve">“pipeline”</w:t>
       </w:r>
       <w:r>
         <w:t xml:space="preserve"> </w:t>
@@ -392,6 +444,9 @@
         <w:t xml:space="preserve"> </w:t>
       </w:r>
       <w:r>
+        <w:t xml:space="preserve">(Medianero Acosta 2024; Paz Fernández, Diaz Sifuentes, and Torres Villanueva 2025)</w:t>
+      </w:r>
+      <w:r>
         <w:t xml:space="preserve">.</w:t>
       </w:r>
     </w:p>
@@ -400,7 +455,7 @@
         <w:pStyle w:val="BodyText"/>
       </w:pPr>
       <w:r>
-        <w:t xml:space="preserve">2.5em</w:t>
+        <w:t xml:space="preserve">2.3em</w:t>
       </w:r>
       <w:r>
         <w:t xml:space="preserve">0pt</w:t>
@@ -415,38 +470,34 @@
         <w:t xml:space="preserve"> </w:t>
       </w:r>
       <w:r>
+        <w:t xml:space="preserve">(Azeem et al. 2025)</w:t>
+      </w:r>
+      <w:r>
         <w:t xml:space="preserve">. Económicamente, la deuda técnica acumulada puede superar el valor del activo de software, pues el incremento en la complejidad y la redundancia lógica elevan los costos de evolución del sistema hasta volverlo insostenible</w:t>
       </w:r>
       <w:r>
         <w:t xml:space="preserve"> </w:t>
       </w:r>
       <w:r>
+        <w:t xml:space="preserve">(Asfandyar 2025; Romero Aguilar et al. 2024)</w:t>
+      </w:r>
+      <w:r>
         <w:t xml:space="preserve">. Socialmente, la baja confiabilidad de los sistemas pone en riesgo la integridad de datos sensibles, comprometiendo la confianza en la digitalización nacional y regional</w:t>
       </w:r>
       <w:r>
         <w:t xml:space="preserve"> </w:t>
       </w:r>
       <w:r>
-        <w:t xml:space="preserve">. Como advierte la literatura reciente, no se trata de errores sintácticos aislados, sino de una degradación estructural o</w:t>
-      </w:r>
-      <w:r>
-        <w:t xml:space="preserve"> </w:t>
-      </w:r>
-      <w:r>
-        <w:rPr>
-          <w:i/>
-          <w:iCs/>
-        </w:rPr>
-        <w:t xml:space="preserve">PromptDebt</w:t>
-      </w:r>
-      <w:r>
-        <w:t xml:space="preserve"> </w:t>
-      </w:r>
-      <w:r>
-        <w:t xml:space="preserve">que compromete directamente la resiliencia y la competitividad organizacional</w:t>
-      </w:r>
-      <w:r>
-        <w:t xml:space="preserve"> </w:t>
+        <w:t xml:space="preserve">(SGTD 2024; Gobierno Regional de Cusco 2024)</w:t>
+      </w:r>
+      <w:r>
+        <w:t xml:space="preserve">. Como advierte la literatura reciente, no se trata de errores sintácticos aislados, sino de una degradación estructural o PromptDebt que compromete directamente la resiliencia y la competitividad organizacional</w:t>
+      </w:r>
+      <w:r>
+        <w:t xml:space="preserve"> </w:t>
+      </w:r>
+      <w:r>
+        <w:t xml:space="preserve">(Aljohani and Do 2025; Gutierrez Chavez 2025)</w:t>
       </w:r>
       <w:r>
         <w:t xml:space="preserve">.</w:t>
@@ -457,7 +508,7 @@
         <w:pStyle w:val="BodyText"/>
       </w:pPr>
       <w:r>
-        <w:t xml:space="preserve">2.5em</w:t>
+        <w:t xml:space="preserve">2.3em</w:t>
       </w:r>
       <w:r>
         <w:t xml:space="preserve">0pt</w:t>
@@ -466,42 +517,34 @@
         <w:t xml:space="preserve"> </w:t>
       </w:r>
       <w:r>
-        <w:t xml:space="preserve">De no establecerse un</w:t>
-      </w:r>
-      <w:r>
-        <w:t xml:space="preserve"> </w:t>
-      </w:r>
-      <w:r>
-        <w:rPr>
-          <w:b/>
-          <w:bCs/>
-        </w:rPr>
-        <w:t xml:space="preserve">Framework de Ingeniería de Prompts</w:t>
-      </w:r>
-      <w:r>
-        <w:t xml:space="preserve"> </w:t>
-      </w:r>
-      <w:r>
-        <w:t xml:space="preserve">que actúe como un filtro de calidad basado en la norma</w:t>
-      </w:r>
-      <w:r>
-        <w:t xml:space="preserve"> </w:t>
-      </w:r>
-      <w:r>
-        <w:t xml:space="preserve">, la industria del software se enfrentará a una saturación de sistemas heredados (</w:t>
-      </w:r>
-      <w:r>
-        <w:rPr>
-          <w:i/>
-          <w:iCs/>
-        </w:rPr>
-        <w:t xml:space="preserve">legacy</w:t>
-      </w:r>
-      <w:r>
-        <w:t xml:space="preserve">) generados por IA que resultarán inmanejables a mediano plazo</w:t>
-      </w:r>
-      <w:r>
-        <w:t xml:space="preserve"> </w:t>
+        <w:t xml:space="preserve">De no establecerse una herramienta o metodología que actúe como un filtro de calidad basado en la norma</w:t>
+      </w:r>
+      <w:r>
+        <w:t xml:space="preserve"> </w:t>
+      </w:r>
+      <w:r>
+        <w:t xml:space="preserve">(ISO/IEC 2011)</w:t>
+      </w:r>
+      <w:r>
+        <w:t xml:space="preserve">, la industria del software se enfrentará a una saturación de sistemas heredados</w:t>
+      </w:r>
+      <w:r>
+        <w:t xml:space="preserve"> </w:t>
+      </w:r>
+      <w:r>
+        <w:t xml:space="preserve">“legacy”</w:t>
+      </w:r>
+      <w:r>
+        <w:t xml:space="preserve"> </w:t>
+      </w:r>
+      <w:r>
+        <w:t xml:space="preserve">generados por IA que resultarán inmanejables a mediano plazo</w:t>
+      </w:r>
+      <w:r>
+        <w:t xml:space="preserve"> </w:t>
+      </w:r>
+      <w:r>
+        <w:t xml:space="preserve">(Hou et al. 2024; Aljohani and Do 2025)</w:t>
       </w:r>
       <w:r>
         <w:t xml:space="preserve">. Prospectivamente, el éxito de la ingeniería de sistemas en la próxima década dependerá de la capacidad de los profesionales para sistematizar la interacción con los LLMs, transformando la generación de código de un proceso aleatorio a una disciplina de ingeniería predictiva y controlada</w:t>
@@ -510,12 +553,18 @@
         <w:t xml:space="preserve"> </w:t>
       </w:r>
       <w:r>
+        <w:t xml:space="preserve">(Medianero Acosta 2024; Paz Fernández, Diaz Sifuentes, and Torres Villanueva 2025)</w:t>
+      </w:r>
+      <w:r>
         <w:t xml:space="preserve">. Solo mediante la adopción de estrategias de gobernanza y métricas de calidad adaptadas a la era generativa se podrá asegurar que la tecnología cumpla con los objetivos de transformación digital nacional, actuando como un motor de eficiencia y no como un generador de inestabilidad sistémica en infraestructuras críticas</w:t>
       </w:r>
       <w:r>
         <w:t xml:space="preserve"> </w:t>
       </w:r>
       <w:r>
+        <w:t xml:space="preserve">(SGTD 2024; Ortega Ovalle 2026)</w:t>
+      </w:r>
+      <w:r>
         <w:t xml:space="preserve">.</w:t>
       </w:r>
     </w:p>
@@ -524,7 +573,7 @@
         <w:pStyle w:val="BodyText"/>
       </w:pPr>
       <w:r>
-        <w:t xml:space="preserve">2.5em</w:t>
+        <w:t xml:space="preserve">2.3em</w:t>
       </w:r>
       <w:r>
         <w:t xml:space="preserve">0pt</w:t>
@@ -533,7 +582,7 @@
         <w:t xml:space="preserve"> </w:t>
       </w:r>
       <w:r>
-        <w:t xml:space="preserve">La unidad de análisis está constituida por módulos de código fuente generados por modelos de lenguaje de gran escala (LLMs), específicamente implementaciones de microservicios desarrolladas en lenguajes de programación como Python y TypeScript. Cada unidad será evaluada mediante métricas de calidad interna para determinar su nivel de mantenibilidad y deuda técnica.</w:t>
+        <w:t xml:space="preserve">La unidad de análisis está constituida por módulos de código fuente generados por modelos de LLMs , específicamente implementaciones de microservicios desarrolladas en lenguajes de programación como Python y TypeScript. Cada unidad será evaluada mediante métricas de calidad interna para determinar su nivel de mantenibilidad y deuda técnica.</w:t>
       </w:r>
     </w:p>
     <w:bookmarkEnd w:id="24"/>
@@ -560,7 +609,7 @@
         <w:pStyle w:val="FirstParagraph"/>
       </w:pPr>
       <w:r>
-        <w:t xml:space="preserve">5em</w:t>
+        <w:t xml:space="preserve">4.5em</w:t>
       </w:r>
       <w:r>
         <w:t xml:space="preserve">0pt</w:t>
@@ -631,7 +680,7 @@
         <w:pStyle w:val="FirstParagraph"/>
       </w:pPr>
       <w:r>
-        <w:t xml:space="preserve">5em</w:t>
+        <w:t xml:space="preserve">4.5em</w:t>
       </w:r>
       <w:r>
         <w:t xml:space="preserve">0pt</w:t>
@@ -702,7 +751,7 @@
         <w:pStyle w:val="FirstParagraph"/>
       </w:pPr>
       <w:r>
-        <w:t xml:space="preserve">5em</w:t>
+        <w:t xml:space="preserve">4.5em</w:t>
       </w:r>
       <w:r>
         <w:t xml:space="preserve">0pt</w:t>
@@ -711,23 +760,19 @@
         <w:t xml:space="preserve"> </w:t>
       </w:r>
       <w:r>
-        <w:t xml:space="preserve">La investigación se justifica teóricamente al proponer una convergencia necesaria entre la Ingeniería de Software clásica y el paradigma emergente de la Inteligencia Artificial Generativa (IAG). Ante el fenómeno de la "caja negra" que representan los LLMs, este estudio aporta un marco conceptual que vincula el determinismo de la norma ISO/IEC 25010 con la naturaleza estocástica del lenguaje natural. Al integrar la Teoría de la Complejidad de McCabe con la estructuración de instrucciones, se genera un nuevo conocimiento sobre cómo la semántica del</w:t>
-      </w:r>
-      <w:r>
-        <w:t xml:space="preserve"> </w:t>
-      </w:r>
-      <w:r>
-        <w:rPr>
-          <w:i/>
-          <w:iCs/>
-        </w:rPr>
-        <w:t xml:space="preserve">prompt</w:t>
-      </w:r>
-      <w:r>
-        <w:t xml:space="preserve"> </w:t>
-      </w:r>
-      <w:r>
-        <w:t xml:space="preserve">impacta directamente en el grafo de flujo de control del software resultante. Este trabajo expande la frontera del conocimiento al tratar a la IA no como un ente aislado, sino como un agente dentro de un sistema sociotécnico que requiere de gobernanza arquitectónica para mitigar la entropía del código.</w:t>
+        <w:t xml:space="preserve">La investigación se justifica teóricamente al proponer una convergencia necesaria entre la Ingeniería de Software clásica y el paradigma emergente de la IAG . Ante el fenómeno de la</w:t>
+      </w:r>
+      <w:r>
+        <w:t xml:space="preserve"> </w:t>
+      </w:r>
+      <w:r>
+        <w:t xml:space="preserve">“caja negra”</w:t>
+      </w:r>
+      <w:r>
+        <w:t xml:space="preserve"> </w:t>
+      </w:r>
+      <w:r>
+        <w:t xml:space="preserve">que representan los LLMs, este estudio aporta un marco conceptual que vincula el determinismo de la norma ISO/IEC 25010 con la naturaleza estocástica del lenguaje natural. Al integrar la Teoría de la Complejidad de McCabe con la estructuración de instrucciones, se genera un nuevo conocimiento sobre cómo la semántica del prompt impacta directamente en el grafo de flujo de control del software resultante. Este trabajo expande la frontera del conocimiento al tratar a la IA no como un ente aislado, sino como un agente dentro de un sistema sociotécnico que requiere de gobernanza arquitectónica para mitigar la entropía del código.</w:t>
       </w:r>
     </w:p>
     <w:bookmarkEnd w:id="31"/>
@@ -745,7 +790,7 @@
         <w:pStyle w:val="FirstParagraph"/>
       </w:pPr>
       <w:r>
-        <w:t xml:space="preserve">5em</w:t>
+        <w:t xml:space="preserve">4.5em</w:t>
       </w:r>
       <w:r>
         <w:t xml:space="preserve">0pt</w:t>
@@ -754,16 +799,22 @@
         <w:t xml:space="preserve"> </w:t>
       </w:r>
       <w:r>
-        <w:t xml:space="preserve">En la práctica, el estudio aborda la crisis de mantenibilidad generada por el uso empírico de la IAG en la industria. Al proporcionar un Framework validado, se ofrece una solución tangible al problema de la "PromptDebt", permitiendo que las organizaciones reduzcan el tiempo de refactorización manual y los costos operativos de soporte de nivel 3</w:t>
-      </w:r>
-      <w:r>
-        <w:t xml:space="preserve"> </w:t>
+        <w:t xml:space="preserve">En la práctica, el estudio aborda la crisis de mantenibilidad generada por el uso empírico de la IAG en la industria. Al proporcionar un Framework validado, se ofrece una solución tangible al problema de la PromptDebt, permitiendo que las organizaciones reduzcan el tiempo de refactorización manual y los costos operativos de soporte de nivel 3</w:t>
+      </w:r>
+      <w:r>
+        <w:t xml:space="preserve"> </w:t>
+      </w:r>
+      <w:r>
+        <w:t xml:space="preserve">(Romero Aguilar et al. 2024)</w:t>
       </w:r>
       <w:r>
         <w:t xml:space="preserve">. La implementación de este marco transforma el uso de la IA de un asistente de autocompletado a un motor de generación de microservicios profesionalmente aptos para infraestructuras críticas, garantizando que el ahorro inicial en tiempo de codificación no se traduzca en una deuda técnica impagable a mediano plazo</w:t>
       </w:r>
       <w:r>
         <w:t xml:space="preserve"> </w:t>
+      </w:r>
+      <w:r>
+        <w:t xml:space="preserve">(Asfandyar 2025)</w:t>
       </w:r>
       <w:r>
         <w:t xml:space="preserve">.</w:t>
@@ -784,7 +835,7 @@
         <w:pStyle w:val="FirstParagraph"/>
       </w:pPr>
       <w:r>
-        <w:t xml:space="preserve">5em</w:t>
+        <w:t xml:space="preserve">4.5em</w:t>
       </w:r>
       <w:r>
         <w:t xml:space="preserve">0pt</w:t>
@@ -793,23 +844,19 @@
         <w:t xml:space="preserve"> </w:t>
       </w:r>
       <w:r>
-        <w:t xml:space="preserve">Metodológicamente, la investigación establece un precedente de auditoría técnica para el código sintético. Se justifica mediante el diseño de un</w:t>
-      </w:r>
-      <w:r>
-        <w:t xml:space="preserve"> </w:t>
-      </w:r>
-      <w:r>
-        <w:rPr>
-          <w:i/>
-          <w:iCs/>
-        </w:rPr>
-        <w:t xml:space="preserve">pipeline</w:t>
-      </w:r>
-      <w:r>
-        <w:t xml:space="preserve"> </w:t>
-      </w:r>
-      <w:r>
-        <w:t xml:space="preserve">de evaluación experimental que elimina la subjetividad en la apreciación de la calidad del código. Al combinar herramientas de análisis estático (como SonarQube) con protocolos de validación normativa, se propone un modelo de experimentación replicable y escalable. Este procedimiento permite transformar la "Ingeniería de Prompts" de una técnica de ensayo y error en una disciplina de ingeniería medible, auditable y controlada, proporcionando métricas precisas para la toma de decisiones en la gestión de proyectos tecnológicos.</w:t>
+        <w:t xml:space="preserve">Metodológicamente, la investigación establece un precedente de auditoría técnica para el código sintético. Se justifica mediante el diseño de un pipeline de evaluación experimental que elimina la subjetividad en la apreciación de la calidad del código. Al combinar herramientas de análisis estático, como SonarQube, con protocolos de validación normativa, se propone un modelo de experimentación replicable y escalable. Este procedimiento permite transformar la</w:t>
+      </w:r>
+      <w:r>
+        <w:t xml:space="preserve"> </w:t>
+      </w:r>
+      <w:r>
+        <w:t xml:space="preserve">“Ingeniería de Prompts”</w:t>
+      </w:r>
+      <w:r>
+        <w:t xml:space="preserve"> </w:t>
+      </w:r>
+      <w:r>
+        <w:t xml:space="preserve">de una técnica de ensayo y error en una disciplina de ingeniería medible, auditable y controlada, proporcionando métricas precisas para la toma de decisiones en la gestión de proyectos tecnológicos.</w:t>
       </w:r>
     </w:p>
     <w:bookmarkEnd w:id="33"/>
@@ -837,7 +884,7 @@
         <w:pStyle w:val="FirstParagraph"/>
       </w:pPr>
       <w:r>
-        <w:t xml:space="preserve">5em</w:t>
+        <w:t xml:space="preserve">4.5em</w:t>
       </w:r>
       <w:r>
         <w:t xml:space="preserve">0pt</w:t>
@@ -846,7 +893,7 @@
         <w:t xml:space="preserve"> </w:t>
       </w:r>
       <w:r>
-        <w:t xml:space="preserve">El estudio se desarrollará en el Laboratorio de Ingeniería de Sistemas de la Universidad Continental, sede Cusco. La infraestructura tecnológica consistirá en estaciones de trabajo bajo el sistema operativo Arch Linux, configuradas para la gestión de contenedores y despliegue de microservicios. Se utilizarán modelos de lenguaje de última generación a través de APIs y entornos locales para garantizar la trazabilidad de los datos y minimizar la latencia de red, asegurando un entorno de pruebas controlado y aislado de interferencias externas.</w:t>
+        <w:t xml:space="preserve">El estudio se llevará a cabo en un entorno controlado de desarrollo vinculado al Laboratorio de Ingeniería de Sistemas de la Universidad Continental, sede Cusco. La experimentación técnica se centralizará en una estación de trabajo unificada bajo el sistema operativo Arch Linux, configurada específicamente para la gestión de contenedores y el despliegue de microservicios; el uso de un nodo de cómputo único para las mediciones de mantenibilidad y deuda técnica garantiza la homogeneidad del hardware y el control de variables de entorno. Asimismo, se emplearán modelos de lenguaje de última generación mediante APIs y despliegues locales para asegurar la trazabilidad de los datos y minimizar la latencia de red, consolidando un escenario de pruebas aislado de interferencias externas.</w:t>
       </w:r>
     </w:p>
     <w:bookmarkEnd w:id="35"/>
@@ -864,7 +911,7 @@
         <w:pStyle w:val="FirstParagraph"/>
       </w:pPr>
       <w:r>
-        <w:t xml:space="preserve">5em</w:t>
+        <w:t xml:space="preserve">4.5em</w:t>
       </w:r>
       <w:r>
         <w:t xml:space="preserve">0pt</w:t>
@@ -873,10 +920,13 @@
         <w:t xml:space="preserve"> </w:t>
       </w:r>
       <w:r>
-        <w:t xml:space="preserve">La investigación es de corte transversal y se ejecutará durante el periodo académico 2026-I, abarcando desde marzo hasta julio de 2026. Este periodo permite una observación secuencial que inicia con la delimitación algorítmica</w:t>
-      </w:r>
-      <w:r>
-        <w:t xml:space="preserve"> </w:t>
+        <w:t xml:space="preserve">La investigación es de corte transversal y se ejecutará durante el periodo académico 2026-II, abarcando desde julio hasta noviembre de 2026. Este periodo permite una observación secuencial que inicia con la delimitación algorítmica</w:t>
+      </w:r>
+      <w:r>
+        <w:t xml:space="preserve"> </w:t>
+      </w:r>
+      <w:r>
+        <w:t xml:space="preserve">(Medianero Acosta 2024)</w:t>
       </w:r>
       <w:r>
         <w:t xml:space="preserve">, continúa con la fase de experimentación intensiva y concluye con el análisis estadístico de la deuda técnica acumulada frente a los umbrales de la norma ISO 25010.</w:t>
@@ -897,7 +947,7 @@
         <w:pStyle w:val="FirstParagraph"/>
       </w:pPr>
       <w:r>
-        <w:t xml:space="preserve">5em</w:t>
+        <w:t xml:space="preserve">4.5em</w:t>
       </w:r>
       <w:r>
         <w:t xml:space="preserve">0pt</w:t>
@@ -906,10 +956,13 @@
         <w:t xml:space="preserve"> </w:t>
       </w:r>
       <w:r>
-        <w:t xml:space="preserve">El alcance social del estudio se circunscribe a los actores del ecosistema de desarrollo de software: ingenieros de sistemas, arquitectos de soluciones y especialistas en aseguramiento de la calidad (QA). Se enfoca particularmente en la comunidad técnica de la región Cusco, buscando profesionalizar el uso de la IAG en las Mypes tecnológicas y en la formación de futuros ingenieros, alineándose con las estrategias nacionales de transformación digital y ética en IA</w:t>
-      </w:r>
-      <w:r>
-        <w:t xml:space="preserve"> </w:t>
+        <w:t xml:space="preserve">El alcance social de la investigación se centra en los desarrolladores de software y estudiantes de ingeniería de sistemas de la región Cusco que integran la Inteligencia Artificial Generativa en sus flujos de trabajo. El estudio busca beneficiar directamente a las micro y pequeñas empresas (Mypes) tecnológicas locales, proporcionando un marco de trabajo que mitigue la deuda técnica y profesionalice el uso de herramientas de IA. Asimismo, la investigación contribuye a la formación académica de los estudiantes de la Universidad Continental, alineándose con las normativas nacionales de ética y gobernanza en inteligencia artificial</w:t>
+      </w:r>
+      <w:r>
+        <w:t xml:space="preserve"> </w:t>
+      </w:r>
+      <w:r>
+        <w:t xml:space="preserve">(SGTD 2024; Gobierno del Perú 2024)</w:t>
       </w:r>
       <w:r>
         <w:t xml:space="preserve">.</w:t>
@@ -940,7 +993,7 @@
         <w:pStyle w:val="FirstParagraph"/>
       </w:pPr>
       <w:r>
-        <w:t xml:space="preserve">5em</w:t>
+        <w:t xml:space="preserve">4.5em</w:t>
       </w:r>
       <w:r>
         <w:t xml:space="preserve">0pt</w:t>
@@ -967,7 +1020,7 @@
         <w:pStyle w:val="BodyText"/>
       </w:pPr>
       <w:r>
-        <w:t xml:space="preserve">5em</w:t>
+        <w:t xml:space="preserve">4.5em</w:t>
       </w:r>
       <w:r>
         <w:t xml:space="preserve">0pt</w:t>
@@ -1022,7 +1075,7 @@
         <w:pStyle w:val="FirstParagraph"/>
       </w:pPr>
       <w:r>
-        <w:t xml:space="preserve">5em</w:t>
+        <w:t xml:space="preserve">4.5em</w:t>
       </w:r>
       <w:r>
         <w:t xml:space="preserve">0pt</w:t>
@@ -1049,7 +1102,7 @@
         <w:pStyle w:val="BodyText"/>
       </w:pPr>
       <w:r>
-        <w:t xml:space="preserve">5em</w:t>
+        <w:t xml:space="preserve">4.5em</w:t>
       </w:r>
       <w:r>
         <w:t xml:space="preserve">0pt</w:t>
@@ -1098,23 +1151,7 @@
         <w:t xml:space="preserve"> </w:t>
       </w:r>
       <w:r>
-        <w:t xml:space="preserve">Medida a través del tiempo estimado de refactorización y la densidad de defectos detectados por el</w:t>
-      </w:r>
-      <w:r>
-        <w:t xml:space="preserve"> </w:t>
-      </w:r>
-      <w:r>
-        <w:rPr>
-          <w:i/>
-          <w:iCs/>
-        </w:rPr>
-        <w:t xml:space="preserve">pipeline</w:t>
-      </w:r>
-      <w:r>
-        <w:t xml:space="preserve"> </w:t>
-      </w:r>
-      <w:r>
-        <w:t xml:space="preserve">automatizado.</w:t>
+        <w:t xml:space="preserve">Medida a través del tiempo estimado de refactorización y la densidad de defectos detectados por el pipeline automatizado.</w:t>
       </w:r>
     </w:p>
     <w:bookmarkEnd w:id="40"/>
@@ -1584,7 +1621,7 @@
         <w:pStyle w:val="FirstParagraph"/>
       </w:pPr>
       <w:r>
-        <w:t xml:space="preserve">5em</w:t>
+        <w:t xml:space="preserve">4.5em</w:t>
       </w:r>
       <w:r>
         <w:t xml:space="preserve">0pt</w:t>
@@ -1599,7 +1636,10 @@
         <w:t xml:space="preserve"> </w:t>
       </w:r>
       <w:r>
-        <w:t xml:space="preserve">, en su estudio de 2024 titulado</w:t>
+        <w:t xml:space="preserve">(Asfandyar 2025)</w:t>
+      </w:r>
+      <w:r>
+        <w:t xml:space="preserve">, en su investigación de 2025 titulada</w:t>
       </w:r>
       <w:r>
         <w:t xml:space="preserve"> </w:t>
@@ -1612,7 +1652,19 @@
         <w:t xml:space="preserve">Evaluating the Impact of AI Code Generated of Software Quality and Observed Study of Maintainability, Security and Performance</w:t>
       </w:r>
       <w:r>
-        <w:t xml:space="preserve">, analizaron el efecto de la automatización generativa en la integridad técnica de los sistemas. El objetivo principal fue evaluar la calidad del código producido por modelos de lenguaje en términos de mantenibilidad y seguridad. Mediante una metodología experimental de enfoque cuantitativo, se compararon métricas de software entre desarrollos humanos y sintéticos, utilizando herramientas de análisis estático sobre una muestra de diversos algoritmos. Los resultados revelaron que el código generado por inteligencia artificial presentó un incremento del 34% en la complejidad ciclomática de McCabe y una mayor tasa de redundancia lógica. Los autores concluyeron que, sin una guía estructural, la IA degrada la arquitectura del software. Este estudio es fundamental para la investigación actual, ya que proporciona la base estadística para el planteamiento del problema y justifica el uso de la complejidad ciclomática como métrica de control en el primer objetivo específico.</w:t>
+        <w:t xml:space="preserve">, examinaron el efecto de la IA generativa en la integridad técnica del software. El objetivo fue evaluar sistemáticamente la calidad del código producido por modelos como GPT-4 y Claude 3 en términos de mantenibilidad, seguridad y rendimiento. Bajo una metodología experimental cuantitativa, compararon 642 soluciones sintéticas frente a 107 humanas mediante herramientas de análisis estático como SonarQube y Bandit. Los resultados demostraron que el código generado por IA incrementó la complejidad ciclomática en un 34% y duplicó la densidad de</w:t>
+      </w:r>
+      <w:r>
+        <w:t xml:space="preserve"> </w:t>
+      </w:r>
+      <w:r>
+        <w:t xml:space="preserve">“code smell”</w:t>
+      </w:r>
+      <w:r>
+        <w:t xml:space="preserve"> </w:t>
+      </w:r>
+      <w:r>
+        <w:t xml:space="preserve">en comparación con el desarrollo humano. Además, el 22.1% de las muestras de IA presentaron vulnerabilidades de seguridad frente al 8.4% del grupo control. Los autores concluyeron que existe una correlación directa (Spearman 0.78) entre la complejidad de la tarea y la degradación de la calidad, generando una deuda técnica significativa por la replicación de patrones sin visión arquitectónica. Este estudio es crucial para la presente tesis, ya que valida el uso de métricas de SonarQube y fundamenta la necesidad de marcos de control basados en estándares como ISO/IEC 25010 para mitigar la deuda técnica.</w:t>
       </w:r>
     </w:p>
     <w:p>
@@ -1620,7 +1672,7 @@
         <w:pStyle w:val="BodyText"/>
       </w:pPr>
       <w:r>
-        <w:t xml:space="preserve">5em</w:t>
+        <w:t xml:space="preserve">4.5em</w:t>
       </w:r>
       <w:r>
         <w:t xml:space="preserve">0pt</w:t>
@@ -1635,7 +1687,10 @@
         <w:t xml:space="preserve"> </w:t>
       </w:r>
       <w:r>
-        <w:t xml:space="preserve">, en su investigación de 2024 titulada</w:t>
+        <w:t xml:space="preserve">(Aljohani and Do 2025)</w:t>
+      </w:r>
+      <w:r>
+        <w:t xml:space="preserve">, en su investigación de 2025 titulada</w:t>
       </w:r>
       <w:r>
         <w:t xml:space="preserve"> </w:t>
@@ -1648,17 +1703,82 @@
         <w:t xml:space="preserve">PromptDebt: A Comprehensive Study of Technical Debt Across LLM Projects</w:t>
       </w:r>
       <w:r>
-        <w:t xml:space="preserve">, examinaron la aparición de ineficiencias en proyectos que integran modelos de lenguaje. El estudio se propuso identificar y clasificar las consecuencias derivadas de instrucciones mal estructuradas. La metodología adoptada fue un análisis empírico descriptivo basado en la minería de repositorios de código abierto, evaluando interacciones entre desarrolladores y modelos generativos. Los hallazgos principales demostraron que la ausencia de estándares en la ingeniería de prompts genera una "deuda de prompt" (</w:t>
+        <w:t xml:space="preserve">, analizaron el impacto del código técnico y los artefactos de IA en la mantenibilidad de sistemas modernos. El estudio tuvo como objetivo realizar el primer análisis empírico a gran escala sobre la deuda técnica autoadmitida (SATD) específica para modelos de lenguaje. Mediante el examen de 93,142 archivos de Python, los autores identificaron que el 54.49% de las instancias de SATD provienen de integraciones con OpenAI, mientras que el 12.35% se vinculan al uso de LangChain. Los resultados revelaron que el diseño de prompts es la principal fuente de deuda técnica (6.61%), manifestándose en problemas de configuración, optimización y falta de claridad en las instrucciones. Además, se determinó que las técnicas de</w:t>
+      </w:r>
+      <w:r>
+        <w:t xml:space="preserve"> </w:t>
+      </w:r>
+      <w:r>
+        <w:t xml:space="preserve">“Instruction-based prompts”</w:t>
+      </w:r>
+      <w:r>
+        <w:t xml:space="preserve"> </w:t>
+      </w:r>
+      <w:r>
+        <w:t xml:space="preserve">(38.60%) y</w:t>
+      </w:r>
+      <w:r>
+        <w:t xml:space="preserve"> </w:t>
+      </w:r>
+      <w:r>
+        <w:t xml:space="preserve">“few-shot prompts”</w:t>
+      </w:r>
+      <w:r>
+        <w:t xml:space="preserve"> </w:t>
+      </w:r>
+      <w:r>
+        <w:t xml:space="preserve">(18.13%) son las más vulnerables debido a su dependencia de la calidad de los ejemplos y la precisión instruccional. El estudio concluye que la acumulación de estos ajustes temporales incrementa la carga de mantenimiento a largo plazo. Esta investigación es fundamental para la tesis, ya que formaliza el concepto de</w:t>
+      </w:r>
+      <w:r>
+        <w:t xml:space="preserve"> </w:t>
+      </w:r>
+      <w:r>
+        <w:t xml:space="preserve">“deuda de prompt”</w:t>
+      </w:r>
+      <w:r>
+        <w:t xml:space="preserve"> </w:t>
+      </w:r>
+      <w:r>
+        <w:t xml:space="preserve">y subraya la importancia de estándares de ingeniería para asegurar la confiabilidad y evolución de aplicaciones basadas en IA.</w:t>
+      </w:r>
+    </w:p>
+    <w:p>
+      <w:pPr>
+        <w:pStyle w:val="BodyText"/>
+      </w:pPr>
+      <w:r>
+        <w:t xml:space="preserve">4.5em</w:t>
+      </w:r>
+      <w:r>
+        <w:t xml:space="preserve">0pt</w:t>
+      </w:r>
+      <w:r>
+        <w:t xml:space="preserve"> </w:t>
+      </w:r>
+      <w:r>
+        <w:t xml:space="preserve">Azeem, Naveed, Sajid y Ali</w:t>
+      </w:r>
+      <w:r>
+        <w:t xml:space="preserve"> </w:t>
+      </w:r>
+      <w:r>
+        <w:t xml:space="preserve">(Azeem et al. 2025)</w:t>
+      </w:r>
+      <w:r>
+        <w:t xml:space="preserve">, en su estudio de 2025 titulado</w:t>
+      </w:r>
+      <w:r>
+        <w:t xml:space="preserve"> </w:t>
       </w:r>
       <w:r>
         <w:rPr>
           <w:i/>
           <w:iCs/>
         </w:rPr>
-        <w:t xml:space="preserve">PromptDebt</w:t>
-      </w:r>
-      <w:r>
-        <w:t xml:space="preserve">) que dificulta la evolución del sistema a largo plazo. Se concluyó que la gestión de esta deuda requiere marcos de gobernanza técnica específicos. El estudio resulta altamente relevante, pues introduce formalmente el concepto de deuda técnica aplicada a prompts, vinculándose directamente con la hipótesis de que un framework basado en ISO 25010 puede mitigar este impacto sistémico.</w:t>
+        <w:t xml:space="preserve">AI vs. Human Programmers: Complexity and Performance in Code Generation</w:t>
+      </w:r>
+      <w:r>
+        <w:t xml:space="preserve">, evaluaron si la inteligencia artificial ha avanzado lo suficiente como para reemplazar a los programadores humanos. La investigación comparó 300 programas de Python generados por ChatGPT (GPT-4) con códigos funcionalmente equivalentes escritos por expertos humanos, utilizando métricas cuantitativas como la Complejidad de Halstead y la Complejidad Ciclomática de McCabe, además de una evaluación cualitativa por pares. Los resultados cuantitativos revelaron que el código de la IA es significativamente más verboso y complejo, con un aumento del 20.8% en operadores y un 29.2% en operandos en comparación con el código humano. En términos de calidad, aunque el código de ChatGPT fue calificado como más legible y claro (Q1), el desempeño humano fue superior en áreas críticas como la documentación de comentarios (Q2), la estructura lógica (Q4), el manejo de errores (Q6) y la gestión de casos borde (Q7). El estudio concluyó que, si bien la IA es una herramienta eficiente para generar código funcional, el producto final requiere una revisión y refinamiento sustanciales para cumplir con los estándares industriales de mantenibilidad y confiabilidad. Este antecedente es fundamental para la tesis, ya que justifica la necesidad de un protocolo de validación técnica y un marco de ingeniería de prompts que reduzca la intervención manual post-generación.</w:t>
       </w:r>
     </w:p>
     <w:p>
@@ -1666,7 +1786,7 @@
         <w:pStyle w:val="BodyText"/>
       </w:pPr>
       <w:r>
-        <w:t xml:space="preserve">5em</w:t>
+        <w:t xml:space="preserve">4.5em</w:t>
       </w:r>
       <w:r>
         <w:t xml:space="preserve">0pt</w:t>
@@ -1675,13 +1795,16 @@
         <w:t xml:space="preserve"> </w:t>
       </w:r>
       <w:r>
-        <w:t xml:space="preserve">Azeem, Naveed, Sajid y Ali</w:t>
-      </w:r>
-      <w:r>
-        <w:t xml:space="preserve"> </w:t>
-      </w:r>
-      <w:r>
-        <w:t xml:space="preserve">, desarrollaron en 2024 el estudio</w:t>
+        <w:t xml:space="preserve">Cordeiro, Noei y Zou</w:t>
+      </w:r>
+      <w:r>
+        <w:t xml:space="preserve"> </w:t>
+      </w:r>
+      <w:r>
+        <w:t xml:space="preserve">(Cordeiro, Noei, and Zou 2026)</w:t>
+      </w:r>
+      <w:r>
+        <w:t xml:space="preserve">, en su estudio de 2024 titulado</w:t>
       </w:r>
       <w:r>
         <w:t xml:space="preserve"> </w:t>
@@ -1691,10 +1814,10 @@
           <w:i/>
           <w:iCs/>
         </w:rPr>
-        <w:t xml:space="preserve">AI vs. Human Programmers: Complexity and Performance in Code Generation</w:t>
-      </w:r>
-      <w:r>
-        <w:t xml:space="preserve">, con el propósito de contrastar la calidad del código generado por agentes de inteligencia artificial frente al desarrollado por humanos. La investigación empleó un diseño experimental y comparativo, aplicando métricas de complejidad de Halstead y McCabe sobre una población de algoritmos estándar. Los resultados indicaron que, aunque la IA posee una velocidad de respuesta superior, el código resultante es significativamente más verboso y posee un acoplamiento superior al deseado. Los investigadores concluyeron que la tecnología generativa aún no cumple con los estándares industriales de calidad interna de forma autónoma. Este antecedente fundamenta la necesidad de un framework de ingeniería de prompts, alineándose con el objetivo general de evaluar el índice de mantenibilidad y la necesidad de establecer un protocolo de validación técnica para reducir la intervención manual post-generación.</w:t>
+        <w:t xml:space="preserve">An Empirical Study on the Code Refactoring Capability of Large Language Models</w:t>
+      </w:r>
+      <w:r>
+        <w:t xml:space="preserve">, analizaron la capacidad de los modelos de lenguaje para realizar refactorización automática de código y mejorar su calidad interna. El objetivo principal fue evaluar si los LLMs pueden optimizar métricas de calidad, reducir code smells y mantener la funcionalidad del software. Se empleó una metodología cuantitativa de diseño experimental, analizando 30 proyectos open source en Java con más de 5,000 commits de refactorización, utilizando modelos como GPT-4o, LLaMA 3 y DeepSeek-v3. La recolección de datos se realizó mediante la aplicación de técnicas de prompting como zero-shot, one-shot y chain-of-thought, evaluando métricas como complejidad, cohesión y acoplamiento, además de pruebas unitarias para validar la funcionalidad. Los resultados evidenciaron que los LLMs lograron reducir significativamente los code smells y mejorar la calidad estructural del código, destacando mejoras en cohesión, acoplamiento y complejidad ciclomática. Asimismo, se identificó que técnicas de prompt engineering, especialmente chain-of-thought, incrementaron la efectividad de la refactorización y la tasa de éxito en pruebas unitarias. Se concluyó que, si bien los modelos son efectivos en tareas de refactorización, su desempeño depende directamente de la calidad y estructura de los prompts utilizados. Este estudio resulta relevante para la investigación actual, ya que valida que la aplicación sistemática de patrones de prompts influye directamente en la calidad del código generado, sustentando la hipótesis de que un framework de ingeniería de prompts puede mejorar la mantenibilidad y reducir la deuda técnica en sistemas generados por inteligencia artificial.</w:t>
       </w:r>
     </w:p>
     <w:p>
@@ -1702,7 +1825,7 @@
         <w:pStyle w:val="BodyText"/>
       </w:pPr>
       <w:r>
-        <w:t xml:space="preserve">5em</w:t>
+        <w:t xml:space="preserve">4.5em</w:t>
       </w:r>
       <w:r>
         <w:t xml:space="preserve">0pt</w:t>
@@ -1711,13 +1834,16 @@
         <w:t xml:space="preserve"> </w:t>
       </w:r>
       <w:r>
-        <w:t xml:space="preserve">Cordeiro, Noei y Zou</w:t>
-      </w:r>
-      <w:r>
-        <w:t xml:space="preserve"> </w:t>
-      </w:r>
-      <w:r>
-        <w:t xml:space="preserve">, en su trabajo de 2024 titulado</w:t>
+        <w:t xml:space="preserve">Cuatecontzi Cuahutle, Medina Barrera, Cortes Maldonado y Bueno Avendaño</w:t>
+      </w:r>
+      <w:r>
+        <w:t xml:space="preserve"> </w:t>
+      </w:r>
+      <w:r>
+        <w:t xml:space="preserve">(Cuatecontzi Cuahutle et al. 2025)</w:t>
+      </w:r>
+      <w:r>
+        <w:t xml:space="preserve">, en su revisión sistemática de 2023 titulada</w:t>
       </w:r>
       <w:r>
         <w:t xml:space="preserve"> </w:t>
@@ -1727,10 +1853,36 @@
           <w:i/>
           <w:iCs/>
         </w:rPr>
-        <w:t xml:space="preserve">An Empirical Study on the Code Refactoring Capability of Large Language Models</w:t>
-      </w:r>
-      <w:r>
-        <w:t xml:space="preserve">, investigaron la competencia de los modelos de lenguaje para optimizar código existente. El estudio buscó medir la efectividad de los modelos en la aplicación de patrones de refactorización. Se utilizó una metodología cuantitativa de diseño experimental, empleando técnicas de recolección de datos basadas en prompts de tipo</w:t>
+        <w:t xml:space="preserve">Identificación y Medición de Deuda Técnica Autoadmitida en Herramientas de Aprendizaje Profundo</w:t>
+      </w:r>
+      <w:r>
+        <w:t xml:space="preserve">, analizaron la presencia y características de la deuda técnica autoadmitida en sistemas basados en inteligencia artificial. El objetivo del estudio fue identificar los tipos de SATD y los métodos utilizados para su detección y medición en el contexto del aprendizaje profundo. La metodología correspondió a un enfoque cualicuantitativo basado en una revisión sistemática de la literatura, aplicando criterios de inclusión y exclusión sobre estudios primarios, así como el análisis de comentarios de código y registros de commits como principales fuentes de datos. Los resultados evidenciaron que la deuda técnica autoadmitida se presenta con mayor frecuencia en componentes relacionados con el diseño del modelo, la implementación de algoritmos y la gestión de datos, afectando principalmente atributos de calidad como la mantenibilidad, portabilidad y comprensión del código. Asimismo, se identificaron diversas técnicas para su detección, destacando el uso de análisis de lenguaje natural en comentarios y herramientas automatizadas. Se concluyó que la SATD representa un problema crítico en sistemas inteligentes, debido a su impacto acumulativo en la calidad del software. Este antecedente resulta relevante para la investigación actual, ya que proporciona un sustento teórico sobre la identificación y medición de la deuda técnica autoadmitida, variable clave en el estudio, y respalda el desarrollo de un framework basado en ingeniería de prompts orientado a su reducción y mejora de la mantenibilidad del código generado.</w:t>
+      </w:r>
+    </w:p>
+    <w:p>
+      <w:pPr>
+        <w:pStyle w:val="BodyText"/>
+      </w:pPr>
+      <w:r>
+        <w:t xml:space="preserve">4.5em</w:t>
+      </w:r>
+      <w:r>
+        <w:t xml:space="preserve">0pt</w:t>
+      </w:r>
+      <w:r>
+        <w:t xml:space="preserve"> </w:t>
+      </w:r>
+      <w:r>
+        <w:t xml:space="preserve">Siddiq y Santos</w:t>
+      </w:r>
+      <w:r>
+        <w:t xml:space="preserve"> </w:t>
+      </w:r>
+      <w:r>
+        <w:t xml:space="preserve">(Siddiq et al. 2024)</w:t>
+      </w:r>
+      <w:r>
+        <w:t xml:space="preserve">, en su estudio de 2023 titulado</w:t>
       </w:r>
       <w:r>
         <w:t xml:space="preserve"> </w:t>
@@ -1740,18 +1892,28 @@
           <w:i/>
           <w:iCs/>
         </w:rPr>
-        <w:t xml:space="preserve">Few-shot learning</w:t>
-      </w:r>
-      <w:r>
-        <w:t xml:space="preserve">. Los hallazgos mostraron que el uso de instrucciones guiadas mejora la precisión de la refactorización en comparación con prompts simples. Se concluyó que la ingeniería de prompts es el factor determinante para la calidad del código arquitectónico. La relevancia de este estudio para la investigación actual reside en la validación metodológica de los patrones de prompts, lo cual sustenta el diseño del framework propuesto y el cumplimiento de los objetivos específicos relacionados con la reducción de la deuda técnica.</w:t>
-      </w:r>
-    </w:p>
-    <w:p>
-      <w:pPr>
-        <w:pStyle w:val="BodyText"/>
-      </w:pPr>
-      <w:r>
-        <w:t xml:space="preserve">5em</w:t>
+        <w:t xml:space="preserve">Exploring the Effectiveness of Large Language Models in Generating Unit Tests</w:t>
+      </w:r>
+      <w:r>
+        <w:t xml:space="preserve">, analizaron la capacidad de los modelos de lenguaje para generar pruebas unitarias y su impacto en la calidad del software. El objetivo fue evaluar la efectividad de estos modelos en términos de cobertura, precisión y capacidad de ejecución de las pruebas generadas. Se empleó una metodología cuantitativa de tipo experimental, utilizando fragmentos de código de distintos repositorios para generar automáticamente casos de prueba mediante modelos de lenguaje. La recolección de datos se basó en la ejecución de las pruebas generadas, evaluando su tasa de éxito, cobertura de código y detección de errores. Los resultados evidenciaron que, si bien los modelos de lenguaje son capaces de generar pruebas unitarias funcionales, una proporción significativa de estas falla debido a la falta de contexto estructural y comprensión del comportamiento del sistema. Asimismo, se identificó que la calidad de las pruebas mejora cuando se proporcionan instrucciones más específicas mediante técnicas de prompt engineering. Se concluyó que la testabilidad, como subcaracterística de la mantenibilidad según la norma ISO 25010, representa un desafío crítico en la generación automática de código asistida por IA. Este estudio resulta relevante para la investigación actual, ya que sustenta la inclusión de mecanismos de validación basados en estándares de calidad y refuerza la hipótesis de que el uso de prompts estructurados puede mejorar la mantenibilidad del código, específicamente en la subcaracterística de capacidad de ser probado.</w:t>
+      </w:r>
+    </w:p>
+    <w:bookmarkEnd w:id="44"/>
+    <w:bookmarkStart w:id="45" w:name="antecedentes-nacionales"/>
+    <w:p>
+      <w:pPr>
+        <w:pStyle w:val="Heading3"/>
+      </w:pPr>
+      <w:r>
+        <w:t xml:space="preserve">Antecedentes Nacionales</w:t>
+      </w:r>
+    </w:p>
+    <w:p>
+      <w:pPr>
+        <w:pStyle w:val="FirstParagraph"/>
+      </w:pPr>
+      <w:r>
+        <w:t xml:space="preserve">4.5em</w:t>
       </w:r>
       <w:r>
         <w:t xml:space="preserve">0pt</w:t>
@@ -1760,13 +1922,16 @@
         <w:t xml:space="preserve"> </w:t>
       </w:r>
       <w:r>
-        <w:t xml:space="preserve">Cuatecontzi Cuahutle, Medina Barrera, Cortes Maldonado y Bueno Avendaño</w:t>
-      </w:r>
-      <w:r>
-        <w:t xml:space="preserve"> </w:t>
-      </w:r>
-      <w:r>
-        <w:t xml:space="preserve">, realizaron en 2023 la revisión sistemática titulada</w:t>
+        <w:t xml:space="preserve">Romero Aguilar, Vargas Alarcón, Balboa Zegarra, Alvarado Sánchez y Plasencia Sifuentes</w:t>
+      </w:r>
+      <w:r>
+        <w:t xml:space="preserve"> </w:t>
+      </w:r>
+      <w:r>
+        <w:t xml:space="preserve">(Romero Aguilar et al. 2024)</w:t>
+      </w:r>
+      <w:r>
+        <w:t xml:space="preserve">, en su investigación de 2024 titulada</w:t>
       </w:r>
       <w:r>
         <w:t xml:space="preserve"> </w:t>
@@ -1776,10 +1941,36 @@
           <w:i/>
           <w:iCs/>
         </w:rPr>
-        <w:t xml:space="preserve">Identificación y Medición de Deuda Técnica Autoadmitida en Herramientas de Aprendizaje Profundo</w:t>
-      </w:r>
-      <w:r>
-        <w:t xml:space="preserve">. El objetivo fue categorizar los tipos de deuda técnica presentes en sistemas inteligentes. La metodología consistió en una revisión bibliográfica sistemática bajo un enfoque cualicuantitativo, analizando comentarios de código y registros de</w:t>
+        <w:t xml:space="preserve">Business Consulting: Aplicaciones de marcos de referencia para el desarrollo de software en MS4M S.A.C.</w:t>
+      </w:r>
+      <w:r>
+        <w:t xml:space="preserve">, analizaron la problemática de la deuda técnica en una empresa del sector tecnológico peruano. El objetivo del estudio fue proponer lineamientos de gobernanza y buenas prácticas basadas en marcos de referencia para reducir los costos asociados al mantenimiento de software. La metodología correspondió a un estudio de caso descriptivo con enfoque cualitativo, en el cual se recolectaron datos mediante diagnósticos técnicos, revisión documental y análisis de procesos dentro de una empresa dedicada al desarrollo de soluciones para el sector minero. Los resultados evidenciaron que la ausencia de una arquitectura estandarizada y de lineamientos formales de desarrollo incrementa significativamente los tiempos de mantenimiento, generando retrabajo y acumulación de deuda técnica. Asimismo, se identificó que la implementación de marcos de referencia arquitectónicos permite mejorar la organización del código, optimizar los procesos de desarrollo y reducir los costos operativos. Se concluyó que la adopción de prácticas de gobernanza y arquitectura empresarial es fundamental para garantizar la sostenibilidad y calidad del software. Este antecedente resulta relevante para la investigación actual, ya que contextualiza la problemática de la deuda técnica en el entorno peruano y respalda la necesidad de implementar soluciones estructuradas, como el uso de microservicios y frameworks basados en ingeniería de prompts, para mejorar la mantenibilidad del software y reducir la deuda técnica.</w:t>
+      </w:r>
+    </w:p>
+    <w:p>
+      <w:pPr>
+        <w:pStyle w:val="BodyText"/>
+      </w:pPr>
+      <w:r>
+        <w:t xml:space="preserve">4.5em</w:t>
+      </w:r>
+      <w:r>
+        <w:t xml:space="preserve">0pt</w:t>
+      </w:r>
+      <w:r>
+        <w:t xml:space="preserve"> </w:t>
+      </w:r>
+      <w:r>
+        <w:t xml:space="preserve">Pardo Mesías</w:t>
+      </w:r>
+      <w:r>
+        <w:t xml:space="preserve"> </w:t>
+      </w:r>
+      <w:r>
+        <w:t xml:space="preserve">(Pardo Mesias 2018)</w:t>
+      </w:r>
+      <w:r>
+        <w:t xml:space="preserve">, en su estudio de 2018 titulado</w:t>
       </w:r>
       <w:r>
         <w:t xml:space="preserve"> </w:t>
@@ -1789,10 +1980,36 @@
           <w:i/>
           <w:iCs/>
         </w:rPr>
-        <w:t xml:space="preserve">commits</w:t>
-      </w:r>
-      <w:r>
-        <w:t xml:space="preserve">. Los resultados identificaron que la deuda técnica autoadmitida predomina en las fases de diseño y algoritmos, afectando la portabilidad y mantenibilidad. Los autores ofrecieron como aporte un esquema para identificar señales de degradación en el código sintético. Este antecedente se vincula con la presente investigación al proporcionar el marco teórico sobre la deuda técnica autoadmitida (SATD), variable fundamental para el segundo objetivo específico que busca reducir dicha deuda mediante un</w:t>
+        <w:t xml:space="preserve">Mantenibilidad de productos de software según el modelo SQUARE ISO/IEC 25000</w:t>
+      </w:r>
+      <w:r>
+        <w:t xml:space="preserve">, tuvo como objetivo determinar el grado de mantenibilidad de productos de software desarrollados por egresados de ingeniería en informática en el Perú. La investigación fue de tipo aplicada, con nivel descriptivo simple y diseño descriptivo, utilizando una metodología basada en estudios de caso. La población estuvo conformada por productos de software desarrollados por egresados, seleccionándose una muestra mediante criterio de conveniencia. Para la recolección de datos se emplearon herramientas de análisis estático y métricas definidas en la norma ISO/IEC 25000, evaluando subcaracterísticas como modularidad, reusabilidad, analizabilidad, capacidad de ser modificado y capacidad de ser probado. Los resultados evidenciaron que, en términos generales, los productos analizados presentaron un nivel alto de mantenibilidad; sin embargo, se identificaron deficiencias en subcaracterísticas clave como la modularidad y la capacidad de ser probado, lo cual sugiere debilidades en la calidad interna del software. Se concluyó que la aplicación del modelo ISO/IEC 25000 permite evaluar de manera estructurada la calidad del producto, proporcionando indicadores útiles para la mejora continua del desarrollo de software. Este antecedente se relaciona con la presente investigación al sustentar el uso de modelos normativos como ISO/IEC 25010 para evaluar la mantenibilidad como variable dependiente. Además, refuerza la necesidad de incorporar enfoques estructurados, como un framework de ingeniería de prompts, para mejorar la calidad del código generado por inteligencia artificial, reduciendo la deuda técnica y optimizando las métricas de mantenibilidad.</w:t>
+      </w:r>
+    </w:p>
+    <w:p>
+      <w:pPr>
+        <w:pStyle w:val="BodyText"/>
+      </w:pPr>
+      <w:r>
+        <w:t xml:space="preserve">4.5em</w:t>
+      </w:r>
+      <w:r>
+        <w:t xml:space="preserve">0pt</w:t>
+      </w:r>
+      <w:r>
+        <w:t xml:space="preserve"> </w:t>
+      </w:r>
+      <w:r>
+        <w:t xml:space="preserve">Díaz Sifuentes, Paz Fernández y Torres Villanueva</w:t>
+      </w:r>
+      <w:r>
+        <w:t xml:space="preserve"> </w:t>
+      </w:r>
+      <w:r>
+        <w:t xml:space="preserve">(Paz Fernández, Diaz Sifuentes, and Torres Villanueva 2025)</w:t>
+      </w:r>
+      <w:r>
+        <w:t xml:space="preserve">, en su artículo de 2024 titulado</w:t>
       </w:r>
       <w:r>
         <w:t xml:space="preserve"> </w:t>
@@ -1802,13 +2019,22 @@
           <w:i/>
           <w:iCs/>
         </w:rPr>
-        <w:t xml:space="preserve">pipeline</w:t>
-      </w:r>
-      <w:r>
-        <w:t xml:space="preserve"> </w:t>
-      </w:r>
-      <w:r>
-        <w:t xml:space="preserve">de evaluación automatizado.</w:t>
+        <w:t xml:space="preserve">Optimización de Modelos de Lenguaje Grande (LLMs) a través del Prompt Engineering</w:t>
+      </w:r>
+      <w:r>
+        <w:t xml:space="preserve">, tuvieron como objetivo analizar el impacto del diseño de instrucciones en la optimización del rendimiento de modelos de lenguaje como GPT y BERT. La investigación empleó un enfoque metodológico integral de carácter experimental y analítico, combinando revisión sistemática de literatura, análisis de casos prácticos, experimentos controlados y entrevistas a expertos. La población estuvo constituida por modelos de lenguaje preentrenados, evaluados mediante tareas de generación de texto, clasificación temática y resolución de problemas, utilizando métricas como precisión y coherencia en las respuestas. Los resultados evidenciaron que el diseño estratégico de prompts, especialmente mediante técnicas como</w:t>
+      </w:r>
+      <w:r>
+        <w:t xml:space="preserve"> </w:t>
+      </w:r>
+      <w:r>
+        <w:t xml:space="preserve">“few-shot learning”</w:t>
+      </w:r>
+      <w:r>
+        <w:t xml:space="preserve"> </w:t>
+      </w:r>
+      <w:r>
+        <w:t xml:space="preserve">y razonamiento en cadena, permitió mejorar significativamente la precisión, relevancia y adaptabilidad de las respuestas, además de reducir errores y falsos positivos. Asimismo, se observó que el prompt engineering facilita la implementación práctica de los modelos sin necesidad de ajustes internos complejos, optimizando su desempeño en distintos contextos de aplicación. Se concluyó que el prompt engineering constituye una técnica fundamental para maximizar el potencial de los LLMs, actuando como una capa de control externo que mejora su rendimiento. Este antecedente se vincula directamente con la presente investigación, ya que sustenta la variable independiente al demostrar que la estructuración de prompts permite influir en la calidad del código generado, contribuyendo a mejorar la mantenibilidad y reducir la deuda técnica.</w:t>
       </w:r>
     </w:p>
     <w:p>
@@ -1816,7 +2042,7 @@
         <w:pStyle w:val="BodyText"/>
       </w:pPr>
       <w:r>
-        <w:t xml:space="preserve">5em</w:t>
+        <w:t xml:space="preserve">4.5em</w:t>
       </w:r>
       <w:r>
         <w:t xml:space="preserve">0pt</w:t>
@@ -1825,13 +2051,16 @@
         <w:t xml:space="preserve"> </w:t>
       </w:r>
       <w:r>
-        <w:t xml:space="preserve">Siddiq y Santos</w:t>
-      </w:r>
-      <w:r>
-        <w:t xml:space="preserve"> </w:t>
-      </w:r>
-      <w:r>
-        <w:t xml:space="preserve">, en el estudio de 2023</w:t>
+        <w:t xml:space="preserve">Medianero Acosta</w:t>
+      </w:r>
+      <w:r>
+        <w:t xml:space="preserve"> </w:t>
+      </w:r>
+      <w:r>
+        <w:t xml:space="preserve">(Medianero Acosta 2024)</w:t>
+      </w:r>
+      <w:r>
+        <w:t xml:space="preserve">, en su trabajo de 2024 titulado</w:t>
       </w:r>
       <w:r>
         <w:t xml:space="preserve"> </w:t>
@@ -1841,28 +2070,18 @@
           <w:i/>
           <w:iCs/>
         </w:rPr>
-        <w:t xml:space="preserve">Exploring the Effectiveness of Large Language Models in Generating Unit Tests</w:t>
-      </w:r>
-      <w:r>
-        <w:t xml:space="preserve">, evaluaron la capacidad de la IA para asegurar la testabilidad del software. El objetivo fue medir la cobertura y calidad de las pruebas unitarias generadas por modelos generativos. Mediante una metodología experimental, se analizaron fragmentos de código, recolectando datos sobre la tasa de éxito de ejecución. Los resultados indicaron que la IA suele generar pruebas que fallan por falta de contexto arquitectónico. Se concluyó que la testabilidad —subcaracterística de la ISO 25010— es una de las áreas más críticas en la generación asistida. Este estudio es pertinente debido a que justifica la inclusión del protocolo de validación basado en la norma ISO 25010, permitiendo al investigador actual centrarse en la subcaracterística de capacidad de ser probado dentro del índice de mantenibilidad.</w:t>
-      </w:r>
-    </w:p>
-    <w:bookmarkEnd w:id="44"/>
-    <w:bookmarkStart w:id="45" w:name="antecedentes-nacionales"/>
-    <w:p>
-      <w:pPr>
-        <w:pStyle w:val="Heading3"/>
-      </w:pPr>
-      <w:r>
-        <w:t xml:space="preserve">Antecedentes Nacionales</w:t>
-      </w:r>
-    </w:p>
-    <w:p>
-      <w:pPr>
-        <w:pStyle w:val="FirstParagraph"/>
-      </w:pPr>
-      <w:r>
-        <w:t xml:space="preserve">5em</w:t>
+        <w:t xml:space="preserve">Algoritmos imperativos como insumo para generar código de programación aplicando técnicas de Ingeniería Rápida en Inteligencia Artificial</w:t>
+      </w:r>
+      <w:r>
+        <w:t xml:space="preserve">, tuvo como objetivo analizar el uso de algoritmos imperativos como base estructurada para la generación automatizada de código mediante modelos de lenguaje. La investigación fue de tipo aplicada con enfoque técnico, empleando un diseño experimental en el que se integraron algoritmos estructurados como entrada para sistemas de inteligencia artificial generativa. La población estuvo conformada por fragmentos de código y problemas de programación, utilizando como muestra distintos algoritmos imperativos representativos. La recolección de datos se realizó mediante pruebas de generación automática de código, evaluando criterios de eficiencia, claridad y funcionalidad. Los resultados evidenciaron que el uso de algoritmos imperativos como insumo permitió mejorar la coherencia estructural del código generado, optimizando el proceso de desarrollo y reduciendo el tiempo de producción. Asimismo, se observó una disminución en errores sintácticos y una mayor alineación con estándares de programación profesional. Se concluyó que la incorporación de lógica estructurada en forma de algoritmos redefine la interacción con modelos de inteligencia artificial, favoreciendo la generación de soluciones más precisas y organizadas. Este antecedente se vincula con la presente investigación al sustentar el uso de algoritmos como componente dentro del framework de ingeniería de prompts, contribuyendo a mejorar la calidad del código generado y a reducir la complejidad ciclomática como parte de la mantenibilidad del software.</w:t>
+      </w:r>
+    </w:p>
+    <w:p>
+      <w:pPr>
+        <w:pStyle w:val="BodyText"/>
+      </w:pPr>
+      <w:r>
+        <w:t xml:space="preserve">4.5em</w:t>
       </w:r>
       <w:r>
         <w:t xml:space="preserve">0pt</w:t>
@@ -1871,10 +2090,13 @@
         <w:t xml:space="preserve"> </w:t>
       </w:r>
       <w:r>
-        <w:t xml:space="preserve">Romero Aguilar, Vargas Alarcón, Balboa Zegarra, Alvarado Sanchez y Plasencia Sifuentes</w:t>
-      </w:r>
-      <w:r>
-        <w:t xml:space="preserve"> </w:t>
+        <w:t xml:space="preserve">Gutiérrez Chávez</w:t>
+      </w:r>
+      <w:r>
+        <w:t xml:space="preserve"> </w:t>
+      </w:r>
+      <w:r>
+        <w:t xml:space="preserve">(Gutierrez Chavez 2025)</w:t>
       </w:r>
       <w:r>
         <w:t xml:space="preserve">, en su investigación de 2024 titulada</w:t>
@@ -1887,186 +2109,10 @@
           <w:i/>
           <w:iCs/>
         </w:rPr>
-        <w:t xml:space="preserve">Business Consulting: Aplicaciones de marcos de referencia para el desarrollo de software en MS4M S.A.C.</w:t>
-      </w:r>
-      <w:r>
-        <w:t xml:space="preserve">, analizaron la problemática de la deuda técnica en el sector tecnológico peruano. El objetivo fue proponer lineamientos de gobernanza para reducir costos operativos de mantenimiento. La metodología fue un estudio de caso descriptivo con enfoque cualitativo, recolectando datos mediante diagnósticos técnicos en una empresa de software minero. Los resultados mostraron que la falta de arquitectura estandarizada incrementa los tiempos de soporte significativamente. Se concluyó que la implementación de marcos de referencia arquitectónicos es vital para la sostenibilidad. Este antecedente nacional es relevante ya que contextualiza la variable de deuda técnica en el mercado peruano, respaldando la justificación práctica y económica de la investigación actual sobre microservicios.</w:t>
-      </w:r>
-    </w:p>
-    <w:p>
-      <w:pPr>
-        <w:pStyle w:val="BodyText"/>
-      </w:pPr>
-      <w:r>
-        <w:t xml:space="preserve">5em</w:t>
-      </w:r>
-      <w:r>
-        <w:t xml:space="preserve">0pt</w:t>
-      </w:r>
-      <w:r>
-        <w:t xml:space="preserve"> </w:t>
-      </w:r>
-      <w:r>
-        <w:t xml:space="preserve">Pardo Mesias</w:t>
-      </w:r>
-      <w:r>
-        <w:t xml:space="preserve"> </w:t>
-      </w:r>
-      <w:r>
-        <w:t xml:space="preserve">, en su estudio de 2024 denominado</w:t>
-      </w:r>
-      <w:r>
-        <w:t xml:space="preserve"> </w:t>
-      </w:r>
-      <w:r>
-        <w:rPr>
-          <w:i/>
-          <w:iCs/>
-        </w:rPr>
-        <w:t xml:space="preserve">Mantenibilidad de productos de software según el modelo SQUARE ISO/IEC 25000</w:t>
-      </w:r>
-      <w:r>
-        <w:t xml:space="preserve">, investigó el nivel de calidad interna en desarrollos realizados por egresados de ingeniería en el Perú. El estudio se propuso medir el grado de mantenibilidad aplicando la norma ISO/IEC 25000. Utilizando una metodología aplicada y descriptiva, evaluó una muestra de aplicaciones mediante herramientas de análisis estático. Los hallazgos revelaron deficiencias críticas en modularidad y capacidad de ser probado. El aporte principal fue una estrategia de medición estandarizada para el entorno académico nacional. Este estudio se relaciona directamente con la investigación presente al validar el uso del modelo ISO 25010 como el estándar adecuado para medir la variable dependiente, proporcionando un punto de comparación regional para los resultados de mantenibilidad que se obtendrán en la experimentación.</w:t>
-      </w:r>
-    </w:p>
-    <w:p>
-      <w:pPr>
-        <w:pStyle w:val="BodyText"/>
-      </w:pPr>
-      <w:r>
-        <w:t xml:space="preserve">5em</w:t>
-      </w:r>
-      <w:r>
-        <w:t xml:space="preserve">0pt</w:t>
-      </w:r>
-      <w:r>
-        <w:t xml:space="preserve"> </w:t>
-      </w:r>
-      <w:r>
-        <w:t xml:space="preserve">Díaz Sifuentes, Paz Fernández y Torres Villanueva</w:t>
-      </w:r>
-      <w:r>
-        <w:t xml:space="preserve"> </w:t>
-      </w:r>
-      <w:r>
-        <w:t xml:space="preserve">, en el artículo de 2024 titulado</w:t>
-      </w:r>
-      <w:r>
-        <w:t xml:space="preserve"> </w:t>
-      </w:r>
-      <w:r>
-        <w:rPr>
-          <w:i/>
-          <w:iCs/>
-        </w:rPr>
-        <w:t xml:space="preserve">Optimización de Modelos de Lenguaje Grande (LLMs) a través del Prompt Engineering</w:t>
-      </w:r>
-      <w:r>
-        <w:t xml:space="preserve">, exploraron técnicas para mejorar la precisión de la inteligencia artificial. El estudio tuvo como objetivo evaluar el impacto del</w:t>
-      </w:r>
-      <w:r>
-        <w:t xml:space="preserve"> </w:t>
-      </w:r>
-      <w:r>
-        <w:rPr>
-          <w:i/>
-          <w:iCs/>
-        </w:rPr>
-        <w:t xml:space="preserve">Few-shot learning</w:t>
-      </w:r>
-      <w:r>
-        <w:t xml:space="preserve"> </w:t>
-      </w:r>
-      <w:r>
-        <w:t xml:space="preserve">en la reducción de errores lógicos. La metodología fue experimental y comparativa, analizando el rendimiento de modelos generativos bajo diferentes configuraciones de instrucciones. Los resultados demostraron que un diseño estratégico de prompts reduce las alucinaciones y mejora la relevancia técnica de las respuestas. Se concluyó que el</w:t>
-      </w:r>
-      <w:r>
-        <w:t xml:space="preserve"> </w:t>
-      </w:r>
-      <w:r>
-        <w:rPr>
-          <w:i/>
-          <w:iCs/>
-        </w:rPr>
-        <w:t xml:space="preserve">prompt engineering</w:t>
-      </w:r>
-      <w:r>
-        <w:t xml:space="preserve"> </w:t>
-      </w:r>
-      <w:r>
-        <w:t xml:space="preserve">actúa como una capa de optimización externa fundamental. Para la investigación actual, este antecedente es esencial pues sustenta metodológicamente la variable independiente, demostrando que la estructura del prompt es el medio idóneo para controlar la calidad del software generado.</w:t>
-      </w:r>
-    </w:p>
-    <w:p>
-      <w:pPr>
-        <w:pStyle w:val="BodyText"/>
-      </w:pPr>
-      <w:r>
-        <w:t xml:space="preserve">5em</w:t>
-      </w:r>
-      <w:r>
-        <w:t xml:space="preserve">0pt</w:t>
-      </w:r>
-      <w:r>
-        <w:t xml:space="preserve"> </w:t>
-      </w:r>
-      <w:r>
-        <w:t xml:space="preserve">Medianero Acosta</w:t>
-      </w:r>
-      <w:r>
-        <w:t xml:space="preserve"> </w:t>
-      </w:r>
-      <w:r>
-        <w:t xml:space="preserve">, en el trabajo de 2024 titulado</w:t>
-      </w:r>
-      <w:r>
-        <w:t xml:space="preserve"> </w:t>
-      </w:r>
-      <w:r>
-        <w:rPr>
-          <w:i/>
-          <w:iCs/>
-        </w:rPr>
-        <w:t xml:space="preserve">Algoritmos imperativos como insumo para generar código de programación aplicando técnicas de Ingeniería Rápida en Inteligencia Artificial</w:t>
-      </w:r>
-      <w:r>
-        <w:t xml:space="preserve">, investigó el uso de lógica estructurada como base para prompts. El objetivo fue optimizar el proceso de codificación mediante la autogeneración asistida por modelos LLM. La metodología empleada fue de carácter técnico-aplicado, integrando algoritmos imperativos como fuente sintáctica de entrada para la generación de código profesional. Los resultados mostraron una mejora en la eficiencia del desarrollo y una reducción en los recursos de producción. Se concluyó que el uso de algoritmos estructurados redefine la construcción de software profesional. Este aporte es vital para la investigación presente, ya que valida el uso de algoritmos como insumo dentro del framework propuesto, alineándose con el objetivo de reducir la complejidad ciclomática desde la fase de instrucción.</w:t>
-      </w:r>
-    </w:p>
-    <w:p>
-      <w:pPr>
-        <w:pStyle w:val="BodyText"/>
-      </w:pPr>
-      <w:r>
-        <w:t xml:space="preserve">5em</w:t>
-      </w:r>
-      <w:r>
-        <w:t xml:space="preserve">0pt</w:t>
-      </w:r>
-      <w:r>
-        <w:t xml:space="preserve"> </w:t>
-      </w:r>
-      <w:r>
-        <w:t xml:space="preserve">Gutiérrez Chávez</w:t>
-      </w:r>
-      <w:r>
-        <w:t xml:space="preserve"> </w:t>
-      </w:r>
-      <w:r>
-        <w:t xml:space="preserve">, en la investigación de 2024 denominada</w:t>
-      </w:r>
-      <w:r>
-        <w:t xml:space="preserve"> </w:t>
-      </w:r>
-      <w:r>
-        <w:rPr>
-          <w:i/>
-          <w:iCs/>
-        </w:rPr>
         <w:t xml:space="preserve">Análisis de la aplicación de prácticas ágiles y la gestión de la deuda técnica en el desarrollo de software en MediaLab</w:t>
       </w:r>
       <w:r>
-        <w:t xml:space="preserve">, evaluó cómo los plazos ajustados afectan la sostenibilidad del código. El estudio se propuso identificar las causas de la baja mantenibilidad en entornos de transformación digital. Mediante una metodología cuantitativa y descriptiva, se combinaron encuestas y análisis con SonarQube sobre proyectos activos. Los resultados indicaron que la ausencia de estrategias de gestión de deuda técnica incrementa significativamente los costos operativos. Se concluyó que se requiere un enfoque preventivo en la planificación para mejorar la calidad del software. Este estudio respalda la investigación actual al justificar el uso de un pipeline de análisis estático para la detección temprana de deuda, vinculándose con el segundo objetivo específico de la tesis.</w:t>
+        <w:t xml:space="preserve">, tuvo como objetivo analizar la relación entre las prácticas ágiles y la gestión de la deuda técnica en entornos de desarrollo con plazos ajustados. La investigación fue de tipo aplicada con enfoque cuantitativo y nivel descriptivo, empleando un diseño no experimental. La población estuvo conformada por proyectos de software desarrollados en MediaLab, seleccionándose una muestra de proyectos activos. Para la recolección de datos se utilizaron encuestas dirigidas a desarrolladores y análisis estático mediante la herramienta SonarQube, evaluando métricas relacionadas con la deuda técnica y la calidad del código. Los resultados evidenciaron que la ausencia de estrategias formales para la gestión de deuda técnica incrementa significativamente los costos de mantenimiento y afecta la sostenibilidad del software a largo plazo. Asimismo, se identificó que la presión por cumplir plazos reduce la calidad del código, generando acumulación de deuda técnica. Se concluyó que es necesario implementar enfoques preventivos y herramientas de análisis continuo para mejorar la calidad del software. Este antecedente se vincula con la presente investigación al respaldar el uso de un pipeline de análisis estático como mecanismo para la detección temprana de deuda técnica, contribuyendo al cumplimiento del objetivo específico relacionado con la mejora de la mantenibilidad del software.</w:t>
       </w:r>
     </w:p>
     <w:bookmarkEnd w:id="45"/>
@@ -2103,7 +2149,7 @@
         <w:pStyle w:val="FirstParagraph"/>
       </w:pPr>
       <w:r>
-        <w:t xml:space="preserve">8.4em</w:t>
+        <w:t xml:space="preserve">7.8em</w:t>
       </w:r>
       <w:r>
         <w:t xml:space="preserve">0pt</w:t>
@@ -2130,7 +2176,7 @@
         <w:pStyle w:val="FirstParagraph"/>
       </w:pPr>
       <w:r>
-        <w:t xml:space="preserve">8.4em</w:t>
+        <w:t xml:space="preserve">7.8em</w:t>
       </w:r>
       <w:r>
         <w:t xml:space="preserve">0pt</w:t>
@@ -2157,7 +2203,7 @@
         <w:pStyle w:val="FirstParagraph"/>
       </w:pPr>
       <w:r>
-        <w:t xml:space="preserve">8.4em</w:t>
+        <w:t xml:space="preserve">7.8em</w:t>
       </w:r>
       <w:r>
         <w:t xml:space="preserve">0pt</w:t>
@@ -2184,7 +2230,7 @@
         <w:pStyle w:val="FirstParagraph"/>
       </w:pPr>
       <w:r>
-        <w:t xml:space="preserve">8.4em</w:t>
+        <w:t xml:space="preserve">7.8em</w:t>
       </w:r>
       <w:r>
         <w:t xml:space="preserve">0pt</w:t>
@@ -2211,7 +2257,7 @@
         <w:pStyle w:val="FirstParagraph"/>
       </w:pPr>
       <w:r>
-        <w:t xml:space="preserve">8.4em</w:t>
+        <w:t xml:space="preserve">7.8em</w:t>
       </w:r>
       <w:r>
         <w:t xml:space="preserve">0pt</w:t>
@@ -2238,7 +2284,7 @@
         <w:pStyle w:val="FirstParagraph"/>
       </w:pPr>
       <w:r>
-        <w:t xml:space="preserve">8.4em</w:t>
+        <w:t xml:space="preserve">7.8em</w:t>
       </w:r>
       <w:r>
         <w:t xml:space="preserve">0pt</w:t>
@@ -2265,7 +2311,7 @@
         <w:pStyle w:val="FirstParagraph"/>
       </w:pPr>
       <w:r>
-        <w:t xml:space="preserve">8.4em</w:t>
+        <w:t xml:space="preserve">7.8em</w:t>
       </w:r>
       <w:r>
         <w:t xml:space="preserve">0pt</w:t>
@@ -2318,6 +2364,9 @@
         <w:t xml:space="preserve"> </w:t>
       </w:r>
       <w:r>
+        <w:t xml:space="preserve">(Pardo Mesias 2018)</w:t>
+      </w:r>
+      <w:r>
         <w:t xml:space="preserve">. Esta evolución técnica es la base que permite hoy evaluar si el código generado por inteligencia artificial cumple con los requisitos mínimos de robustez arquitectónica necesarios en entornos de producción industrial.</w:t>
       </w:r>
     </w:p>
@@ -2342,6 +2391,9 @@
         <w:t xml:space="preserve"> </w:t>
       </w:r>
       <w:r>
+        <w:t xml:space="preserve">(ISO/IEC 2011)</w:t>
+      </w:r>
+      <w:r>
         <w:t xml:space="preserve">. Se enfoca en subcaracterísticas clave: modularidad, reusabilidad, analizabilidad, capacidad de ser modificado y capacidad de ser probado. Estas dimensiones permiten cuantificar el impacto de la ingeniería de prompts, determinando si el código resultante facilita o dificulta la evolución del sistema frente a cambios de requisitos.</w:t>
       </w:r>
     </w:p>
@@ -2366,6 +2418,9 @@
         <w:t xml:space="preserve"> </w:t>
       </w:r>
       <w:r>
+        <w:t xml:space="preserve">(Asfandyar 2025)</w:t>
+      </w:r>
+      <w:r>
         <w:t xml:space="preserve">. En el desarrollo de microservicios, mantener estos valores dentro de umbrales óptimos es crucial para evitar el colapso del sistema por acumulación de errores arquitectónicos invisibles en la superficie funcional.</w:t>
       </w:r>
     </w:p>
@@ -2400,6 +2455,9 @@
         <w:t xml:space="preserve"> </w:t>
       </w:r>
       <w:r>
+        <w:t xml:space="preserve">(Hou et al. 2024)</w:t>
+      </w:r>
+      <w:r>
         <w:t xml:space="preserve">. Sin embargo, su naturaleza estocástica implica que la calidad de la salida es altamente dependiente del contexto proporcionado, lo que genera una variabilidad técnica que debe ser controlada mediante marcos de referencia.</w:t>
       </w:r>
     </w:p>
@@ -2424,6 +2482,9 @@
         <w:t xml:space="preserve"> </w:t>
       </w:r>
       <w:r>
+        <w:t xml:space="preserve">(Azeem et al. 2025)</w:t>
+      </w:r>
+      <w:r>
         <w:t xml:space="preserve">. El riesgo de generar código "verboso" o con redundancia lógica es una constante que afecta la deuda técnica. Esta limitación justifica la necesidad de un framework que no solo genere código, sino que condicione la generación a estándares de calidad prefijados.</w:t>
       </w:r>
     </w:p>
@@ -2458,11 +2519,7 @@
         <w:t xml:space="preserve"> </w:t>
       </w:r>
       <w:r>
-        <w:rPr>
-          <w:i/>
-          <w:iCs/>
-        </w:rPr>
-        <w:t xml:space="preserve">Few-Shot Prompting</w:t>
+        <w:t xml:space="preserve">“Few-Shot Prompting”</w:t>
       </w:r>
       <w:r>
         <w:t xml:space="preserve"> </w:t>
@@ -2472,6 +2529,9 @@
       </w:r>
       <w:r>
         <w:t xml:space="preserve"> </w:t>
+      </w:r>
+      <w:r>
+        <w:t xml:space="preserve">(Paz Fernández, Diaz Sifuentes, and Torres Villanueva 2025)</w:t>
       </w:r>
       <w:r>
         <w:t xml:space="preserve">. Estas técnicas son el insumo principal de la variable independiente en la presente investigación, actuando como el mecanismo de control de calidad.</w:t>
@@ -2498,11 +2558,7 @@
         <w:t xml:space="preserve"> </w:t>
       </w:r>
       <w:r>
-        <w:rPr>
-          <w:i/>
-          <w:iCs/>
-        </w:rPr>
-        <w:t xml:space="preserve">Chain-of-Thought</w:t>
+        <w:t xml:space="preserve">“Chain-of-Thought”</w:t>
       </w:r>
       <w:r>
         <w:t xml:space="preserve"> </w:t>
@@ -2512,6 +2568,9 @@
       </w:r>
       <w:r>
         <w:t xml:space="preserve"> </w:t>
+      </w:r>
+      <w:r>
+        <w:t xml:space="preserve">(Medianero Acosta 2024)</w:t>
       </w:r>
       <w:r>
         <w:t xml:space="preserve">. La integración de estos patrones en un framework estructurado permite una generación de microservicios más predecible y alineada con las mejores prácticas de la industria.</w:t>
@@ -2548,6 +2607,9 @@
         <w:t xml:space="preserve"> </w:t>
       </w:r>
       <w:r>
+        <w:t xml:space="preserve">(Gutierrez Chavez 2025)</w:t>
+      </w:r>
+      <w:r>
         <w:t xml:space="preserve">. En la era de la IA, esta deuda se acelera debido a la capacidad de los modelos para producir grandes volúmenes de código subóptimo en segundos. La gestión proactiva de esta deuda es el objetivo central del segundo componente experimental de este estudio.</w:t>
       </w:r>
     </w:p>
@@ -2566,10 +2628,25 @@
         <w:t xml:space="preserve"> </w:t>
       </w:r>
       <w:r>
-        <w:t xml:space="preserve">La "Deuda de Prompt" surge cuando las instrucciones utilizadas para generar el sistema no son sostenibles ni escalables</w:t>
-      </w:r>
-      <w:r>
-        <w:t xml:space="preserve"> </w:t>
+        <w:t xml:space="preserve">La</w:t>
+      </w:r>
+      <w:r>
+        <w:t xml:space="preserve"> </w:t>
+      </w:r>
+      <w:r>
+        <w:t xml:space="preserve">“Deuda de Prompt”</w:t>
+      </w:r>
+      <w:r>
+        <w:t xml:space="preserve"> </w:t>
+      </w:r>
+      <w:r>
+        <w:t xml:space="preserve">surge cuando las instrucciones utilizadas para generar el sistema no son sostenibles ni escalables</w:t>
+      </w:r>
+      <w:r>
+        <w:t xml:space="preserve"> </w:t>
+      </w:r>
+      <w:r>
+        <w:t xml:space="preserve">(Aljohani and Do 2025)</w:t>
       </w:r>
       <w:r>
         <w:t xml:space="preserve">. Esto genera una opacidad en el código fuente que dificulta su mantenimiento futuro, ya que el desarrollador humano debe lidiar con decisiones de diseño tomadas por un modelo sin documentación clara. El estudio busca mitigar este riesgo mediante la estandarización de la instrucción bajo la norma ISO 25010.</w:t>
@@ -2606,6 +2683,9 @@
         <w:t xml:space="preserve"> </w:t>
       </w:r>
       <w:r>
+        <w:t xml:space="preserve">(Ortega Ovalle 2026)</w:t>
+      </w:r>
+      <w:r>
         <w:t xml:space="preserve">. Esta estructura permite automatizar la aplicación de reglas arquitectónicas, reduciendo la dependencia del juicio humano individual y asegurando la uniformidad en sistemas críticos de microservicios.</w:t>
       </w:r>
     </w:p>
@@ -2628,6 +2708,9 @@
       </w:r>
       <w:r>
         <w:t xml:space="preserve"> </w:t>
+      </w:r>
+      <w:r>
+        <w:t xml:space="preserve">(Cuatecontzi Cuahutle et al. 2025)</w:t>
       </w:r>
       <w:r>
         <w:t xml:space="preserve">. Esta automatización de la vigilancia de calidad es el componente final del framework propuesto, cerrando el ciclo entre la instrucción (prompt) y la validación normativa.</w:t>
@@ -2637,7 +2720,7 @@
     <w:bookmarkEnd w:id="60"/>
     <w:bookmarkEnd w:id="61"/>
     <w:bookmarkEnd w:id="62"/>
-    <w:bookmarkStart w:id="99" w:name="metodología"/>
+    <w:bookmarkStart w:id="89" w:name="metodología"/>
     <w:p>
       <w:pPr>
         <w:pStyle w:val="Heading1"/>
@@ -2669,7 +2752,7 @@
         <w:pStyle w:val="FirstParagraph"/>
       </w:pPr>
       <w:r>
-        <w:t xml:space="preserve">5em</w:t>
+        <w:t xml:space="preserve">4.5em</w:t>
       </w:r>
       <w:r>
         <w:t xml:space="preserve">0pt</w:t>
@@ -2696,7 +2779,7 @@
         <w:pStyle w:val="FirstParagraph"/>
       </w:pPr>
       <w:r>
-        <w:t xml:space="preserve">5em</w:t>
+        <w:t xml:space="preserve">4.5em</w:t>
       </w:r>
       <w:r>
         <w:t xml:space="preserve">0pt</w:t>
@@ -2723,7 +2806,7 @@
         <w:pStyle w:val="FirstParagraph"/>
       </w:pPr>
       <w:r>
-        <w:t xml:space="preserve">5em</w:t>
+        <w:t xml:space="preserve">4.5em</w:t>
       </w:r>
       <w:r>
         <w:t xml:space="preserve">0pt</w:t>
@@ -2750,7 +2833,7 @@
         <w:pStyle w:val="FirstParagraph"/>
       </w:pPr>
       <w:r>
-        <w:t xml:space="preserve">5em</w:t>
+        <w:t xml:space="preserve">4.5em</w:t>
       </w:r>
       <w:r>
         <w:t xml:space="preserve">0pt</w:t>
@@ -2777,7 +2860,7 @@
         <w:pStyle w:val="FirstParagraph"/>
       </w:pPr>
       <w:r>
-        <w:t xml:space="preserve">5em</w:t>
+        <w:t xml:space="preserve">4.5em</w:t>
       </w:r>
       <w:r>
         <w:t xml:space="preserve">0pt</w:t>
@@ -2791,7 +2874,7 @@
     </w:p>
     <w:bookmarkEnd w:id="67"/>
     <w:bookmarkEnd w:id="68"/>
-    <w:bookmarkStart w:id="97" w:name="materiales-y-métodos"/>
+    <w:bookmarkStart w:id="87" w:name="materiales-y-métodos"/>
     <w:p>
       <w:pPr>
         <w:pStyle w:val="Heading2"/>
@@ -2800,7 +2883,7 @@
         <w:t xml:space="preserve">Materiales y métodos</w:t>
       </w:r>
     </w:p>
-    <w:bookmarkStart w:id="69" w:name="materiales"/>
+    <w:bookmarkStart w:id="71" w:name="materiales"/>
     <w:p>
       <w:pPr>
         <w:pStyle w:val="Heading3"/>
@@ -2809,26 +2892,13 @@
         <w:t xml:space="preserve">Materiales</w:t>
       </w:r>
     </w:p>
-    <w:bookmarkEnd w:id="69"/>
-    <w:bookmarkStart w:id="72" w:name="recursos-de-infraestructura-y-hardware"/>
-    <w:p>
-      <w:pPr>
-        <w:pStyle w:val="Heading3"/>
-      </w:pPr>
-      <w:r>
-        <w:t xml:space="preserve">Recursos de Infraestructura y Hardware</w:t>
-      </w:r>
-    </w:p>
-    <w:bookmarkStart w:id="70" w:name="estación-de-trabajo-de-alto-rendimiento"/>
+    <w:bookmarkStart w:id="69" w:name="equipo-de-cómputo-estándar"/>
     <w:p>
       <w:pPr>
         <w:pStyle w:val="Heading4"/>
       </w:pPr>
       <w:r>
-        <w:t xml:space="preserve"> </w:t>
-      </w:r>
-      <w:r>
-        <w:t xml:space="preserve">Estación de Trabajo de Alto Rendimiento</w:t>
+        <w:t xml:space="preserve">Equipo de Cómputo Estándar</w:t>
       </w:r>
     </w:p>
     <w:p>
@@ -2836,7 +2906,7 @@
         <w:pStyle w:val="FirstParagraph"/>
       </w:pPr>
       <w:r>
-        <w:t xml:space="preserve">8.4em</w:t>
+        <w:t xml:space="preserve">7.8em</w:t>
       </w:r>
       <w:r>
         <w:t xml:space="preserve">0pt</w:t>
@@ -2845,7 +2915,7 @@
         <w:t xml:space="preserve"> </w:t>
       </w:r>
       <w:r>
-        <w:t xml:space="preserve">Se refiere a la unidad de procesamiento centralizada destinada a la ejecución de tareas de cómputo intensivo requeridas para la inferencia de modelos de lenguaje y el análisis estático de código.</w:t>
+        <w:t xml:space="preserve">Se refiere a la unidad de procesamiento destinada a la ejecución de los servicios de análisis estático de código, la gestión de contenedores y la comunicación en red con las interfaces en la nube de los modelos de lenguaje. A diferencia de un entorno de inferencia local, esta unidad actúa únicamente como host de evaluación y orquestación de datos.</w:t>
       </w:r>
     </w:p>
     <w:p>
@@ -2853,7 +2923,7 @@
         <w:pStyle w:val="TableCaption"/>
       </w:pPr>
       <w:r>
-        <w:t xml:space="preserve">Especificaciones técnicas de la estación de trabajo.</w:t>
+        <w:t xml:space="preserve">Especificaciones técnicas del equipo de cómputo.</w:t>
       </w:r>
     </w:p>
     <w:tbl>
@@ -2861,7 +2931,7 @@
         <w:tblStyle w:val="Table"/>
         <w:tblW w:type="auto" w:w="0"/>
         <w:tblLook w:firstRow="1" w:lastRow="0" w:firstColumn="0" w:lastColumn="0" w:noHBand="0" w:noVBand="0" w:val="0020"/>
-        <w:tblCaption w:val="Especificaciones técnicas de la estación de trabajo."/>
+        <w:tblCaption w:val="Especificaciones técnicas del equipo de cómputo."/>
       </w:tblPr>
       <w:tblGrid>
         <w:gridCol w:w="3960"/>
@@ -2951,7 +3021,7 @@
               <w:jc w:val="left"/>
             </w:pPr>
             <w:r>
-              <w:t xml:space="preserve">Multinúcleo (Multi-core)</w:t>
+              <w:t xml:space="preserve">Multinúcleo estándar (Ej. Intel Core i5 / AMD Ryzen 5)</w:t>
             </w:r>
           </w:p>
         </w:tc>
@@ -2977,7 +3047,7 @@
               <w:jc w:val="left"/>
             </w:pPr>
             <w:r>
-              <w:t xml:space="preserve">Mínimo 16 GB</w:t>
+              <w:t xml:space="preserve">Mínimo 8 GB (Recomendado 16 GB)</w:t>
             </w:r>
           </w:p>
         </w:tc>
@@ -2988,7 +3058,7 @@
         <w:pStyle w:val="BodyText"/>
       </w:pPr>
       <w:r>
-        <w:t xml:space="preserve">8.4em</w:t>
+        <w:t xml:space="preserve">7.8em</w:t>
       </w:r>
       <w:r>
         <w:t xml:space="preserve">0pt</w:t>
@@ -3001,70 +3071,90 @@
           <w:b/>
           <w:bCs/>
         </w:rPr>
-        <w:t xml:space="preserve">Función dentro del sistema:</w:t>
-      </w:r>
-      <w:r>
-        <w:t xml:space="preserve"> </w:t>
-      </w:r>
-      <w:r>
-        <w:t xml:space="preserve">Actúa como el host principal para el despliegue de contenedores y la gestión de flujos de datos entre los modelos de IA y las herramientas de métricas.</w:t>
+        <w:t xml:space="preserve">Uso en la solución:</w:t>
+      </w:r>
+      <w:r>
+        <w:t xml:space="preserve"> </w:t>
+      </w:r>
+      <w:r>
+        <w:t xml:space="preserve">Provee la capacidad de procesamiento necesaria para ejecutar simultáneamente los servicios de análisis estático de SonarQube y almacenar el código generado, evaluando un tamaño de muestra de</w:t>
+      </w:r>
+      <w:r>
+        <w:t xml:space="preserve"> </w:t>
+      </w:r>
+      <m:oMath>
+        <m:r>
+          <m:t>n</m:t>
+        </m:r>
+        <m:r>
+          <m:rPr>
+            <m:sty m:val="p"/>
+          </m:rPr>
+          <m:t>=</m:t>
+        </m:r>
+        <m:r>
+          <m:t>50</m:t>
+        </m:r>
+      </m:oMath>
+      <w:r>
+        <w:t xml:space="preserve"> </w:t>
+      </w:r>
+      <w:r>
+        <w:t xml:space="preserve">peticiones por grupo. Este volumen de muestra asegura la representatividad estadística de los resultados de mantenibilidad y deuda técnica, en concordancia con metodologías de evaluación de código generado aplicadas en estudios recientes</w:t>
+      </w:r>
+      <w:r>
+        <w:t xml:space="preserve"> </w:t>
+      </w:r>
+      <w:r>
+        <w:t xml:space="preserve">(Asfandyar 2025; Azeem et al. 2025)</w:t>
+      </w:r>
+      <w:r>
+        <w:t xml:space="preserve">.</w:t>
+      </w:r>
+    </w:p>
+    <w:bookmarkEnd w:id="69"/>
+    <w:bookmarkStart w:id="70" w:name="entorno-de-ejecución-local"/>
+    <w:p>
+      <w:pPr>
+        <w:pStyle w:val="Heading4"/>
+      </w:pPr>
+      <w:r>
+        <w:t xml:space="preserve">Entorno de Ejecución Local</w:t>
+      </w:r>
+    </w:p>
+    <w:p>
+      <w:pPr>
+        <w:pStyle w:val="FirstParagraph"/>
+      </w:pPr>
+      <w:r>
+        <w:t xml:space="preserve">7.8em</w:t>
+      </w:r>
+      <w:r>
+        <w:t xml:space="preserve">0pt</w:t>
+      </w:r>
+      <w:r>
+        <w:t xml:space="preserve"> </w:t>
+      </w:r>
+      <w:r>
+        <w:t xml:space="preserve">Definido como el ecosistema de software y red local configurado para el control de variables durante la fase de análisis de código, asegurando la reproducibilidad del pipeline de métricas.</w:t>
       </w:r>
     </w:p>
     <w:p>
       <w:pPr>
         <w:pStyle w:val="BodyText"/>
       </w:pPr>
-      <w:r>
-        <w:t xml:space="preserve">8.4em</w:t>
-      </w:r>
-      <w:r>
-        <w:t xml:space="preserve">0pt</w:t>
-      </w:r>
-      <w:r>
-        <w:t xml:space="preserve"> </w:t>
-      </w:r>
       <w:r>
         <w:rPr>
           <w:b/>
           <w:bCs/>
         </w:rPr>
-        <w:t xml:space="preserve">Uso en la solución:</w:t>
-      </w:r>
-      <w:r>
-        <w:t xml:space="preserve"> </w:t>
-      </w:r>
-      <w:r>
-        <w:t xml:space="preserve">Provee la potencia de cálculo necesaria para procesar las 50 peticiones de generación de código por grupo y ejecutar simultáneamente los servicios de SonarQube.</w:t>
-      </w:r>
-    </w:p>
-    <w:bookmarkEnd w:id="70"/>
-    <w:bookmarkStart w:id="71" w:name="X2b3aa427ef5d104ed85e5d9a266e4e7dd4e3378"/>
-    <w:p>
-      <w:pPr>
-        <w:pStyle w:val="Heading4"/>
-      </w:pPr>
-      <w:r>
-        <w:t xml:space="preserve"> </w:t>
-      </w:r>
-      <w:r>
-        <w:t xml:space="preserve">Entorno de Ejecución y Nodos Computacionales</w:t>
-      </w:r>
-    </w:p>
-    <w:p>
-      <w:pPr>
-        <w:pStyle w:val="FirstParagraph"/>
-      </w:pPr>
-      <w:r>
-        <w:t xml:space="preserve">8.4em</w:t>
-      </w:r>
-      <w:r>
-        <w:t xml:space="preserve">0pt</w:t>
-      </w:r>
-      <w:r>
-        <w:t xml:space="preserve"> </w:t>
-      </w:r>
-      <w:r>
-        <w:t xml:space="preserve">Definido como el ecosistema de software de bajo nivel y red local configurado para el control estricto de variables de procesamiento.</w:t>
+        <w:t xml:space="preserve">Sistema Operativo:</w:t>
+      </w:r>
+      <w:r>
+        <w:t xml:space="preserve"> </w:t>
+      </w:r>
+      <w:r>
+        <w:t xml:space="preserve">Windows o Distribución Linux (ej. Ubuntu/Arch), configurados con entornos virtuales para la gestión de dependencias en Python.</w:t>
       </w:r>
     </w:p>
     <w:p>
@@ -3076,39 +3166,71 @@
           <w:b/>
           <w:bCs/>
         </w:rPr>
-        <w:t xml:space="preserve">Sistema Operativo:</w:t>
-      </w:r>
-      <w:r>
-        <w:t xml:space="preserve"> </w:t>
-      </w:r>
-      <w:r>
-        <w:t xml:space="preserve">Distribución Linux (específicamente Arch Linux para el clúster de pruebas).</w:t>
+        <w:t xml:space="preserve">Conectividad:</w:t>
+      </w:r>
+      <w:r>
+        <w:t xml:space="preserve"> </w:t>
+      </w:r>
+      <w:r>
+        <w:t xml:space="preserve">Acceso estable a internet para la interacción con los servicios en la nube de OpenAI, Google y Anthropic.</w:t>
       </w:r>
     </w:p>
     <w:p>
       <w:pPr>
         <w:pStyle w:val="BodyText"/>
       </w:pPr>
+      <w:r>
+        <w:t xml:space="preserve">7.8em</w:t>
+      </w:r>
+      <w:r>
+        <w:t xml:space="preserve">0pt</w:t>
+      </w:r>
+      <w:r>
+        <w:t xml:space="preserve"> </w:t>
+      </w:r>
       <w:r>
         <w:rPr>
           <w:b/>
           <w:bCs/>
         </w:rPr>
-        <w:t xml:space="preserve">Infraestructura:</w:t>
-      </w:r>
-      <w:r>
-        <w:t xml:space="preserve"> </w:t>
-      </w:r>
-      <w:r>
-        <w:t xml:space="preserve">Nodos computacionales locales configurados en el Laboratorio de Ingeniería de Sistemas de la Universidad Continental, sede Cusco.</w:t>
-      </w:r>
-    </w:p>
-    <w:p>
-      <w:pPr>
-        <w:pStyle w:val="BodyText"/>
-      </w:pPr>
-      <w:r>
-        <w:t xml:space="preserve">8.4em</w:t>
+        <w:t xml:space="preserve">Relación con la arquitectura:</w:t>
+      </w:r>
+      <w:r>
+        <w:t xml:space="preserve"> </w:t>
+      </w:r>
+      <w:r>
+        <w:t xml:space="preserve">Constituye la capa física sobre la cual se despliegan los servicios de análisis (SonarQube/Radon), mientras delega el procesamiento intensivo de Inteligencia Artificial a la infraestructura de la nube.</w:t>
+      </w:r>
+    </w:p>
+    <w:bookmarkEnd w:id="70"/>
+    <w:bookmarkEnd w:id="71"/>
+    <w:bookmarkStart w:id="74" w:name="Xe06a8000ffbe86179c893fd4d969026c887b236"/>
+    <w:p>
+      <w:pPr>
+        <w:pStyle w:val="Heading3"/>
+      </w:pPr>
+      <w:r>
+        <w:t xml:space="preserve"> </w:t>
+      </w:r>
+      <w:r>
+        <w:t xml:space="preserve">Recursos Lógicos y Modelos de Inteligencia Artificial</w:t>
+      </w:r>
+    </w:p>
+    <w:bookmarkStart w:id="72" w:name="X20dba62fadaa2e5418961ebda9c80c4591f2bdb"/>
+    <w:p>
+      <w:pPr>
+        <w:pStyle w:val="Heading4"/>
+      </w:pPr>
+      <w:r>
+        <w:t xml:space="preserve">Modelos de Lenguaje de Gran Escala en la Nube (Cloud LLMs)</w:t>
+      </w:r>
+    </w:p>
+    <w:p>
+      <w:pPr>
+        <w:pStyle w:val="FirstParagraph"/>
+      </w:pPr>
+      <w:r>
+        <w:t xml:space="preserve">7.8em</w:t>
       </w:r>
       <w:r>
         <w:t xml:space="preserve">0pt</w:t>
@@ -3117,84 +3239,7 @@
         <w:t xml:space="preserve"> </w:t>
       </w:r>
       <w:r>
-        <w:rPr>
-          <w:b/>
-          <w:bCs/>
-        </w:rPr>
-        <w:t xml:space="preserve">Función dentro del sistema:</w:t>
-      </w:r>
-      <w:r>
-        <w:t xml:space="preserve"> </w:t>
-      </w:r>
-      <w:r>
-        <w:t xml:space="preserve">Garantiza un entorno de ejecución aislado que minimiza la latencia de red y asegura la reproducibilidad de los experimentos.</w:t>
-      </w:r>
-    </w:p>
-    <w:p>
-      <w:pPr>
-        <w:pStyle w:val="BodyText"/>
-      </w:pPr>
-      <w:r>
-        <w:t xml:space="preserve">8.4em</w:t>
-      </w:r>
-      <w:r>
-        <w:t xml:space="preserve">0pt</w:t>
-      </w:r>
-      <w:r>
-        <w:t xml:space="preserve"> </w:t>
-      </w:r>
-      <w:r>
-        <w:rPr>
-          <w:b/>
-          <w:bCs/>
-        </w:rPr>
-        <w:t xml:space="preserve">Relación con la arquitectura:</w:t>
-      </w:r>
-      <w:r>
-        <w:t xml:space="preserve"> </w:t>
-      </w:r>
-      <w:r>
-        <w:t xml:space="preserve">Constituye la capa de infraestructura (On-premise) sobre la cual se despliega el clúster de pruebas y los servicios de análisis.</w:t>
-      </w:r>
-    </w:p>
-    <w:bookmarkEnd w:id="71"/>
-    <w:bookmarkEnd w:id="72"/>
-    <w:bookmarkStart w:id="75" w:name="Xe06a8000ffbe86179c893fd4d969026c887b236"/>
-    <w:p>
-      <w:pPr>
-        <w:pStyle w:val="Heading3"/>
-      </w:pPr>
-      <w:r>
-        <w:t xml:space="preserve"> </w:t>
-      </w:r>
-      <w:r>
-        <w:t xml:space="preserve">Recursos Lógicos y Modelos de Inteligencia Artificial</w:t>
-      </w:r>
-    </w:p>
-    <w:bookmarkStart w:id="73" w:name="Xf7064ca21de5989d0b4c6f8adbd8dc88bbfeda1"/>
-    <w:p>
-      <w:pPr>
-        <w:pStyle w:val="Heading4"/>
-      </w:pPr>
-      <w:r>
-        <w:t xml:space="preserve">Modelos de Lenguaje de Gran Escala (LLMs) de Acceso Abierto</w:t>
-      </w:r>
-    </w:p>
-    <w:p>
-      <w:pPr>
-        <w:pStyle w:val="FirstParagraph"/>
-      </w:pPr>
-      <w:r>
-        <w:t xml:space="preserve">8.4em</w:t>
-      </w:r>
-      <w:r>
-        <w:t xml:space="preserve">0pt</w:t>
-      </w:r>
-      <w:r>
-        <w:t xml:space="preserve"> </w:t>
-      </w:r>
-      <w:r>
-        <w:t xml:space="preserve">Constituyen los motores de inferencia probabilística basados en arquitecturas de transformadores, especializados en la generación de sintaxis y lógica de programación mediante el procesamiento de lenguaje natural.</w:t>
+        <w:t xml:space="preserve">Constituyen los motores de inferencia probabilística basados en arquitecturas de transformadores, alojados en servidores de terceros y accesibles a través de interfaces web (chats) o APIs. Están especializados en la generación de sintaxis y lógica de programación mediante procesamiento de lenguaje natural.</w:t>
       </w:r>
     </w:p>
     <w:p>
@@ -3202,7 +3247,7 @@
         <w:pStyle w:val="TableCaption"/>
       </w:pPr>
       <w:r>
-        <w:t xml:space="preserve">Modelos de lenguaje seleccionados para la investigación.</w:t>
+        <w:t xml:space="preserve">Modelos de lenguaje en la nube seleccionados para la investigación.</w:t>
       </w:r>
     </w:p>
     <w:tbl>
@@ -3210,7 +3255,7 @@
         <w:tblStyle w:val="Table"/>
         <w:tblW w:type="auto" w:w="0"/>
         <w:tblLook w:firstRow="1" w:lastRow="0" w:firstColumn="0" w:lastColumn="0" w:noHBand="0" w:noVBand="0" w:val="0020"/>
-        <w:tblCaption w:val="Modelos de lenguaje seleccionados para la investigación."/>
+        <w:tblCaption w:val="Modelos de lenguaje en la nube seleccionados para la investigación."/>
       </w:tblPr>
       <w:tblGrid>
         <w:gridCol w:w="2640"/>
@@ -3249,7 +3294,7 @@
                 <w:b/>
                 <w:bCs/>
               </w:rPr>
-              <w:t xml:space="preserve">Versión/Parámetros</w:t>
+              <w:t xml:space="preserve">Proveedor</w:t>
             </w:r>
           </w:p>
         </w:tc>
@@ -3279,7 +3324,7 @@
               <w:jc w:val="left"/>
             </w:pPr>
             <w:r>
-              <w:t xml:space="preserve">Llama 3</w:t>
+              <w:t xml:space="preserve">ChatGPT (GPT-3.5/4)</w:t>
             </w:r>
           </w:p>
         </w:tc>
@@ -3291,7 +3336,7 @@
               <w:jc w:val="left"/>
             </w:pPr>
             <w:r>
-              <w:t xml:space="preserve">8B / 70B</w:t>
+              <w:t xml:space="preserve">OpenAI</w:t>
             </w:r>
           </w:p>
         </w:tc>
@@ -3303,7 +3348,7 @@
               <w:jc w:val="left"/>
             </w:pPr>
             <w:r>
-              <w:t xml:space="preserve">Generación de microservicios y lógica compleja.</w:t>
+              <w:t xml:space="preserve">Generación de microservicios y refactorización.</w:t>
             </w:r>
           </w:p>
         </w:tc>
@@ -3317,7 +3362,7 @@
               <w:jc w:val="left"/>
             </w:pPr>
             <w:r>
-              <w:t xml:space="preserve">Mistral</w:t>
+              <w:t xml:space="preserve">Gemini (Pro/Flash)</w:t>
             </w:r>
           </w:p>
         </w:tc>
@@ -3329,7 +3374,7 @@
               <w:jc w:val="left"/>
             </w:pPr>
             <w:r>
-              <w:t xml:space="preserve">v0.1 / v0.3</w:t>
+              <w:t xml:space="preserve">Google</w:t>
             </w:r>
           </w:p>
         </w:tc>
@@ -3341,7 +3386,45 @@
               <w:jc w:val="left"/>
             </w:pPr>
             <w:r>
-              <w:t xml:space="preserve">Validación de reproducibilidad y consistencia.</w:t>
+              <w:t xml:space="preserve">Generación de microservicios y refactorización.</w:t>
+            </w:r>
+          </w:p>
+        </w:tc>
+      </w:tr>
+      <w:tr>
+        <w:tc>
+          <w:tcPr/>
+          <w:p>
+            <w:pPr>
+              <w:pStyle w:val="Compact"/>
+              <w:jc w:val="left"/>
+            </w:pPr>
+            <w:r>
+              <w:t xml:space="preserve">Claude (Familia 3)</w:t>
+            </w:r>
+          </w:p>
+        </w:tc>
+        <w:tc>
+          <w:tcPr/>
+          <w:p>
+            <w:pPr>
+              <w:pStyle w:val="Compact"/>
+              <w:jc w:val="left"/>
+            </w:pPr>
+            <w:r>
+              <w:t xml:space="preserve">Anthropic</w:t>
+            </w:r>
+          </w:p>
+        </w:tc>
+        <w:tc>
+          <w:tcPr/>
+          <w:p>
+            <w:pPr>
+              <w:pStyle w:val="Compact"/>
+              <w:jc w:val="left"/>
+            </w:pPr>
+            <w:r>
+              <w:t xml:space="preserve">Generación de microservicios y refactorización.</w:t>
             </w:r>
           </w:p>
         </w:tc>
@@ -3352,7 +3435,7 @@
         <w:pStyle w:val="BodyText"/>
       </w:pPr>
       <w:r>
-        <w:t xml:space="preserve">8.4em</w:t>
+        <w:t xml:space="preserve">7.8em</w:t>
       </w:r>
       <w:r>
         <w:t xml:space="preserve">0pt</w:t>
@@ -3371,7 +3454,7 @@
         <w:t xml:space="preserve"> </w:t>
       </w:r>
       <w:r>
-        <w:t xml:space="preserve">Actúan como el agente generador de código fuente que será sometido a evaluación bajo las métricas de mantenibilidad y deuda técnica.</w:t>
+        <w:t xml:space="preserve">Actúan como los agentes externos generadores de código fuente. Se les someterá a las directrices del framework diseñado para evaluar su rendimiento estructural.</w:t>
       </w:r>
     </w:p>
     <w:p>
@@ -3379,7 +3462,7 @@
         <w:pStyle w:val="BodyText"/>
       </w:pPr>
       <w:r>
-        <w:t xml:space="preserve">8.4em</w:t>
+        <w:t xml:space="preserve">7.8em</w:t>
       </w:r>
       <w:r>
         <w:t xml:space="preserve">0pt</w:t>
@@ -3398,7 +3481,7 @@
         <w:t xml:space="preserve"> </w:t>
       </w:r>
       <w:r>
-        <w:t xml:space="preserve">Reciben las instrucciones (prompts) estructuradas bajo los lineamientos del framework basado en la norma ISO/IEC 25010 para producir módulos de microservicios.</w:t>
+        <w:t xml:space="preserve">Reciben las instrucciones (prompts) estructuradas bajo los lineamientos del framework basado en la norma ISO/IEC 25010 mediante sus interfaces interactivas para producir módulos de microservicios evaluables.</w:t>
       </w:r>
     </w:p>
     <w:p>
@@ -3406,7 +3489,7 @@
         <w:pStyle w:val="BodyText"/>
       </w:pPr>
       <w:r>
-        <w:t xml:space="preserve">8.4em</w:t>
+        <w:t xml:space="preserve">7.8em</w:t>
       </w:r>
       <w:r>
         <w:t xml:space="preserve">0pt</w:t>
@@ -3425,17 +3508,17 @@
         <w:t xml:space="preserve"> </w:t>
       </w:r>
       <w:r>
-        <w:t xml:space="preserve">El experimento se desarrollará utilizando el lenguaje de programación Python, debido a su amplia adopción en entornos de desarrollo asistido por inteligencia artificial y su compatibilidad con herramientas de análisis estático como Radon y SonarQube. Asimismo, se empleará un enfoque basado en microservicios utilizando frameworks ligeros como FastAPI para la generación de módulos evaluables.</w:t>
-      </w:r>
-    </w:p>
-    <w:bookmarkEnd w:id="73"/>
-    <w:bookmarkStart w:id="74" w:name="Xfc5092faee8f94b993375f2c87f3601736094d1"/>
+        <w:t xml:space="preserve">El experimento se desarrollará utilizando el lenguaje de programación Python, debido a su amplia adopción y su compatibilidad con herramientas de análisis estático como Radon y SonarQube. Se empleará un enfoque basado en microservicios utilizando frameworks ligeros como FastAPI.</w:t>
+      </w:r>
+    </w:p>
+    <w:bookmarkEnd w:id="72"/>
+    <w:bookmarkStart w:id="73" w:name="entorno-de-contenerización"/>
     <w:p>
       <w:pPr>
         <w:pStyle w:val="Heading4"/>
       </w:pPr>
       <w:r>
-        <w:t xml:space="preserve">Entorno de Orquestación y Contenerización</w:t>
+        <w:t xml:space="preserve">Entorno de Contenerización</w:t>
       </w:r>
     </w:p>
     <w:p>
@@ -3443,7 +3526,7 @@
         <w:pStyle w:val="FirstParagraph"/>
       </w:pPr>
       <w:r>
-        <w:t xml:space="preserve">8.4em</w:t>
+        <w:t xml:space="preserve">7.8em</w:t>
       </w:r>
       <w:r>
         <w:t xml:space="preserve">0pt</w:t>
@@ -3452,7 +3535,7 @@
         <w:t xml:space="preserve"> </w:t>
       </w:r>
       <w:r>
-        <w:t xml:space="preserve">Capa de virtualización a nivel de sistema operativo utilizada para empaquetar y ejecutar los servicios de análisis y modelos de forma aislada y replicable.</w:t>
+        <w:t xml:space="preserve">Capa de virtualización a nivel de sistema operativo utilizada para empaquetar y ejecutar los servicios de análisis de forma aislada.</w:t>
       </w:r>
     </w:p>
     <w:p>
@@ -3470,7 +3553,7 @@
         <w:t xml:space="preserve"> </w:t>
       </w:r>
       <w:r>
-        <w:t xml:space="preserve">Docker para el aislamiento de servicios.</w:t>
+        <w:t xml:space="preserve">Docker para el despliegue local de SonarQube.</w:t>
       </w:r>
     </w:p>
     <w:p>
@@ -3488,74 +3571,81 @@
         <w:t xml:space="preserve"> </w:t>
       </w:r>
       <w:r>
-        <w:t xml:space="preserve">Gestión de dependencias y despliegue de SonarQube y Radon.</w:t>
+        <w:t xml:space="preserve">Gestión de dependencias analíticas independientes del hardware subyacente.</w:t>
+      </w:r>
+    </w:p>
+    <w:bookmarkEnd w:id="73"/>
+    <w:bookmarkEnd w:id="74"/>
+    <w:bookmarkStart w:id="77" w:name="X5c6413f017e481a44e7d0a5fe11ce6241783e6e"/>
+    <w:p>
+      <w:pPr>
+        <w:pStyle w:val="Heading3"/>
+      </w:pPr>
+      <w:r>
+        <w:t xml:space="preserve"> </w:t>
+      </w:r>
+      <w:r>
+        <w:t xml:space="preserve">Herramientas de Análisis Estático y Desarrollo</w:t>
+      </w:r>
+    </w:p>
+    <w:bookmarkStart w:id="75" w:name="X6c43315ec9d94e6ad9fee542e5019a77161ffda"/>
+    <w:p>
+      <w:pPr>
+        <w:pStyle w:val="Heading4"/>
+      </w:pPr>
+      <w:r>
+        <w:t xml:space="preserve">Framework de Evaluación de Calidad de Código</w:t>
+      </w:r>
+    </w:p>
+    <w:p>
+      <w:pPr>
+        <w:pStyle w:val="FirstParagraph"/>
+      </w:pPr>
+      <w:r>
+        <w:t xml:space="preserve">7.8em</w:t>
+      </w:r>
+      <w:r>
+        <w:t xml:space="preserve">0pt</w:t>
+      </w:r>
+      <w:r>
+        <w:t xml:space="preserve"> </w:t>
+      </w:r>
+      <w:r>
+        <w:t xml:space="preserve">Conjunto de herramientas de software destinadas a la inspección automática del código fuente generado sin necesidad de ejecución, permitiendo identificar vulnerabilidades estructurales.</w:t>
       </w:r>
     </w:p>
     <w:p>
       <w:pPr>
         <w:pStyle w:val="BodyText"/>
       </w:pPr>
-      <w:r>
-        <w:t xml:space="preserve">8.4em</w:t>
-      </w:r>
-      <w:r>
-        <w:t xml:space="preserve">0pt</w:t>
-      </w:r>
-      <w:r>
-        <w:t xml:space="preserve"> </w:t>
-      </w:r>
       <w:r>
         <w:rPr>
           <w:b/>
           <w:bCs/>
         </w:rPr>
-        <w:t xml:space="preserve">Relación con la arquitectura:</w:t>
-      </w:r>
-      <w:r>
-        <w:t xml:space="preserve"> </w:t>
-      </w:r>
-      <w:r>
-        <w:t xml:space="preserve">Permite la integración del pipeline de análisis estático con los nodos computacionales, asegurando que el entorno de experimentación sea independiente del hardware subyacente.</w:t>
-      </w:r>
-    </w:p>
-    <w:bookmarkEnd w:id="74"/>
-    <w:bookmarkEnd w:id="75"/>
-    <w:bookmarkStart w:id="78" w:name="X5c6413f017e481a44e7d0a5fe11ce6241783e6e"/>
-    <w:p>
-      <w:pPr>
-        <w:pStyle w:val="Heading3"/>
-      </w:pPr>
-      <w:r>
-        <w:t xml:space="preserve"> </w:t>
-      </w:r>
-      <w:r>
-        <w:t xml:space="preserve">Herramientas de Análisis Estático y Desarrollo</w:t>
-      </w:r>
-    </w:p>
-    <w:bookmarkStart w:id="76" w:name="X6c43315ec9d94e6ad9fee542e5019a77161ffda"/>
-    <w:p>
-      <w:pPr>
-        <w:pStyle w:val="Heading4"/>
-      </w:pPr>
-      <w:r>
-        <w:t xml:space="preserve">Framework de Evaluación de Calidad de Código</w:t>
-      </w:r>
-    </w:p>
-    <w:p>
-      <w:pPr>
-        <w:pStyle w:val="FirstParagraph"/>
-      </w:pPr>
-      <w:r>
-        <w:t xml:space="preserve">8.4em</w:t>
-      </w:r>
-      <w:r>
-        <w:t xml:space="preserve">0pt</w:t>
-      </w:r>
-      <w:r>
-        <w:t xml:space="preserve"> </w:t>
-      </w:r>
-      <w:r>
-        <w:t xml:space="preserve">Conjunto de herramientas de software destinadas a la inspección automática del código fuente sin necesidad de ejecución, permitiendo identificar vulnerabilidades estructurales.</w:t>
+        <w:t xml:space="preserve">SonarQube (Community Edition):</w:t>
+      </w:r>
+      <w:r>
+        <w:t xml:space="preserve"> </w:t>
+      </w:r>
+      <w:r>
+        <w:t xml:space="preserve">Plataforma central para la medición de la deuda técnica y densidad de defectos. Para el experimento, se configurará un</w:t>
+      </w:r>
+      <w:r>
+        <w:t xml:space="preserve"> </w:t>
+      </w:r>
+      <w:r>
+        <w:rPr>
+          <w:i/>
+          <w:iCs/>
+        </w:rPr>
+        <w:t xml:space="preserve">Quality Gate</w:t>
+      </w:r>
+      <w:r>
+        <w:t xml:space="preserve"> </w:t>
+      </w:r>
+      <w:r>
+        <w:t xml:space="preserve">estricto, definiendo como métrica de fallo cualquier módulo generado que supere un ratio de deuda técnica del 5% o que presente vulnerabilidades críticas en el atributo de mantenibilidad.</w:t>
       </w:r>
     </w:p>
     <w:p>
@@ -3567,29 +3657,295 @@
           <w:b/>
           <w:bCs/>
         </w:rPr>
-        <w:t xml:space="preserve">SonarQube (Community Edition):</w:t>
-      </w:r>
-      <w:r>
-        <w:t xml:space="preserve"> </w:t>
-      </w:r>
-      <w:r>
-        <w:t xml:space="preserve">Plataforma central para la medición de la deuda técnica y densidad de defectos. Para el experimento, se configurará un</w:t>
-      </w:r>
-      <w:r>
-        <w:t xml:space="preserve"> </w:t>
+        <w:t xml:space="preserve">Librería Radon:</w:t>
+      </w:r>
+      <w:r>
+        <w:t xml:space="preserve"> </w:t>
+      </w:r>
+      <w:r>
+        <w:t xml:space="preserve">Herramienta de línea de comandos en Python para el cálculo de la Complejidad Ciclomática de McCabe.</w:t>
+      </w:r>
+    </w:p>
+    <w:bookmarkEnd w:id="75"/>
+    <w:bookmarkStart w:id="76" w:name="X8d31b5c02790b1ef290e0116184522ead2a09a5"/>
+    <w:p>
+      <w:pPr>
+        <w:pStyle w:val="Heading4"/>
+      </w:pPr>
+      <w:r>
+        <w:t xml:space="preserve"> </w:t>
+      </w:r>
+      <w:r>
+        <w:t xml:space="preserve">Ecosistema de Lenguajes de Programación Objetivo</w:t>
+      </w:r>
+    </w:p>
+    <w:p>
+      <w:pPr>
+        <w:pStyle w:val="FirstParagraph"/>
+      </w:pPr>
+      <w:r>
+        <w:t xml:space="preserve">7.8em</w:t>
+      </w:r>
+      <w:r>
+        <w:t xml:space="preserve">0pt</w:t>
+      </w:r>
+      <w:r>
+        <w:t xml:space="preserve"> </w:t>
+      </w:r>
+      <w:r>
+        <w:t xml:space="preserve">Lenguajes de alto nivel seleccionados para la generación de código:</w:t>
+      </w:r>
+    </w:p>
+    <w:p>
+      <w:pPr>
+        <w:pStyle w:val="BodyText"/>
+      </w:pPr>
+      <w:r>
+        <w:rPr>
+          <w:b/>
+          <w:bCs/>
+        </w:rPr>
+        <w:t xml:space="preserve">Python:</w:t>
+      </w:r>
+      <w:r>
+        <w:t xml:space="preserve"> </w:t>
+      </w:r>
+      <w:r>
+        <w:t xml:space="preserve">Utilizado para la generación de lógica de procesamiento de datos.</w:t>
+      </w:r>
+    </w:p>
+    <w:p>
+      <w:pPr>
+        <w:pStyle w:val="BodyText"/>
+      </w:pPr>
+      <w:r>
+        <w:rPr>
+          <w:b/>
+          <w:bCs/>
+        </w:rPr>
+        <w:t xml:space="preserve">TypeScript:</w:t>
+      </w:r>
+      <w:r>
+        <w:t xml:space="preserve"> </w:t>
+      </w:r>
+      <w:r>
+        <w:t xml:space="preserve">Utilizado para la validación de arquitectura de servicios escalables y tipado fuerte.</w:t>
+      </w:r>
+    </w:p>
+    <w:bookmarkEnd w:id="76"/>
+    <w:bookmarkEnd w:id="77"/>
+    <w:bookmarkStart w:id="80" w:name="métodos"/>
+    <w:p>
+      <w:pPr>
+        <w:pStyle w:val="Heading3"/>
+      </w:pPr>
+      <w:r>
+        <w:t xml:space="preserve"> </w:t>
+      </w:r>
+      <w:r>
+        <w:t xml:space="preserve">Métodos</w:t>
+      </w:r>
+    </w:p>
+    <w:bookmarkStart w:id="78" w:name="X6f9f5ece255548d8f475e3f301ecf27306d078d"/>
+    <w:p>
+      <w:pPr>
+        <w:pStyle w:val="Heading4"/>
+      </w:pPr>
+      <w:r>
+        <w:t xml:space="preserve">Conceptualización del Framework basado en ISO/IEC 25010</w:t>
+      </w:r>
+    </w:p>
+    <w:p>
+      <w:pPr>
+        <w:pStyle w:val="FirstParagraph"/>
+      </w:pPr>
+      <w:r>
+        <w:t xml:space="preserve">7.8em</w:t>
+      </w:r>
+      <w:r>
+        <w:t xml:space="preserve">0pt</w:t>
+      </w:r>
+      <w:r>
+        <w:t xml:space="preserve"> </w:t>
+      </w:r>
+      <w:r>
+        <w:t xml:space="preserve">Proceso de traducción de los atributos de calidad definidos en la norma internacional hacia una estructura lógica de instrucciones para modelos de lenguaje. Se centra en la descomposición de la Mantenibilidad en sub-características como modularidad y analizabilidad.</w:t>
+      </w:r>
+    </w:p>
+    <w:p>
+      <w:pPr>
+        <w:pStyle w:val="BodyText"/>
+      </w:pPr>
+      <w:r>
+        <w:rPr>
+          <w:b/>
+          <w:bCs/>
+        </w:rPr>
+        <w:t xml:space="preserve">Justificación:</w:t>
+      </w:r>
+      <w:r>
+        <w:t xml:space="preserve"> </w:t>
+      </w:r>
+      <w:r>
+        <w:t xml:space="preserve">Garantiza que el código generado cumpla con estándares industriales para su evolución futura.</w:t>
+      </w:r>
+    </w:p>
+    <w:p>
+      <w:pPr>
+        <w:pStyle w:val="BodyText"/>
+      </w:pPr>
+      <w:r>
+        <w:rPr>
+          <w:b/>
+          <w:bCs/>
+        </w:rPr>
+        <w:t xml:space="preserve">Artefactos:</w:t>
+      </w:r>
+      <w:r>
+        <w:t xml:space="preserve"> </w:t>
+      </w:r>
+      <w:r>
+        <w:t xml:space="preserve">Matriz de trazabilidad Norma-Prompt y Plantilla Maestra del Framework.</w:t>
+      </w:r>
+    </w:p>
+    <w:bookmarkEnd w:id="78"/>
+    <w:bookmarkStart w:id="79" w:name="X01140f83df7b1e6b564d9f077880af7c7fbf9b5"/>
+    <w:p>
+      <w:pPr>
+        <w:pStyle w:val="Heading4"/>
+      </w:pPr>
+      <w:r>
+        <w:t xml:space="preserve">Aplicación de Patrones Arquitectónicos de Prompts</w:t>
+      </w:r>
+    </w:p>
+    <w:p>
+      <w:pPr>
+        <w:pStyle w:val="FirstParagraph"/>
+      </w:pPr>
+      <w:r>
+        <w:t xml:space="preserve">7.8em</w:t>
+      </w:r>
+      <w:r>
+        <w:t xml:space="preserve">0pt</w:t>
+      </w:r>
+      <w:r>
+        <w:t xml:space="preserve"> </w:t>
+      </w:r>
+      <w:r>
+        <w:t xml:space="preserve">Implementación de técnicas avanzadas de estructuración para guiar el razonamiento del modelo de IA.</w:t>
+      </w:r>
+    </w:p>
+    <w:p>
+      <w:pPr>
+        <w:pStyle w:val="BodyText"/>
+      </w:pPr>
+      <w:r>
+        <w:rPr>
+          <w:b/>
+          <w:bCs/>
+        </w:rPr>
+        <w:t xml:space="preserve">Chain-of-Thought (CoT):</w:t>
+      </w:r>
+      <w:r>
+        <w:t xml:space="preserve"> </w:t>
+      </w:r>
+      <w:r>
+        <w:t xml:space="preserve">Descomposición de problemas lógicos en pasos secuenciales.</w:t>
+      </w:r>
+    </w:p>
+    <w:p>
+      <w:pPr>
+        <w:pStyle w:val="BodyText"/>
+      </w:pPr>
+      <w:r>
+        <w:rPr>
+          <w:b/>
+          <w:bCs/>
+        </w:rPr>
+        <w:t xml:space="preserve">Few-Shot Prompting:</w:t>
+      </w:r>
+      <w:r>
+        <w:t xml:space="preserve"> </w:t>
+      </w:r>
+      <w:r>
+        <w:t xml:space="preserve">Inclusión de ejemplos de código de alta calidad como referencia arquitectónica.</w:t>
+      </w:r>
+    </w:p>
+    <w:bookmarkEnd w:id="79"/>
+    <w:bookmarkEnd w:id="80"/>
+    <w:bookmarkStart w:id="83" w:name="X98fc288cdf1ef37fe5f0bc0a571181de4e8de16"/>
+    <w:p>
+      <w:pPr>
+        <w:pStyle w:val="Heading3"/>
+      </w:pPr>
+      <w:r>
+        <w:t xml:space="preserve"> </w:t>
+      </w:r>
+      <w:r>
+        <w:t xml:space="preserve">Desarrollo y Generación de Código de Microservicios</w:t>
+      </w:r>
+    </w:p>
+    <w:bookmarkStart w:id="81" w:name="configuración-del-entorno-de-generación"/>
+    <w:p>
+      <w:pPr>
+        <w:pStyle w:val="Heading4"/>
+      </w:pPr>
+      <w:r>
+        <w:t xml:space="preserve">Configuración del Entorno de Generación</w:t>
+      </w:r>
+    </w:p>
+    <w:p>
+      <w:pPr>
+        <w:pStyle w:val="FirstParagraph"/>
+      </w:pPr>
+      <w:r>
+        <w:t xml:space="preserve">7.8em</w:t>
+      </w:r>
+      <w:r>
+        <w:t xml:space="preserve">0pt</w:t>
+      </w:r>
+      <w:r>
+        <w:t xml:space="preserve"> </w:t>
+      </w:r>
+      <w:r>
+        <w:t xml:space="preserve">Preparación de los canales de comunicación (interfaces web o APIs de los proveedores) y establecimiento de las sesiones de chat, garantizando un contexto en blanco (</w:t>
       </w:r>
       <w:r>
         <w:rPr>
           <w:i/>
           <w:iCs/>
         </w:rPr>
-        <w:t xml:space="preserve">Quality Gate</w:t>
-      </w:r>
-      <w:r>
-        <w:t xml:space="preserve"> </w:t>
-      </w:r>
-      <w:r>
-        <w:t xml:space="preserve">estricto, definiendo como métrica de fallo cualquier módulo generado que supere un ratio de deuda técnica del 5% o que presente vulnerabilidades críticas en el atributo de mantenibilidad.</w:t>
+        <w:t xml:space="preserve">zero-context inicial</w:t>
+      </w:r>
+      <w:r>
+        <w:t xml:space="preserve">) para evitar contaminación cruzada entre iteraciones.</w:t>
+      </w:r>
+    </w:p>
+    <w:bookmarkEnd w:id="81"/>
+    <w:bookmarkStart w:id="82" w:name="ejecución-de-pruebas-de-generación"/>
+    <w:p>
+      <w:pPr>
+        <w:pStyle w:val="Heading4"/>
+      </w:pPr>
+      <w:r>
+        <w:t xml:space="preserve">Ejecución de Pruebas de Generación</w:t>
+      </w:r>
+    </w:p>
+    <w:p>
+      <w:pPr>
+        <w:pStyle w:val="FirstParagraph"/>
+      </w:pPr>
+      <w:r>
+        <w:t xml:space="preserve">7.8em</w:t>
+      </w:r>
+      <w:r>
+        <w:t xml:space="preserve">0pt</w:t>
+      </w:r>
+      <w:r>
+        <w:t xml:space="preserve"> </w:t>
+      </w:r>
+      <w:r>
+        <w:t xml:space="preserve">Ejecución del protocolo cuasi-experimental dividido en dos fases:</w:t>
       </w:r>
     </w:p>
     <w:p>
@@ -3601,43 +3957,13 @@
           <w:b/>
           <w:bCs/>
         </w:rPr>
-        <w:t xml:space="preserve">Librería Radon:</w:t>
-      </w:r>
-      <w:r>
-        <w:t xml:space="preserve"> </w:t>
-      </w:r>
-      <w:r>
-        <w:t xml:space="preserve">Herramienta de línea de comandos en Python para el cálculo de la Complejidad Ciclomática de McCabe.</w:t>
-      </w:r>
-    </w:p>
-    <w:bookmarkEnd w:id="76"/>
-    <w:bookmarkStart w:id="77" w:name="X8d31b5c02790b1ef290e0116184522ead2a09a5"/>
-    <w:p>
-      <w:pPr>
-        <w:pStyle w:val="Heading4"/>
-      </w:pPr>
-      <w:r>
-        <w:t xml:space="preserve"> </w:t>
-      </w:r>
-      <w:r>
-        <w:t xml:space="preserve">Ecosistema de Lenguajes de Programación Objetivo</w:t>
-      </w:r>
-    </w:p>
-    <w:p>
-      <w:pPr>
-        <w:pStyle w:val="FirstParagraph"/>
-      </w:pPr>
-      <w:r>
-        <w:t xml:space="preserve">8.4em</w:t>
-      </w:r>
-      <w:r>
-        <w:t xml:space="preserve">0pt</w:t>
-      </w:r>
-      <w:r>
-        <w:t xml:space="preserve"> </w:t>
-      </w:r>
-      <w:r>
-        <w:t xml:space="preserve">Lenguajes de alto nivel seleccionados para la generación de código, representativos del desarrollo actual de microservicios:</w:t>
+        <w:t xml:space="preserve">Grupo Control (Pre-prueba):</w:t>
+      </w:r>
+      <w:r>
+        <w:t xml:space="preserve"> </w:t>
+      </w:r>
+      <w:r>
+        <w:t xml:space="preserve">Generación de 50 módulos utilizando prompts empíricos abiertos a través de los modelos de lenguaje seleccionados.</w:t>
       </w:r>
     </w:p>
     <w:p>
@@ -3649,13 +3975,80 @@
           <w:b/>
           <w:bCs/>
         </w:rPr>
-        <w:t xml:space="preserve">Python:</w:t>
-      </w:r>
-      <w:r>
-        <w:t xml:space="preserve"> </w:t>
-      </w:r>
-      <w:r>
-        <w:t xml:space="preserve">Utilizado para la generación de lógica de procesamiento de datos.</w:t>
+        <w:t xml:space="preserve">Grupo Experimental (Post-prueba):</w:t>
+      </w:r>
+      <w:r>
+        <w:t xml:space="preserve"> </w:t>
+      </w:r>
+      <w:r>
+        <w:t xml:space="preserve">Generación de módulos aplicando el Framework estructurado dentro del mismo entorno de chat.</w:t>
+      </w:r>
+    </w:p>
+    <w:bookmarkEnd w:id="82"/>
+    <w:bookmarkEnd w:id="83"/>
+    <w:bookmarkStart w:id="86" w:name="X3ba237dc4761af4fe2a46c8e7815e88578583c2"/>
+    <w:p>
+      <w:pPr>
+        <w:pStyle w:val="Heading3"/>
+      </w:pPr>
+      <w:r>
+        <w:t xml:space="preserve"> </w:t>
+      </w:r>
+      <w:r>
+        <w:t xml:space="preserve">Pipeline de Análisis Estático y Validación de Calidad</w:t>
+      </w:r>
+    </w:p>
+    <w:bookmarkStart w:id="84" w:name="X42d1a19843b441792d621e9b10ea5de4b446fbe"/>
+    <w:p>
+      <w:pPr>
+        <w:pStyle w:val="Heading4"/>
+      </w:pPr>
+      <w:r>
+        <w:t xml:space="preserve">Proceso de Evaluación de Métricas de Código</w:t>
+      </w:r>
+    </w:p>
+    <w:p>
+      <w:pPr>
+        <w:pStyle w:val="FirstParagraph"/>
+      </w:pPr>
+      <w:r>
+        <w:t xml:space="preserve">7.8em</w:t>
+      </w:r>
+      <w:r>
+        <w:t xml:space="preserve">0pt</w:t>
+      </w:r>
+      <w:r>
+        <w:t xml:space="preserve"> </w:t>
+      </w:r>
+      <w:r>
+        <w:t xml:space="preserve">El código devuelto por los modelos se extrae y se somete a un flujo de extracción de metadatos técnicos. Se utiliza Radon para la Complejidad Ciclomática y SonarQube para el índice de mantenibilidad y deuda técnica.</w:t>
+      </w:r>
+    </w:p>
+    <w:bookmarkEnd w:id="84"/>
+    <w:bookmarkStart w:id="85" w:name="validación-y-control-de-calidad"/>
+    <w:p>
+      <w:pPr>
+        <w:pStyle w:val="Heading4"/>
+      </w:pPr>
+      <w:r>
+        <w:t xml:space="preserve">Validación y Control de Calidad</w:t>
+      </w:r>
+    </w:p>
+    <w:p>
+      <w:pPr>
+        <w:pStyle w:val="FirstParagraph"/>
+      </w:pPr>
+      <w:r>
+        <w:t xml:space="preserve">7.8em</w:t>
+      </w:r>
+      <w:r>
+        <w:t xml:space="preserve">0pt</w:t>
+      </w:r>
+      <w:r>
+        <w:t xml:space="preserve"> </w:t>
+      </w:r>
+      <w:r>
+        <w:t xml:space="preserve">Procedimiento de verificación del cumplimiento normativo y análisis de significancia estadística para la contrastación de las hipótesis planteadas.</w:t>
       </w:r>
     </w:p>
     <w:p>
@@ -3667,30 +4060,164 @@
           <w:b/>
           <w:bCs/>
         </w:rPr>
-        <w:t xml:space="preserve">TypeScript:</w:t>
-      </w:r>
-      <w:r>
-        <w:t xml:space="preserve"> </w:t>
-      </w:r>
-      <w:r>
-        <w:t xml:space="preserve">Utilizado para la validación de arquitectura de servicios escalables y tipado fuerte.</w:t>
-      </w:r>
-    </w:p>
-    <w:bookmarkEnd w:id="77"/>
-    <w:bookmarkEnd w:id="78"/>
-    <w:bookmarkStart w:id="86" w:name="planificación-del-proyecto"/>
-    <w:p>
-      <w:pPr>
-        <w:pStyle w:val="Heading3"/>
-      </w:pPr>
-      <w:r>
-        <w:t xml:space="preserve">Planificación del Proyecto</w:t>
-      </w:r>
-    </w:p>
-    <w:bookmarkStart w:id="79" w:name="presupuesto"/>
-    <w:p>
-      <w:pPr>
-        <w:pStyle w:val="Heading4"/>
+        <w:t xml:space="preserve">Pruebas de Normalidad:</w:t>
+      </w:r>
+      <w:r>
+        <w:t xml:space="preserve"> </w:t>
+      </w:r>
+      <w:r>
+        <w:t xml:space="preserve">Previo al análisis comparativo, se aplicará la prueba de Shapiro-Wilk (considerando el tamaño de muestra</w:t>
+      </w:r>
+      <w:r>
+        <w:t xml:space="preserve"> </w:t>
+      </w:r>
+      <m:oMath>
+        <m:r>
+          <m:t>n</m:t>
+        </m:r>
+        <m:r>
+          <m:rPr>
+            <m:sty m:val="p"/>
+          </m:rPr>
+          <m:t>=</m:t>
+        </m:r>
+        <m:r>
+          <m:t>50</m:t>
+        </m:r>
+      </m:oMath>
+      <w:r>
+        <w:t xml:space="preserve"> </w:t>
+      </w:r>
+      <w:r>
+        <w:t xml:space="preserve">por grupo) para determinar si los datos métricos presentan una distribución normal.</w:t>
+      </w:r>
+    </w:p>
+    <w:p>
+      <w:pPr>
+        <w:pStyle w:val="BodyText"/>
+      </w:pPr>
+      <w:r>
+        <w:rPr>
+          <w:b/>
+          <w:bCs/>
+        </w:rPr>
+        <w:t xml:space="preserve">Técnicas de Contraste:</w:t>
+      </w:r>
+      <w:r>
+        <w:t xml:space="preserve"> </w:t>
+      </w:r>
+      <w:r>
+        <w:t xml:space="preserve">Con base en los resultados de normalidad, se utilizará la prueba paramétrica t-Student o la prueba no paramétrica U de Mann-Whitney.</w:t>
+      </w:r>
+    </w:p>
+    <w:p>
+      <w:pPr>
+        <w:pStyle w:val="BodyText"/>
+      </w:pPr>
+      <w:r>
+        <w:rPr>
+          <w:b/>
+          <w:bCs/>
+        </w:rPr>
+        <w:t xml:space="preserve">Criterio de Ingeniería:</w:t>
+      </w:r>
+      <w:r>
+        <w:t xml:space="preserve"> </w:t>
+      </w:r>
+      <w:r>
+        <w:t xml:space="preserve">Asegurar la sostenibilidad tecnológica mediante la reducción del tiempo estimado de remediación.</w:t>
+      </w:r>
+    </w:p>
+    <w:bookmarkEnd w:id="85"/>
+    <w:bookmarkEnd w:id="86"/>
+    <w:bookmarkEnd w:id="87"/>
+    <w:bookmarkStart w:id="88" w:name="sustento-teórico-de-la-metodología"/>
+    <w:p>
+      <w:pPr>
+        <w:pStyle w:val="Heading2"/>
+      </w:pPr>
+      <w:r>
+        <w:t xml:space="preserve">Sustento Teórico de la Metodología</w:t>
+      </w:r>
+    </w:p>
+    <w:p>
+      <w:pPr>
+        <w:pStyle w:val="FirstParagraph"/>
+      </w:pPr>
+      <w:r>
+        <w:t xml:space="preserve">2.3em</w:t>
+      </w:r>
+      <w:r>
+        <w:t xml:space="preserve">0pt</w:t>
+      </w:r>
+      <w:r>
+        <w:t xml:space="preserve"> </w:t>
+      </w:r>
+      <w:r>
+        <w:t xml:space="preserve">La integración de la norma ISO/IEC 25010 dentro de la ingeniería de prompts se fundamenta en la necesidad de establecer métricas de calidad interna en sistemas generados por Inteligencia Artificial Generativa. Según Hou et al.</w:t>
+      </w:r>
+      <w:r>
+        <w:t xml:space="preserve">(Hou et al. 2024)</w:t>
+      </w:r>
+      <w:r>
+        <w:t xml:space="preserve">, la ausencia de rigor arquitectónico en el uso de Modelos de Lenguaje de Gran Escala (LLMs), independientemente de su despliegue comercial o local, deriva en una deuda técnica acumulada que compromete seriamente la mantenibilidad a largo plazo del producto de software.</w:t>
+      </w:r>
+    </w:p>
+    <w:p>
+      <w:pPr>
+        <w:pStyle w:val="BodyText"/>
+      </w:pPr>
+      <w:r>
+        <w:t xml:space="preserve">2.3em</w:t>
+      </w:r>
+      <w:r>
+        <w:t xml:space="preserve">0pt</w:t>
+      </w:r>
+      <w:r>
+        <w:t xml:space="preserve"> </w:t>
+      </w:r>
+      <w:r>
+        <w:t xml:space="preserve">A nivel regional, la rápida adopción de estas tecnologías en la industria del software en el sur del Perú requiere de marcos metodológicos y de cumplimiento que aseguren la resiliencia organizacional frente a la degradación del código. El uso de herramientas de análisis estático como SonarQube y Radon permite operacionalizar estos estándares internacionales en datos cuantitativos y auditables.</w:t>
+      </w:r>
+    </w:p>
+    <w:p>
+      <w:pPr>
+        <w:pStyle w:val="BodyText"/>
+      </w:pPr>
+      <w:r>
+        <w:t xml:space="preserve">2.3em</w:t>
+      </w:r>
+      <w:r>
+        <w:t xml:space="preserve">0pt</w:t>
+      </w:r>
+      <w:r>
+        <w:t xml:space="preserve"> </w:t>
+      </w:r>
+      <w:r>
+        <w:t xml:space="preserve">Finalmente, el enfoque cuantitativo y el diseño experimental adoptado se sustentan en lo planteado por Hernández-Sampieri et al.</w:t>
+      </w:r>
+      <w:r>
+        <w:t xml:space="preserve">(Hernández Sampieri, Fernández Collado, and Baptista Lucio 2014)</w:t>
+      </w:r>
+      <w:r>
+        <w:t xml:space="preserve">, quienes establecen que los estudios explicativos requieren la manipulación empírica de variables independientes (en este caso, la estructura sistémica de los prompts a través del Framework) para observar su efecto directo en variables dependientes (métricas de calidad) bajo condiciones controladas. Asimismo, el diseño cuasi-experimental justifica la validación con los modelos de IA simulando escenarios de desarrollo real, manteniendo la validez interna requerida en contextos aplicados.</w:t>
+      </w:r>
+    </w:p>
+    <w:bookmarkEnd w:id="88"/>
+    <w:bookmarkEnd w:id="89"/>
+    <w:bookmarkStart w:id="97" w:name="aspectos-admisnitrativos"/>
+    <w:p>
+      <w:pPr>
+        <w:pStyle w:val="Heading1"/>
+      </w:pPr>
+      <w:r>
+        <w:t xml:space="preserve">ASPECTOS ADMISNITRATIVOS</w:t>
+      </w:r>
+    </w:p>
+    <w:bookmarkStart w:id="90" w:name="presupuesto"/>
+    <w:p>
+      <w:pPr>
+        <w:pStyle w:val="Heading2"/>
       </w:pPr>
       <w:r>
         <w:t xml:space="preserve">Presupuesto</w:t>
@@ -3701,7 +4228,7 @@
         <w:pStyle w:val="FirstParagraph"/>
       </w:pPr>
       <w:r>
-        <w:t xml:space="preserve">8.4em</w:t>
+        <w:t xml:space="preserve">2.3em</w:t>
       </w:r>
       <w:r>
         <w:t xml:space="preserve">0pt</w:t>
@@ -3872,7 +4399,7 @@
               <w:jc w:val="center"/>
             </w:pPr>
             <w:r>
-              <w:t xml:space="preserve">6</w:t>
+              <w:t xml:space="preserve">3</w:t>
             </w:r>
           </w:p>
         </w:tc>
@@ -4313,7 +4840,7 @@
               <w:jc w:val="center"/>
             </w:pPr>
             <w:r>
-              <w:t xml:space="preserve">6</w:t>
+              <w:t xml:space="preserve">3</w:t>
             </w:r>
           </w:p>
         </w:tc>
@@ -4349,7 +4876,7 @@
               <w:jc w:val="center"/>
             </w:pPr>
             <w:r>
-              <w:t xml:space="preserve">600</w:t>
+              <w:t xml:space="preserve">300</w:t>
             </w:r>
           </w:p>
         </w:tc>
@@ -4384,7 +4911,7 @@
               <w:jc w:val="center"/>
             </w:pPr>
             <w:r>
-              <w:t xml:space="preserve">6</w:t>
+              <w:t xml:space="preserve">3</w:t>
             </w:r>
           </w:p>
         </w:tc>
@@ -4420,7 +4947,7 @@
               <w:jc w:val="center"/>
             </w:pPr>
             <w:r>
-              <w:t xml:space="preserve">480</w:t>
+              <w:t xml:space="preserve">240</w:t>
             </w:r>
           </w:p>
         </w:tc>
@@ -4530,7 +5057,7 @@
                 <w:b/>
                 <w:bCs/>
               </w:rPr>
-              <w:t xml:space="preserve">1,430</w:t>
+              <w:t xml:space="preserve">890</w:t>
             </w:r>
           </w:p>
         </w:tc>
@@ -4541,7 +5068,7 @@
         <w:pStyle w:val="BodyText"/>
       </w:pPr>
       <w:r>
-        <w:t xml:space="preserve">8.4em</w:t>
+        <w:t xml:space="preserve">2.3em</w:t>
       </w:r>
       <w:r>
         <w:t xml:space="preserve">0pt</w:t>
@@ -4558,7 +5085,7 @@
         <w:pStyle w:val="BodyText"/>
       </w:pPr>
       <w:r>
-        <w:t xml:space="preserve">8.4em</w:t>
+        <w:t xml:space="preserve">2.3em</w:t>
       </w:r>
       <w:r>
         <w:t xml:space="preserve">0pt</w:t>
@@ -4580,14 +5107,14 @@
         <w:t xml:space="preserve">El presupuesto prioriza el componente de recursos humanos, dado que la investigación se fundamenta en actividades de análisis, diseño experimental y validación. Los costos de software se mantienen reducidos debido al uso de herramientas open source, mientras que se considera un margen de contingencia para cubrir variaciones operativas.</w:t>
       </w:r>
     </w:p>
-    <w:bookmarkEnd w:id="79"/>
-    <w:bookmarkStart w:id="85" w:name="cronograma-de-actividades"/>
-    <w:p>
-      <w:pPr>
-        <w:pStyle w:val="Heading4"/>
-      </w:pPr>
-      <w:r>
-        <w:t xml:space="preserve">Cronograma de Actividades</w:t>
+    <w:bookmarkEnd w:id="90"/>
+    <w:bookmarkStart w:id="96" w:name="cronograma"/>
+    <w:p>
+      <w:pPr>
+        <w:pStyle w:val="Heading2"/>
+      </w:pPr>
+      <w:r>
+        <w:t xml:space="preserve">Cronograma</w:t>
       </w:r>
     </w:p>
     <w:p>
@@ -4595,7 +5122,7 @@
         <w:pStyle w:val="FirstParagraph"/>
       </w:pPr>
       <w:r>
-        <w:t xml:space="preserve">8.4em</w:t>
+        <w:t xml:space="preserve">2.3em</w:t>
       </w:r>
       <w:r>
         <w:t xml:space="preserve">0pt</w:t>
@@ -4604,10 +5131,10 @@
         <w:t xml:space="preserve"> </w:t>
       </w:r>
       <w:r>
-        <w:t xml:space="preserve">El cronograma del proyecto ha sido estructurado en un horizonte temporal de 24 semanas, comprendido entre julio y diciembre de 2026. Se ha definido una secuencia lógica que integra actividades de investigación, desarrollo experimental y validación, permitiendo la superposición controlada de tareas para optimizar el tiempo de ejecución.</w:t>
-      </w:r>
-    </w:p>
-    <w:bookmarkStart w:id="84" w:name="fig:gantt"/>
+        <w:t xml:space="preserve">El cronograma del proyecto ha sido estructurado en un horizonte temporal de 20 semanas, comprendido entre julio y noviembre de 2026. Se ha definido una secuencia lógica que integra actividades de investigación, desarrollo experimental y validación, permitiendo la superposición controlada de tareas para optimizar el tiempo de ejecución.</w:t>
+      </w:r>
+    </w:p>
+    <w:bookmarkStart w:id="95" w:name="fig:gantt"/>
     <w:tbl>
       <w:tblPr>
         <w:tblStyle w:val="FigureTable"/>
@@ -4630,18 +5157,18 @@
                 <wp:inline>
                   <wp:extent cx="5067300" cy="1344283"/>
                   <wp:effectExtent b="0" l="0" r="0" t="0"/>
-                  <wp:docPr descr="image" title="" id="81" name="Picture"/>
+                  <wp:docPr descr="image" title="" id="92" name="Picture"/>
                   <a:graphic>
                     <a:graphicData uri="http://schemas.openxmlformats.org/drawingml/2006/picture">
                       <pic:pic>
                         <pic:nvPicPr>
-                          <pic:cNvPr descr="gantt.png" id="82" name="Picture"/>
+                          <pic:cNvPr descr="gantt.png" id="93" name="Picture"/>
                           <pic:cNvPicPr>
                             <a:picLocks noChangeArrowheads="1" noChangeAspect="1"/>
                           </pic:cNvPicPr>
                         </pic:nvPicPr>
                         <pic:blipFill>
-                          <a:blip r:embed="rId80"/>
+                          <a:blip r:embed="rId91"/>
                           <a:stretch>
                             <a:fillRect/>
                           </a:stretch>
@@ -4670,8 +5197,8 @@
             <w:r>
               <w:t xml:space="preserve"> </w:t>
             </w:r>
-            <w:bookmarkStart w:id="83" w:name="fig:gantt"/>
-            <w:bookmarkEnd w:id="83"/>
+            <w:bookmarkStart w:id="94" w:name="fig:gantt"/>
+            <w:bookmarkEnd w:id="94"/>
           </w:p>
         </w:tc>
       </w:tr>
@@ -4684,13 +5211,13 @@
         <w:t xml:space="preserve">Cronograma del proyecto elaborado en ProjectLibre</w:t>
       </w:r>
     </w:p>
-    <w:bookmarkEnd w:id="84"/>
+    <w:bookmarkEnd w:id="95"/>
     <w:p>
       <w:pPr>
         <w:pStyle w:val="BodyText"/>
       </w:pPr>
       <w:r>
-        <w:t xml:space="preserve">8.4em</w:t>
+        <w:t xml:space="preserve">2.3em</w:t>
       </w:r>
       <w:r>
         <w:t xml:space="preserve">0pt</w:t>
@@ -4712,506 +5239,58 @@
         <w:t xml:space="preserve">Se ha optado por un enfoque semi-paralelo en la ejecución de actividades críticas, particularmente en la fase experimental, donde la generación de código y la recolección de datos se desarrollan de manera concurrente. Esta estrategia reduce el tiempo total del proyecto sin comprometer la validez de los resultados.</w:t>
       </w:r>
     </w:p>
-    <w:bookmarkEnd w:id="85"/>
-    <w:bookmarkEnd w:id="86"/>
-    <w:bookmarkStart w:id="87" w:name="métodos"/>
-    <w:p>
-      <w:pPr>
-        <w:pStyle w:val="Heading3"/>
-      </w:pPr>
-      <w:r>
-        <w:t xml:space="preserve"> </w:t>
-      </w:r>
-      <w:r>
-        <w:t xml:space="preserve">Métodos</w:t>
-      </w:r>
-    </w:p>
-    <w:bookmarkEnd w:id="87"/>
-    <w:bookmarkStart w:id="90" w:name="Xb0cea8e99d641c63597769b4b59a6965a3cb739"/>
-    <w:p>
-      <w:pPr>
-        <w:pStyle w:val="Heading3"/>
-      </w:pPr>
-      <w:r>
-        <w:t xml:space="preserve">Ingeniería de Prompts y Diseño del Framework</w:t>
-      </w:r>
-    </w:p>
-    <w:bookmarkStart w:id="88" w:name="X6f9f5ece255548d8f475e3f301ecf27306d078d"/>
-    <w:p>
-      <w:pPr>
-        <w:pStyle w:val="Heading4"/>
-      </w:pPr>
-      <w:r>
-        <w:t xml:space="preserve">Conceptualización del Framework basado en ISO/IEC 25010</w:t>
-      </w:r>
-    </w:p>
-    <w:p>
-      <w:pPr>
-        <w:pStyle w:val="FirstParagraph"/>
-      </w:pPr>
-      <w:r>
-        <w:t xml:space="preserve">8.4em</w:t>
-      </w:r>
-      <w:r>
-        <w:t xml:space="preserve">0pt</w:t>
-      </w:r>
-      <w:r>
-        <w:t xml:space="preserve"> </w:t>
-      </w:r>
-      <w:r>
-        <w:t xml:space="preserve">Proceso de traducción de los atributos de calidad definidos en la norma internacional hacia una estructura lógica de instrucciones para modelos de lenguaje. Se centra en la descomposición de la Mantenibilidad en sub-características como modularidad y analizabilidad.</w:t>
-      </w:r>
-    </w:p>
-    <w:p>
-      <w:pPr>
-        <w:pStyle w:val="BodyText"/>
-      </w:pPr>
-      <w:r>
-        <w:rPr>
-          <w:b/>
-          <w:bCs/>
-        </w:rPr>
-        <w:t xml:space="preserve">Justificación:</w:t>
-      </w:r>
-      <w:r>
-        <w:t xml:space="preserve"> </w:t>
-      </w:r>
-      <w:r>
-        <w:t xml:space="preserve">Garantiza que el código generado cumpla con estándares industriales para su evolución futura.</w:t>
-      </w:r>
-    </w:p>
-    <w:p>
-      <w:pPr>
-        <w:pStyle w:val="BodyText"/>
-      </w:pPr>
-      <w:r>
-        <w:rPr>
-          <w:b/>
-          <w:bCs/>
-        </w:rPr>
-        <w:t xml:space="preserve">Artefactos:</w:t>
-      </w:r>
-      <w:r>
-        <w:t xml:space="preserve"> </w:t>
-      </w:r>
-      <w:r>
-        <w:t xml:space="preserve">Matriz de trazabilidad Norma-Prompt y Plantilla Maestra del Framework.</w:t>
-      </w:r>
-    </w:p>
-    <w:bookmarkEnd w:id="88"/>
-    <w:bookmarkStart w:id="89" w:name="X01140f83df7b1e6b564d9f077880af7c7fbf9b5"/>
-    <w:p>
-      <w:pPr>
-        <w:pStyle w:val="Heading4"/>
-      </w:pPr>
-      <w:r>
-        <w:t xml:space="preserve">Aplicación de Patrones Arquitectónicos de Prompts</w:t>
-      </w:r>
-    </w:p>
-    <w:p>
-      <w:pPr>
-        <w:pStyle w:val="FirstParagraph"/>
-      </w:pPr>
-      <w:r>
-        <w:t xml:space="preserve">8.4em</w:t>
-      </w:r>
-      <w:r>
-        <w:t xml:space="preserve">0pt</w:t>
-      </w:r>
-      <w:r>
-        <w:t xml:space="preserve"> </w:t>
-      </w:r>
-      <w:r>
-        <w:t xml:space="preserve">Implementación de técnicas avanzadas de estructuración para guiar el razonamiento del modelo de IA hacia soluciones óptimas.</w:t>
-      </w:r>
-    </w:p>
-    <w:p>
-      <w:pPr>
-        <w:pStyle w:val="BodyText"/>
-      </w:pPr>
-      <w:r>
-        <w:rPr>
-          <w:b/>
-          <w:bCs/>
-        </w:rPr>
-        <w:t xml:space="preserve">Chain-of-Thought (CoT):</w:t>
-      </w:r>
-      <w:r>
-        <w:t xml:space="preserve"> </w:t>
-      </w:r>
-      <w:r>
-        <w:t xml:space="preserve">Descomposición de problemas lógicos en pasos secuenciales.</w:t>
-      </w:r>
-    </w:p>
-    <w:p>
-      <w:pPr>
-        <w:pStyle w:val="BodyText"/>
-      </w:pPr>
-      <w:r>
-        <w:rPr>
-          <w:b/>
-          <w:bCs/>
-        </w:rPr>
-        <w:t xml:space="preserve">Few-Shot Prompting:</w:t>
-      </w:r>
-      <w:r>
-        <w:t xml:space="preserve"> </w:t>
-      </w:r>
-      <w:r>
-        <w:t xml:space="preserve">Inclusión de ejemplos de código de alta calidad como referencia arquitectónica.</w:t>
-      </w:r>
-    </w:p>
-    <w:bookmarkEnd w:id="89"/>
-    <w:bookmarkEnd w:id="90"/>
-    <w:bookmarkStart w:id="93" w:name="X98fc288cdf1ef37fe5f0bc0a571181de4e8de16"/>
-    <w:p>
-      <w:pPr>
-        <w:pStyle w:val="Heading3"/>
-      </w:pPr>
-      <w:r>
-        <w:t xml:space="preserve"> </w:t>
-      </w:r>
-      <w:r>
-        <w:t xml:space="preserve">Desarrollo y Generación de Código de Microservicios</w:t>
-      </w:r>
-    </w:p>
-    <w:bookmarkStart w:id="91" w:name="configuración-del-entorno-de-generación"/>
-    <w:p>
-      <w:pPr>
-        <w:pStyle w:val="Heading4"/>
-      </w:pPr>
-      <w:r>
-        <w:t xml:space="preserve">Configuración del Entorno de Generación</w:t>
-      </w:r>
-    </w:p>
-    <w:p>
-      <w:pPr>
-        <w:pStyle w:val="FirstParagraph"/>
-      </w:pPr>
-      <w:r>
-        <w:t xml:space="preserve">8.4em</w:t>
-      </w:r>
-      <w:r>
-        <w:t xml:space="preserve">0pt</w:t>
-      </w:r>
-      <w:r>
-        <w:t xml:space="preserve"> </w:t>
-      </w:r>
-      <w:r>
-        <w:t xml:space="preserve">Preparación de la infraestructura lógica para la ejecución de modelos en un entorno controlado. Incluye el despliegue de contenedores Docker y la calibración de hiperparámetros como la temperatura (0.2) para asegurar determinismo.</w:t>
-      </w:r>
-    </w:p>
-    <w:bookmarkEnd w:id="91"/>
-    <w:bookmarkStart w:id="92" w:name="ejecución-de-pruebas-de-generación"/>
-    <w:p>
-      <w:pPr>
-        <w:pStyle w:val="Heading4"/>
-      </w:pPr>
-      <w:r>
-        <w:t xml:space="preserve">Ejecución de Pruebas de Generación</w:t>
-      </w:r>
-    </w:p>
-    <w:p>
-      <w:pPr>
-        <w:pStyle w:val="FirstParagraph"/>
-      </w:pPr>
-      <w:r>
-        <w:t xml:space="preserve">8.4em</w:t>
-      </w:r>
-      <w:r>
-        <w:t xml:space="preserve">0pt</w:t>
-      </w:r>
-      <w:r>
-        <w:t xml:space="preserve"> </w:t>
-      </w:r>
-      <w:r>
-        <w:t xml:space="preserve">Ejecución del protocolo cuasi-experimental dividido en dos fases:</w:t>
-      </w:r>
-    </w:p>
-    <w:p>
-      <w:pPr>
-        <w:pStyle w:val="BodyText"/>
-      </w:pPr>
-      <w:r>
-        <w:rPr>
-          <w:b/>
-          <w:bCs/>
-        </w:rPr>
-        <w:t xml:space="preserve">Grupo Control (Pre-prueba):</w:t>
-      </w:r>
-      <w:r>
-        <w:t xml:space="preserve"> </w:t>
-      </w:r>
-      <w:r>
-        <w:t xml:space="preserve">Generación de 50 módulos utilizando prompts empíricos abiertos.</w:t>
-      </w:r>
-    </w:p>
-    <w:p>
-      <w:pPr>
-        <w:pStyle w:val="BodyText"/>
-      </w:pPr>
-      <w:r>
-        <w:rPr>
-          <w:b/>
-          <w:bCs/>
-        </w:rPr>
-        <w:t xml:space="preserve">Grupo Experimental (Post-prueba):</w:t>
-      </w:r>
-      <w:r>
-        <w:t xml:space="preserve"> </w:t>
-      </w:r>
-      <w:r>
-        <w:t xml:space="preserve">Generación de módulos aplicando el Framework estructurado.</w:t>
-      </w:r>
-    </w:p>
-    <w:bookmarkEnd w:id="92"/>
-    <w:bookmarkEnd w:id="93"/>
-    <w:bookmarkStart w:id="96" w:name="X3ba237dc4761af4fe2a46c8e7815e88578583c2"/>
-    <w:p>
-      <w:pPr>
-        <w:pStyle w:val="Heading3"/>
-      </w:pPr>
-      <w:r>
-        <w:t xml:space="preserve"> </w:t>
-      </w:r>
-      <w:r>
-        <w:t xml:space="preserve">Pipeline de Análisis Estático y Validación de Calidad</w:t>
-      </w:r>
-    </w:p>
-    <w:bookmarkStart w:id="94" w:name="X42d1a19843b441792d621e9b10ea5de4b446fbe"/>
-    <w:p>
-      <w:pPr>
-        <w:pStyle w:val="Heading4"/>
-      </w:pPr>
-      <w:r>
-        <w:t xml:space="preserve">Proceso de Evaluación de Métricas de Código</w:t>
-      </w:r>
-    </w:p>
-    <w:p>
-      <w:pPr>
-        <w:pStyle w:val="FirstParagraph"/>
-      </w:pPr>
-      <w:r>
-        <w:t xml:space="preserve">8.4em</w:t>
-      </w:r>
-      <w:r>
-        <w:t xml:space="preserve">0pt</w:t>
-      </w:r>
-      <w:r>
-        <w:t xml:space="preserve"> </w:t>
-      </w:r>
-      <w:r>
-        <w:t xml:space="preserve">Implementación de un flujo automatizado para la extracción de metadatos técnicos. Se utiliza Radon para la Complejidad Ciclomática y SonarQube para el índice de mantenibilidad y deuda técnica.</w:t>
-      </w:r>
-    </w:p>
-    <w:bookmarkEnd w:id="94"/>
-    <w:bookmarkStart w:id="95" w:name="validación-y-control-de-calidad"/>
-    <w:p>
-      <w:pPr>
-        <w:pStyle w:val="Heading4"/>
-      </w:pPr>
-      <w:r>
-        <w:t xml:space="preserve">Validación y Control de Calidad</w:t>
-      </w:r>
-    </w:p>
-    <w:p>
-      <w:pPr>
-        <w:pStyle w:val="FirstParagraph"/>
-      </w:pPr>
-      <w:r>
-        <w:t xml:space="preserve">8.4em</w:t>
-      </w:r>
-      <w:r>
-        <w:t xml:space="preserve">0pt</w:t>
-      </w:r>
-      <w:r>
-        <w:t xml:space="preserve"> </w:t>
-      </w:r>
-      <w:r>
-        <w:t xml:space="preserve">Procedimiento de verificación del cumplimiento normativo y análisis de significancia estadística para la contrastación de las hipótesis planteadas.</w:t>
-      </w:r>
-    </w:p>
-    <w:p>
-      <w:pPr>
-        <w:pStyle w:val="BodyText"/>
-      </w:pPr>
-      <w:r>
-        <w:rPr>
-          <w:b/>
-          <w:bCs/>
-        </w:rPr>
-        <w:t xml:space="preserve">Pruebas de Normalidad:</w:t>
-      </w:r>
-      <w:r>
-        <w:t xml:space="preserve"> </w:t>
-      </w:r>
-      <w:r>
-        <w:t xml:space="preserve">Previo al análisis comparativo, se aplicará la prueba de Shapiro-Wilk (considerando el tamaño de muestra</w:t>
-      </w:r>
-      <w:r>
-        <w:t xml:space="preserve"> </w:t>
-      </w:r>
-      <m:oMath>
-        <m:r>
-          <m:t>n</m:t>
-        </m:r>
-        <m:r>
-          <m:rPr>
-            <m:sty m:val="p"/>
-          </m:rPr>
-          <m:t>=</m:t>
-        </m:r>
-        <m:r>
-          <m:t>50</m:t>
-        </m:r>
-      </m:oMath>
-      <w:r>
-        <w:t xml:space="preserve"> </w:t>
-      </w:r>
-      <w:r>
-        <w:t xml:space="preserve">por grupo) para determinar si los datos métricos presentan una distribución normal.</w:t>
-      </w:r>
-    </w:p>
-    <w:p>
-      <w:pPr>
-        <w:pStyle w:val="BodyText"/>
-      </w:pPr>
-      <w:r>
-        <w:rPr>
-          <w:b/>
-          <w:bCs/>
-        </w:rPr>
-        <w:t xml:space="preserve">Técnicas de Contraste:</w:t>
-      </w:r>
-      <w:r>
-        <w:t xml:space="preserve"> </w:t>
-      </w:r>
-      <w:r>
-        <w:t xml:space="preserve">Con base en los resultados de normalidad, se utilizará la prueba paramétrica t-Student (si existe normalidad) o la prueba no paramétrica U de Mann-Whitney (si no existe normalidad) para comparar las medias de los grupos control y experimental.</w:t>
-      </w:r>
-    </w:p>
-    <w:p>
-      <w:pPr>
-        <w:pStyle w:val="BodyText"/>
-      </w:pPr>
-      <w:r>
-        <w:rPr>
-          <w:b/>
-          <w:bCs/>
-        </w:rPr>
-        <w:t xml:space="preserve">Criterio de Ingeniería:</w:t>
-      </w:r>
-      <w:r>
-        <w:t xml:space="preserve"> </w:t>
-      </w:r>
-      <w:r>
-        <w:t xml:space="preserve">Asegurar la sostenibilidad tecnológica mediante la reducción del tiempo estimado de remediación.</w:t>
-      </w:r>
-    </w:p>
-    <w:bookmarkEnd w:id="95"/>
     <w:bookmarkEnd w:id="96"/>
     <w:bookmarkEnd w:id="97"/>
-    <w:bookmarkStart w:id="98" w:name="sustento-teórico-de-la-metodología"/>
+    <w:bookmarkStart w:id="100" w:name="resultados-y-discusión"/>
+    <w:p>
+      <w:pPr>
+        <w:pStyle w:val="Heading1"/>
+      </w:pPr>
+      <w:r>
+        <w:t xml:space="preserve">RESULTADOS Y DISCUSIÓN</w:t>
+      </w:r>
+    </w:p>
+    <w:bookmarkStart w:id="98" w:name="presentación-de-resultado"/>
     <w:p>
       <w:pPr>
         <w:pStyle w:val="Heading2"/>
       </w:pPr>
       <w:r>
-        <w:t xml:space="preserve">Sustento Teórico de la Metodología</w:t>
-      </w:r>
-    </w:p>
-    <w:p>
-      <w:pPr>
-        <w:pStyle w:val="FirstParagraph"/>
-      </w:pPr>
-      <w:r>
-        <w:t xml:space="preserve">2.5em</w:t>
-      </w:r>
-      <w:r>
-        <w:t xml:space="preserve">0pt</w:t>
-      </w:r>
-      <w:r>
-        <w:t xml:space="preserve"> </w:t>
-      </w:r>
-      <w:r>
-        <w:t xml:space="preserve">La integración de la norma ISO/IEC 25010 dentro de la ingeniería de prompts se fundamenta en la necesidad de establecer métricas de calidad interna en sistemas generados por IA. Según Hou et al.</w:t>
-      </w:r>
-      <w:r>
-        <w:t xml:space="preserve">, la ausencia de rigor arquitectónico en el uso de LLMs deriva en una deuda técnica acumulada que compromete la mantenibilidad a largo plazo.</w:t>
-      </w:r>
-    </w:p>
-    <w:p>
-      <w:pPr>
-        <w:pStyle w:val="BodyText"/>
-      </w:pPr>
-      <w:r>
-        <w:t xml:space="preserve">2.5em</w:t>
-      </w:r>
-      <w:r>
-        <w:t xml:space="preserve">0pt</w:t>
-      </w:r>
-      <w:r>
-        <w:t xml:space="preserve"> </w:t>
-      </w:r>
-      <w:r>
-        <w:t xml:space="preserve">A nivel regional, la adopción de estas tecnologías en el sur del Perú requiere marcos de cumplimiento que aseguren la resiliencia organizacional frente a la degradación del software. El uso de herramientas como SonarQube y Radon permite operacionalizar estos estándares internacionales en datos cuantitativos y auditables. El enfoque cuantitativo y el diseño experimental adoptado se sustentan en lo planteado por Hernández-Sampieri et al.</w:t>
-      </w:r>
-      <w:r>
-        <w:t xml:space="preserve">, quienes establecen que los estudios explicativos requieren la manipulación de variables independientes para observar su efecto en variables dependientes bajo condiciones controladas. Asimismo, el diseño cuasi-experimental permite trabajar con grupos no aleatorizados manteniendo validez interna en contextos aplicados.</w:t>
+        <w:t xml:space="preserve">Presentación de resultado</w:t>
       </w:r>
     </w:p>
     <w:bookmarkEnd w:id="98"/>
+    <w:bookmarkStart w:id="99" w:name="discusión-de-resultados"/>
+    <w:p>
+      <w:pPr>
+        <w:pStyle w:val="Heading2"/>
+      </w:pPr>
+      <w:r>
+        <w:t xml:space="preserve">Discusión de resultados</w:t>
+      </w:r>
+    </w:p>
     <w:bookmarkEnd w:id="99"/>
-    <w:bookmarkStart w:id="102" w:name="resultados-y-discusión"/>
+    <w:bookmarkEnd w:id="100"/>
+    <w:bookmarkStart w:id="101" w:name="conclusiones-y-recomendaciones"/>
     <w:p>
       <w:pPr>
         <w:pStyle w:val="Heading1"/>
       </w:pPr>
       <w:r>
-        <w:t xml:space="preserve">RESULTADOS Y DISCUSIÓN</w:t>
-      </w:r>
-    </w:p>
-    <w:bookmarkStart w:id="100" w:name="presentación-de-resultado"/>
-    <w:p>
-      <w:pPr>
-        <w:pStyle w:val="Heading2"/>
-      </w:pPr>
-      <w:r>
-        <w:t xml:space="preserve">Presentación de resultado</w:t>
-      </w:r>
-    </w:p>
-    <w:bookmarkEnd w:id="100"/>
-    <w:bookmarkStart w:id="101" w:name="discusión-de-resultados"/>
-    <w:p>
-      <w:pPr>
-        <w:pStyle w:val="Heading2"/>
-      </w:pPr>
-      <w:r>
-        <w:t xml:space="preserve">Discusión de resultados</w:t>
+        <w:t xml:space="preserve">CONCLUSIONES Y RECOMENDACIONES</w:t>
       </w:r>
     </w:p>
     <w:bookmarkEnd w:id="101"/>
-    <w:bookmarkEnd w:id="102"/>
-    <w:bookmarkStart w:id="103" w:name="conclusiones-y-recomendaciones"/>
+    <w:bookmarkStart w:id="103" w:name="anexos"/>
     <w:p>
       <w:pPr>
         <w:pStyle w:val="Heading1"/>
       </w:pPr>
       <w:r>
-        <w:t xml:space="preserve">CONCLUSIONES Y RECOMENDACIONES</w:t>
-      </w:r>
-    </w:p>
-    <w:bookmarkEnd w:id="103"/>
-    <w:bookmarkStart w:id="105" w:name="anexos"/>
-    <w:p>
-      <w:pPr>
-        <w:pStyle w:val="Heading1"/>
-      </w:pPr>
-      <w:r>
         <w:t xml:space="preserve">ANEXOS</w:t>
       </w:r>
     </w:p>
-    <w:bookmarkStart w:id="104" w:name="anexo-1.-matriz-de-consistencia"/>
+    <w:bookmarkStart w:id="102" w:name="anexo-1.-matriz-de-consistencia"/>
     <w:p>
       <w:pPr>
         <w:pStyle w:val="Heading2"/>
@@ -5844,18 +5923,1656 @@
         <w:br/>
       </w:r>
     </w:p>
-    <w:bookmarkEnd w:id="104"/>
+    <w:bookmarkEnd w:id="102"/>
+    <w:bookmarkEnd w:id="103"/>
+    <w:bookmarkStart w:id="137" w:name="referencias-bibliográficas"/>
+    <w:p>
+      <w:pPr>
+        <w:pStyle w:val="Heading1"/>
+      </w:pPr>
+      <w:r>
+        <w:t xml:space="preserve">Referencias Bibliográficas</w:t>
+      </w:r>
+    </w:p>
+    <w:bookmarkStart w:id="136" w:name="refs"/>
+    <w:bookmarkStart w:id="105" w:name="ref-aljohani2024promptdebt"/>
+    <w:p>
+      <w:pPr>
+        <w:pStyle w:val="Bibliography"/>
+      </w:pPr>
+      <w:r>
+        <w:t xml:space="preserve">Aljohani, Ahmed, and Hyunsook Do. 2025.</w:t>
+      </w:r>
+      <w:r>
+        <w:t xml:space="preserve"> </w:t>
+      </w:r>
+      <w:r>
+        <w:t xml:space="preserve">“</w:t>
+      </w:r>
+      <w:r>
+        <w:t xml:space="preserve">PromptDebt</w:t>
+      </w:r>
+      <w:r>
+        <w:t xml:space="preserve">:</w:t>
+      </w:r>
+      <w:r>
+        <w:t xml:space="preserve"> </w:t>
+      </w:r>
+      <w:r>
+        <w:t xml:space="preserve">A</w:t>
+      </w:r>
+      <w:r>
+        <w:t xml:space="preserve"> </w:t>
+      </w:r>
+      <w:r>
+        <w:t xml:space="preserve">Comprehensive</w:t>
+      </w:r>
+      <w:r>
+        <w:t xml:space="preserve"> </w:t>
+      </w:r>
+      <w:r>
+        <w:t xml:space="preserve">Study</w:t>
+      </w:r>
+      <w:r>
+        <w:t xml:space="preserve"> </w:t>
+      </w:r>
+      <w:r>
+        <w:t xml:space="preserve">of</w:t>
+      </w:r>
+      <w:r>
+        <w:t xml:space="preserve"> </w:t>
+      </w:r>
+      <w:r>
+        <w:t xml:space="preserve">Technical</w:t>
+      </w:r>
+      <w:r>
+        <w:t xml:space="preserve"> </w:t>
+      </w:r>
+      <w:r>
+        <w:t xml:space="preserve">Debt</w:t>
+      </w:r>
+      <w:r>
+        <w:t xml:space="preserve"> </w:t>
+      </w:r>
+      <w:r>
+        <w:t xml:space="preserve">Across</w:t>
+      </w:r>
+      <w:r>
+        <w:t xml:space="preserve"> </w:t>
+      </w:r>
+      <w:r>
+        <w:t xml:space="preserve">LLM</w:t>
+      </w:r>
+      <w:r>
+        <w:t xml:space="preserve"> </w:t>
+      </w:r>
+      <w:r>
+        <w:t xml:space="preserve">Projects</w:t>
+      </w:r>
+      <w:r>
+        <w:t xml:space="preserve">.”</w:t>
+      </w:r>
+      <w:r>
+        <w:t xml:space="preserve"> </w:t>
+      </w:r>
+      <w:r>
+        <w:t xml:space="preserve">In</w:t>
+      </w:r>
+      <w:r>
+        <w:t xml:space="preserve"> </w:t>
+      </w:r>
+      <w:r>
+        <w:rPr>
+          <w:i/>
+          <w:iCs/>
+        </w:rPr>
+        <w:t xml:space="preserve">Proceedings of the 29th</w:t>
+      </w:r>
+      <w:r>
+        <w:rPr>
+          <w:i/>
+          <w:iCs/>
+        </w:rPr>
+        <w:t xml:space="preserve"> </w:t>
+      </w:r>
+      <w:r>
+        <w:rPr>
+          <w:i/>
+          <w:iCs/>
+        </w:rPr>
+        <w:t xml:space="preserve">International</w:t>
+      </w:r>
+      <w:r>
+        <w:rPr>
+          <w:i/>
+          <w:iCs/>
+        </w:rPr>
+        <w:t xml:space="preserve"> </w:t>
+      </w:r>
+      <w:r>
+        <w:rPr>
+          <w:i/>
+          <w:iCs/>
+        </w:rPr>
+        <w:t xml:space="preserve">Conference</w:t>
+      </w:r>
+      <w:r>
+        <w:rPr>
+          <w:i/>
+          <w:iCs/>
+        </w:rPr>
+        <w:t xml:space="preserve"> </w:t>
+      </w:r>
+      <w:r>
+        <w:rPr>
+          <w:i/>
+          <w:iCs/>
+        </w:rPr>
+        <w:t xml:space="preserve">on</w:t>
+      </w:r>
+      <w:r>
+        <w:rPr>
+          <w:i/>
+          <w:iCs/>
+        </w:rPr>
+        <w:t xml:space="preserve"> </w:t>
+      </w:r>
+      <w:r>
+        <w:rPr>
+          <w:i/>
+          <w:iCs/>
+        </w:rPr>
+        <w:t xml:space="preserve">Evaluation</w:t>
+      </w:r>
+      <w:r>
+        <w:rPr>
+          <w:i/>
+          <w:iCs/>
+        </w:rPr>
+        <w:t xml:space="preserve"> </w:t>
+      </w:r>
+      <w:r>
+        <w:rPr>
+          <w:i/>
+          <w:iCs/>
+        </w:rPr>
+        <w:t xml:space="preserve">and</w:t>
+      </w:r>
+      <w:r>
+        <w:rPr>
+          <w:i/>
+          <w:iCs/>
+        </w:rPr>
+        <w:t xml:space="preserve"> </w:t>
+      </w:r>
+      <w:r>
+        <w:rPr>
+          <w:i/>
+          <w:iCs/>
+        </w:rPr>
+        <w:t xml:space="preserve">Assessment</w:t>
+      </w:r>
+      <w:r>
+        <w:rPr>
+          <w:i/>
+          <w:iCs/>
+        </w:rPr>
+        <w:t xml:space="preserve"> </w:t>
+      </w:r>
+      <w:r>
+        <w:rPr>
+          <w:i/>
+          <w:iCs/>
+        </w:rPr>
+        <w:t xml:space="preserve">in</w:t>
+      </w:r>
+      <w:r>
+        <w:rPr>
+          <w:i/>
+          <w:iCs/>
+        </w:rPr>
+        <w:t xml:space="preserve"> </w:t>
+      </w:r>
+      <w:r>
+        <w:rPr>
+          <w:i/>
+          <w:iCs/>
+        </w:rPr>
+        <w:t xml:space="preserve">Software</w:t>
+      </w:r>
+      <w:r>
+        <w:rPr>
+          <w:i/>
+          <w:iCs/>
+        </w:rPr>
+        <w:t xml:space="preserve"> </w:t>
+      </w:r>
+      <w:r>
+        <w:rPr>
+          <w:i/>
+          <w:iCs/>
+        </w:rPr>
+        <w:t xml:space="preserve">Engineering</w:t>
+      </w:r>
+      <w:r>
+        <w:t xml:space="preserve">, 371–82. Istanbul Turkiye: ACM.</w:t>
+      </w:r>
+      <w:r>
+        <w:t xml:space="preserve"> </w:t>
+      </w:r>
+      <w:hyperlink r:id="rId104">
+        <w:r>
+          <w:rPr>
+            <w:rStyle w:val="Hyperlink"/>
+          </w:rPr>
+          <w:t xml:space="preserve">https://doi.org/10.1145/3756681.3756976</w:t>
+        </w:r>
+      </w:hyperlink>
+      <w:r>
+        <w:t xml:space="preserve">.</w:t>
+      </w:r>
+    </w:p>
     <w:bookmarkEnd w:id="105"/>
-    <w:bookmarkStart w:id="106" w:name="referencias-bibliográficas"/>
-    <w:p>
-      <w:pPr>
-        <w:pStyle w:val="Heading1"/>
-      </w:pPr>
-      <w:r>
-        <w:t xml:space="preserve">Referencias Bibliográficas</w:t>
-      </w:r>
-    </w:p>
-    <w:bookmarkEnd w:id="106"/>
+    <w:bookmarkStart w:id="107" w:name="ref-asfandyar2024evaluating"/>
+    <w:p>
+      <w:pPr>
+        <w:pStyle w:val="Bibliography"/>
+      </w:pPr>
+      <w:r>
+        <w:t xml:space="preserve">Asfandyar, Muhammad Waseem Akhtar. 2025.</w:t>
+      </w:r>
+      <w:r>
+        <w:t xml:space="preserve"> </w:t>
+      </w:r>
+      <w:r>
+        <w:t xml:space="preserve">“</w:t>
+      </w:r>
+      <w:r>
+        <w:t xml:space="preserve">EVALUATING</w:t>
+      </w:r>
+      <w:r>
+        <w:t xml:space="preserve"> </w:t>
+      </w:r>
+      <w:r>
+        <w:t xml:space="preserve">THE</w:t>
+      </w:r>
+      <w:r>
+        <w:t xml:space="preserve"> </w:t>
+      </w:r>
+      <w:r>
+        <w:t xml:space="preserve">IMPACT</w:t>
+      </w:r>
+      <w:r>
+        <w:t xml:space="preserve"> </w:t>
+      </w:r>
+      <w:r>
+        <w:t xml:space="preserve">OF</w:t>
+      </w:r>
+      <w:r>
+        <w:t xml:space="preserve"> </w:t>
+      </w:r>
+      <w:r>
+        <w:t xml:space="preserve">AI</w:t>
+      </w:r>
+      <w:r>
+        <w:t xml:space="preserve"> </w:t>
+      </w:r>
+      <w:r>
+        <w:t xml:space="preserve">CODE</w:t>
+      </w:r>
+      <w:r>
+        <w:t xml:space="preserve"> </w:t>
+      </w:r>
+      <w:r>
+        <w:t xml:space="preserve">GENERATED</w:t>
+      </w:r>
+      <w:r>
+        <w:t xml:space="preserve"> </w:t>
+      </w:r>
+      <w:r>
+        <w:t xml:space="preserve">OF</w:t>
+      </w:r>
+      <w:r>
+        <w:t xml:space="preserve"> </w:t>
+      </w:r>
+      <w:r>
+        <w:t xml:space="preserve">SOFTWARE</w:t>
+      </w:r>
+      <w:r>
+        <w:t xml:space="preserve"> </w:t>
+      </w:r>
+      <w:r>
+        <w:t xml:space="preserve">QUALITY</w:t>
+      </w:r>
+      <w:r>
+        <w:t xml:space="preserve"> </w:t>
+      </w:r>
+      <w:r>
+        <w:t xml:space="preserve">AND</w:t>
+      </w:r>
+      <w:r>
+        <w:t xml:space="preserve"> </w:t>
+      </w:r>
+      <w:r>
+        <w:t xml:space="preserve">OBSERVED</w:t>
+      </w:r>
+      <w:r>
+        <w:t xml:space="preserve"> </w:t>
+      </w:r>
+      <w:r>
+        <w:t xml:space="preserve">STUDY</w:t>
+      </w:r>
+      <w:r>
+        <w:t xml:space="preserve"> </w:t>
+      </w:r>
+      <w:r>
+        <w:t xml:space="preserve">OF</w:t>
+      </w:r>
+      <w:r>
+        <w:t xml:space="preserve"> </w:t>
+      </w:r>
+      <w:r>
+        <w:t xml:space="preserve">MAINTAINABILITY</w:t>
+      </w:r>
+      <w:r>
+        <w:t xml:space="preserve">,</w:t>
+      </w:r>
+      <w:r>
+        <w:t xml:space="preserve"> </w:t>
+      </w:r>
+      <w:r>
+        <w:t xml:space="preserve">SECURITY</w:t>
+      </w:r>
+      <w:r>
+        <w:t xml:space="preserve"> </w:t>
+      </w:r>
+      <w:r>
+        <w:t xml:space="preserve">AND</w:t>
+      </w:r>
+      <w:r>
+        <w:t xml:space="preserve"> </w:t>
+      </w:r>
+      <w:r>
+        <w:t xml:space="preserve">PERFORMANCE</w:t>
+      </w:r>
+      <w:r>
+        <w:t xml:space="preserve">.”</w:t>
+      </w:r>
+      <w:r>
+        <w:t xml:space="preserve"> </w:t>
+      </w:r>
+      <w:r>
+        <w:rPr>
+          <w:i/>
+          <w:iCs/>
+        </w:rPr>
+        <w:t xml:space="preserve">Spectrum of Engineering Sciences</w:t>
+      </w:r>
+      <w:r>
+        <w:t xml:space="preserve"> </w:t>
+      </w:r>
+      <w:r>
+        <w:t xml:space="preserve">3 (12): 1379–89.</w:t>
+      </w:r>
+      <w:r>
+        <w:t xml:space="preserve"> </w:t>
+      </w:r>
+      <w:hyperlink r:id="rId106">
+        <w:r>
+          <w:rPr>
+            <w:rStyle w:val="Hyperlink"/>
+          </w:rPr>
+          <w:t xml:space="preserve">https://doi.org/10.5281/ZENODO.18172279</w:t>
+        </w:r>
+      </w:hyperlink>
+      <w:r>
+        <w:t xml:space="preserve">.</w:t>
+      </w:r>
+    </w:p>
+    <w:bookmarkEnd w:id="107"/>
+    <w:bookmarkStart w:id="109" w:name="ref-azeem2024ai"/>
+    <w:p>
+      <w:pPr>
+        <w:pStyle w:val="Bibliography"/>
+      </w:pPr>
+      <w:r>
+        <w:t xml:space="preserve">Azeem, Samina, Muhammad Shumail Naveed, Muhammad Sajid, and Imran Ali. 2025.</w:t>
+      </w:r>
+      <w:r>
+        <w:t xml:space="preserve"> </w:t>
+      </w:r>
+      <w:r>
+        <w:t xml:space="preserve">“</w:t>
+      </w:r>
+      <w:r>
+        <w:t xml:space="preserve">AI</w:t>
+      </w:r>
+      <w:r>
+        <w:t xml:space="preserve"> </w:t>
+      </w:r>
+      <w:r>
+        <w:t xml:space="preserve">Vs.</w:t>
+      </w:r>
+      <w:r>
+        <w:t xml:space="preserve"> </w:t>
+      </w:r>
+      <w:r>
+        <w:t xml:space="preserve">Human</w:t>
+      </w:r>
+      <w:r>
+        <w:t xml:space="preserve"> </w:t>
+      </w:r>
+      <w:r>
+        <w:t xml:space="preserve">Programmers</w:t>
+      </w:r>
+      <w:r>
+        <w:t xml:space="preserve">:</w:t>
+      </w:r>
+      <w:r>
+        <w:t xml:space="preserve"> </w:t>
+      </w:r>
+      <w:r>
+        <w:t xml:space="preserve">Complexity</w:t>
+      </w:r>
+      <w:r>
+        <w:t xml:space="preserve"> </w:t>
+      </w:r>
+      <w:r>
+        <w:t xml:space="preserve">and</w:t>
+      </w:r>
+      <w:r>
+        <w:t xml:space="preserve"> </w:t>
+      </w:r>
+      <w:r>
+        <w:t xml:space="preserve">Performance</w:t>
+      </w:r>
+      <w:r>
+        <w:t xml:space="preserve"> </w:t>
+      </w:r>
+      <w:r>
+        <w:t xml:space="preserve">in</w:t>
+      </w:r>
+      <w:r>
+        <w:t xml:space="preserve"> </w:t>
+      </w:r>
+      <w:r>
+        <w:t xml:space="preserve">Code</w:t>
+      </w:r>
+      <w:r>
+        <w:t xml:space="preserve"> </w:t>
+      </w:r>
+      <w:r>
+        <w:t xml:space="preserve">Generation</w:t>
+      </w:r>
+      <w:r>
+        <w:t xml:space="preserve">.”</w:t>
+      </w:r>
+      <w:r>
+        <w:t xml:space="preserve"> </w:t>
+      </w:r>
+      <w:r>
+        <w:rPr>
+          <w:i/>
+          <w:iCs/>
+        </w:rPr>
+        <w:t xml:space="preserve">VAWKUM Transactions on Computer Sciences</w:t>
+      </w:r>
+      <w:r>
+        <w:t xml:space="preserve"> </w:t>
+      </w:r>
+      <w:r>
+        <w:t xml:space="preserve">13 (1): 201–16.</w:t>
+      </w:r>
+      <w:r>
+        <w:t xml:space="preserve"> </w:t>
+      </w:r>
+      <w:hyperlink r:id="rId108">
+        <w:r>
+          <w:rPr>
+            <w:rStyle w:val="Hyperlink"/>
+          </w:rPr>
+          <w:t xml:space="preserve">https://doi.org/10.21015/vtcs.v13i1.2043</w:t>
+        </w:r>
+      </w:hyperlink>
+      <w:r>
+        <w:t xml:space="preserve">.</w:t>
+      </w:r>
+    </w:p>
+    <w:bookmarkEnd w:id="109"/>
+    <w:bookmarkStart w:id="111" w:name="ref-cordeiro2024empirical"/>
+    <w:p>
+      <w:pPr>
+        <w:pStyle w:val="Bibliography"/>
+      </w:pPr>
+      <w:r>
+        <w:t xml:space="preserve">Cordeiro, Jonathan, Shayan Noei, and Ying Zou. 2026.</w:t>
+      </w:r>
+      <w:r>
+        <w:t xml:space="preserve"> </w:t>
+      </w:r>
+      <w:r>
+        <w:t xml:space="preserve">“An</w:t>
+      </w:r>
+      <w:r>
+        <w:t xml:space="preserve"> </w:t>
+      </w:r>
+      <w:r>
+        <w:t xml:space="preserve">Empirical</w:t>
+      </w:r>
+      <w:r>
+        <w:t xml:space="preserve"> </w:t>
+      </w:r>
+      <w:r>
+        <w:t xml:space="preserve">Study</w:t>
+      </w:r>
+      <w:r>
+        <w:t xml:space="preserve"> </w:t>
+      </w:r>
+      <w:r>
+        <w:t xml:space="preserve">on the</w:t>
+      </w:r>
+      <w:r>
+        <w:t xml:space="preserve"> </w:t>
+      </w:r>
+      <w:r>
+        <w:t xml:space="preserve">Code</w:t>
+      </w:r>
+      <w:r>
+        <w:t xml:space="preserve"> </w:t>
+      </w:r>
+      <w:r>
+        <w:t xml:space="preserve">Refactoring</w:t>
+      </w:r>
+      <w:r>
+        <w:t xml:space="preserve"> </w:t>
+      </w:r>
+      <w:r>
+        <w:t xml:space="preserve">Capability</w:t>
+      </w:r>
+      <w:r>
+        <w:t xml:space="preserve"> </w:t>
+      </w:r>
+      <w:r>
+        <w:t xml:space="preserve">of</w:t>
+      </w:r>
+      <w:r>
+        <w:t xml:space="preserve"> </w:t>
+      </w:r>
+      <w:r>
+        <w:t xml:space="preserve">Large</w:t>
+      </w:r>
+      <w:r>
+        <w:t xml:space="preserve"> </w:t>
+      </w:r>
+      <w:r>
+        <w:t xml:space="preserve">Language</w:t>
+      </w:r>
+      <w:r>
+        <w:t xml:space="preserve"> </w:t>
+      </w:r>
+      <w:r>
+        <w:t xml:space="preserve">Models</w:t>
+      </w:r>
+      <w:r>
+        <w:t xml:space="preserve">.”</w:t>
+      </w:r>
+      <w:r>
+        <w:t xml:space="preserve"> </w:t>
+      </w:r>
+      <w:r>
+        <w:rPr>
+          <w:i/>
+          <w:iCs/>
+        </w:rPr>
+        <w:t xml:space="preserve">ACM Transactions on Software Engineering and Methodology</w:t>
+      </w:r>
+      <w:r>
+        <w:t xml:space="preserve">, March, 3801158.</w:t>
+      </w:r>
+      <w:r>
+        <w:t xml:space="preserve"> </w:t>
+      </w:r>
+      <w:hyperlink r:id="rId110">
+        <w:r>
+          <w:rPr>
+            <w:rStyle w:val="Hyperlink"/>
+          </w:rPr>
+          <w:t xml:space="preserve">https://doi.org/10.1145/3801158</w:t>
+        </w:r>
+      </w:hyperlink>
+      <w:r>
+        <w:t xml:space="preserve">.</w:t>
+      </w:r>
+    </w:p>
+    <w:bookmarkEnd w:id="111"/>
+    <w:bookmarkStart w:id="113" w:name="ref-cuatecontzi2023identificacion"/>
+    <w:p>
+      <w:pPr>
+        <w:pStyle w:val="Bibliography"/>
+      </w:pPr>
+      <w:r>
+        <w:t xml:space="preserve">Cuatecontzi Cuahutle, Elizabeth, María Guadalupe Medina Barrera, Raúl Cortés Maldonado, and Carlos Bueno Avendaño. 2025.</w:t>
+      </w:r>
+      <w:r>
+        <w:t xml:space="preserve"> </w:t>
+      </w:r>
+      <w:r>
+        <w:t xml:space="preserve">“Identificación y</w:t>
+      </w:r>
+      <w:r>
+        <w:t xml:space="preserve"> </w:t>
+      </w:r>
+      <w:r>
+        <w:t xml:space="preserve">Medición</w:t>
+      </w:r>
+      <w:r>
+        <w:t xml:space="preserve"> </w:t>
+      </w:r>
+      <w:r>
+        <w:t xml:space="preserve">de</w:t>
+      </w:r>
+      <w:r>
+        <w:t xml:space="preserve"> </w:t>
+      </w:r>
+      <w:r>
+        <w:t xml:space="preserve">Deuda</w:t>
+      </w:r>
+      <w:r>
+        <w:t xml:space="preserve"> </w:t>
+      </w:r>
+      <w:r>
+        <w:t xml:space="preserve">Técnica</w:t>
+      </w:r>
+      <w:r>
+        <w:t xml:space="preserve"> </w:t>
+      </w:r>
+      <w:r>
+        <w:t xml:space="preserve">Autoadmitida</w:t>
+      </w:r>
+      <w:r>
+        <w:t xml:space="preserve"> </w:t>
+      </w:r>
+      <w:r>
+        <w:t xml:space="preserve">En</w:t>
+      </w:r>
+      <w:r>
+        <w:t xml:space="preserve"> </w:t>
+      </w:r>
+      <w:r>
+        <w:t xml:space="preserve">Herramientas</w:t>
+      </w:r>
+      <w:r>
+        <w:t xml:space="preserve"> </w:t>
+      </w:r>
+      <w:r>
+        <w:t xml:space="preserve">de</w:t>
+      </w:r>
+      <w:r>
+        <w:t xml:space="preserve"> </w:t>
+      </w:r>
+      <w:r>
+        <w:t xml:space="preserve">Aprendizaje</w:t>
+      </w:r>
+      <w:r>
+        <w:t xml:space="preserve"> </w:t>
+      </w:r>
+      <w:r>
+        <w:t xml:space="preserve">Profundo</w:t>
+      </w:r>
+      <w:r>
+        <w:t xml:space="preserve">:</w:t>
+      </w:r>
+      <w:r>
+        <w:t xml:space="preserve"> </w:t>
+      </w:r>
+      <w:r>
+        <w:t xml:space="preserve">Una</w:t>
+      </w:r>
+      <w:r>
+        <w:t xml:space="preserve"> </w:t>
+      </w:r>
+      <w:r>
+        <w:t xml:space="preserve">Revisión</w:t>
+      </w:r>
+      <w:r>
+        <w:t xml:space="preserve"> </w:t>
+      </w:r>
+      <w:r>
+        <w:t xml:space="preserve">Sistemática</w:t>
+      </w:r>
+      <w:r>
+        <w:t xml:space="preserve">.”</w:t>
+      </w:r>
+      <w:r>
+        <w:t xml:space="preserve"> </w:t>
+      </w:r>
+      <w:r>
+        <w:rPr>
+          <w:i/>
+          <w:iCs/>
+        </w:rPr>
+        <w:t xml:space="preserve">Innovation and Software</w:t>
+      </w:r>
+      <w:r>
+        <w:t xml:space="preserve"> </w:t>
+      </w:r>
+      <w:r>
+        <w:t xml:space="preserve">6 (2): 171–91.</w:t>
+      </w:r>
+      <w:r>
+        <w:t xml:space="preserve"> </w:t>
+      </w:r>
+      <w:hyperlink r:id="rId112">
+        <w:r>
+          <w:rPr>
+            <w:rStyle w:val="Hyperlink"/>
+          </w:rPr>
+          <w:t xml:space="preserve">https://doi.org/10.48168/innosoft.s24.a287</w:t>
+        </w:r>
+      </w:hyperlink>
+      <w:r>
+        <w:t xml:space="preserve">.</w:t>
+      </w:r>
+    </w:p>
+    <w:bookmarkEnd w:id="113"/>
+    <w:bookmarkStart w:id="114" w:name="ref-formgren2024capabilities"/>
+    <w:p>
+      <w:pPr>
+        <w:pStyle w:val="Bibliography"/>
+      </w:pPr>
+      <w:r>
+        <w:t xml:space="preserve">Formgren, Björn. 2024.</w:t>
+      </w:r>
+      <w:r>
+        <w:t xml:space="preserve"> </w:t>
+      </w:r>
+      <w:r>
+        <w:t xml:space="preserve">“Capabilities of Large Language Models in Generating Complex Code: A Software Architecture Perspective.”</w:t>
+      </w:r>
+      <w:r>
+        <w:t xml:space="preserve"> </w:t>
+      </w:r>
+      <w:r>
+        <w:t xml:space="preserve">Master’s thesis, Estocolmo, Suecia: KTH Royal Institute of Technology.</w:t>
+      </w:r>
+    </w:p>
+    <w:bookmarkEnd w:id="114"/>
+    <w:bookmarkStart w:id="115" w:name="ref-gobperu2024ia"/>
+    <w:p>
+      <w:pPr>
+        <w:pStyle w:val="Bibliography"/>
+      </w:pPr>
+      <w:r>
+        <w:t xml:space="preserve">Gobierno del Perú. 2024.</w:t>
+      </w:r>
+      <w:r>
+        <w:t xml:space="preserve"> </w:t>
+      </w:r>
+      <w:r>
+        <w:t xml:space="preserve">“Estrategia Nacional de Inteligencia Artificial 2021-2026: Informe de Progreso y Actualización.”</w:t>
+      </w:r>
+      <w:r>
+        <w:t xml:space="preserve"> </w:t>
+      </w:r>
+      <w:r>
+        <w:t xml:space="preserve">Lima, Perú: Presidencia del Consejo de Ministros.</w:t>
+      </w:r>
+    </w:p>
+    <w:bookmarkEnd w:id="115"/>
+    <w:bookmarkStart w:id="116" w:name="ref-gore2025plan"/>
+    <w:p>
+      <w:pPr>
+        <w:pStyle w:val="Bibliography"/>
+      </w:pPr>
+      <w:r>
+        <w:t xml:space="preserve">Gobierno Regional de Cusco. 2024.</w:t>
+      </w:r>
+      <w:r>
+        <w:t xml:space="preserve"> </w:t>
+      </w:r>
+      <w:r>
+        <w:t xml:space="preserve">“Plan de Gobierno Digital 2025-2027.”</w:t>
+      </w:r>
+      <w:r>
+        <w:t xml:space="preserve"> </w:t>
+      </w:r>
+      <w:r>
+        <w:t xml:space="preserve">Cusco, Per</w:t>
+      </w:r>
+      <w:r>
+        <w:t xml:space="preserve">ú</w:t>
+      </w:r>
+      <w:r>
+        <w:t xml:space="preserve">: Gerencia Regional de Planeamiento, Presupuesto y Modernizaci</w:t>
+      </w:r>
+      <w:r>
+        <w:t xml:space="preserve">ó</w:t>
+      </w:r>
+      <w:r>
+        <w:t xml:space="preserve">n.</w:t>
+      </w:r>
+    </w:p>
+    <w:bookmarkEnd w:id="116"/>
+    <w:bookmarkStart w:id="117" w:name="ref-gutierrez2024analisis"/>
+    <w:p>
+      <w:pPr>
+        <w:pStyle w:val="Bibliography"/>
+      </w:pPr>
+      <w:r>
+        <w:t xml:space="preserve">Gutierrez Chavez, Hector Gonzalo. 2025.</w:t>
+      </w:r>
+      <w:r>
+        <w:t xml:space="preserve"> </w:t>
+      </w:r>
+      <w:r>
+        <w:t xml:space="preserve">“Análisis de La Aplicación de Prácticas Ágiles y La Gestión de La Deuda Técnica En El Desarrollo de Software En MediaLab.”</w:t>
+      </w:r>
+      <w:r>
+        <w:t xml:space="preserve"> </w:t>
+      </w:r>
+      <w:r>
+        <w:t xml:space="preserve">Trabajo de Investigación de para optar el Grado a Nombre de la Nación de: Maestro en Diseño y Gestión de Proyectos Tecnológicos, Tacna, Perú: Escuela de Posgrado Newman.</w:t>
+      </w:r>
+    </w:p>
+    <w:bookmarkEnd w:id="117"/>
+    <w:bookmarkStart w:id="118" w:name="ref-hernandez2014metodologia"/>
+    <w:p>
+      <w:pPr>
+        <w:pStyle w:val="Bibliography"/>
+      </w:pPr>
+      <w:r>
+        <w:t xml:space="preserve">Hernández Sampieri, Roberto, Carlos Fernández Collado, and María del Pilar Baptista Lucio. 2014.</w:t>
+      </w:r>
+      <w:r>
+        <w:t xml:space="preserve"> </w:t>
+      </w:r>
+      <w:r>
+        <w:rPr>
+          <w:i/>
+          <w:iCs/>
+        </w:rPr>
+        <w:t xml:space="preserve">Metodología de La Investigación</w:t>
+      </w:r>
+      <w:r>
+        <w:t xml:space="preserve">. 6th ed. México D.F.: McGraw-Hill / Interamericana Editores, S.A. de C.V.</w:t>
+      </w:r>
+    </w:p>
+    <w:bookmarkEnd w:id="118"/>
+    <w:bookmarkStart w:id="120" w:name="ref-hou2024large"/>
+    <w:p>
+      <w:pPr>
+        <w:pStyle w:val="Bibliography"/>
+      </w:pPr>
+      <w:r>
+        <w:t xml:space="preserve">Hou, Xinyi, Yanjie Zhao, Yue Liu, Zhou Yang, Kailong Wang, Li Li, Xiapu Luo, David Lo, John Grundy, and Haoyu Wang. 2024.</w:t>
+      </w:r>
+      <w:r>
+        <w:t xml:space="preserve"> </w:t>
+      </w:r>
+      <w:r>
+        <w:t xml:space="preserve">“Large</w:t>
+      </w:r>
+      <w:r>
+        <w:t xml:space="preserve"> </w:t>
+      </w:r>
+      <w:r>
+        <w:t xml:space="preserve">Language</w:t>
+      </w:r>
+      <w:r>
+        <w:t xml:space="preserve"> </w:t>
+      </w:r>
+      <w:r>
+        <w:t xml:space="preserve">Models</w:t>
+      </w:r>
+      <w:r>
+        <w:t xml:space="preserve"> </w:t>
+      </w:r>
+      <w:r>
+        <w:t xml:space="preserve">for</w:t>
+      </w:r>
+      <w:r>
+        <w:t xml:space="preserve"> </w:t>
+      </w:r>
+      <w:r>
+        <w:t xml:space="preserve">Software</w:t>
+      </w:r>
+      <w:r>
+        <w:t xml:space="preserve"> </w:t>
+      </w:r>
+      <w:r>
+        <w:t xml:space="preserve">Engineering</w:t>
+      </w:r>
+      <w:r>
+        <w:t xml:space="preserve">:</w:t>
+      </w:r>
+      <w:r>
+        <w:t xml:space="preserve"> </w:t>
+      </w:r>
+      <w:r>
+        <w:t xml:space="preserve">A</w:t>
+      </w:r>
+      <w:r>
+        <w:t xml:space="preserve"> </w:t>
+      </w:r>
+      <w:r>
+        <w:t xml:space="preserve">Systematic</w:t>
+      </w:r>
+      <w:r>
+        <w:t xml:space="preserve"> </w:t>
+      </w:r>
+      <w:r>
+        <w:t xml:space="preserve">Literature</w:t>
+      </w:r>
+      <w:r>
+        <w:t xml:space="preserve"> </w:t>
+      </w:r>
+      <w:r>
+        <w:t xml:space="preserve">Review</w:t>
+      </w:r>
+      <w:r>
+        <w:t xml:space="preserve">.”</w:t>
+      </w:r>
+      <w:r>
+        <w:t xml:space="preserve"> </w:t>
+      </w:r>
+      <w:r>
+        <w:rPr>
+          <w:i/>
+          <w:iCs/>
+        </w:rPr>
+        <w:t xml:space="preserve">ACM Transactions on Software Engineering and Methodology</w:t>
+      </w:r>
+      <w:r>
+        <w:t xml:space="preserve"> </w:t>
+      </w:r>
+      <w:r>
+        <w:t xml:space="preserve">33 (8): 1–79.</w:t>
+      </w:r>
+      <w:r>
+        <w:t xml:space="preserve"> </w:t>
+      </w:r>
+      <w:hyperlink r:id="rId119">
+        <w:r>
+          <w:rPr>
+            <w:rStyle w:val="Hyperlink"/>
+          </w:rPr>
+          <w:t xml:space="preserve">https://doi.org/10.1145/3695988</w:t>
+        </w:r>
+      </w:hyperlink>
+      <w:r>
+        <w:t xml:space="preserve">.</w:t>
+      </w:r>
+    </w:p>
+    <w:bookmarkEnd w:id="120"/>
+    <w:bookmarkStart w:id="121" w:name="ref-inei2024tecnologia"/>
+    <w:p>
+      <w:pPr>
+        <w:pStyle w:val="Bibliography"/>
+      </w:pPr>
+      <w:r>
+        <w:t xml:space="preserve">Instituto Nacional de Estadística e Informática. 2024.</w:t>
+      </w:r>
+      <w:r>
+        <w:t xml:space="preserve"> </w:t>
+      </w:r>
+      <w:r>
+        <w:t xml:space="preserve">“Informe t</w:t>
+      </w:r>
+      <w:r>
+        <w:t xml:space="preserve">é</w:t>
+      </w:r>
+      <w:r>
+        <w:t xml:space="preserve">cnico: Estad</w:t>
+      </w:r>
+      <w:r>
+        <w:t xml:space="preserve">í</w:t>
+      </w:r>
+      <w:r>
+        <w:t xml:space="preserve">sticas de Las Tecnolog</w:t>
+      </w:r>
+      <w:r>
+        <w:t xml:space="preserve">í</w:t>
+      </w:r>
+      <w:r>
+        <w:t xml:space="preserve">as de Informaci</w:t>
+      </w:r>
+      <w:r>
+        <w:t xml:space="preserve">ó</w:t>
+      </w:r>
+      <w:r>
+        <w:t xml:space="preserve">n y Comunicaci</w:t>
+      </w:r>
+      <w:r>
+        <w:t xml:space="preserve">ó</w:t>
+      </w:r>
+      <w:r>
+        <w:t xml:space="preserve">n En Las Empresas.”</w:t>
+      </w:r>
+      <w:r>
+        <w:t xml:space="preserve"> </w:t>
+      </w:r>
+      <w:r>
+        <w:t xml:space="preserve">Lima, Per</w:t>
+      </w:r>
+      <w:r>
+        <w:t xml:space="preserve">ú</w:t>
+      </w:r>
+      <w:r>
+        <w:t xml:space="preserve">: Instituto Nacional de Estad</w:t>
+      </w:r>
+      <w:r>
+        <w:t xml:space="preserve">í</w:t>
+      </w:r>
+      <w:r>
+        <w:t xml:space="preserve">stica e Inform</w:t>
+      </w:r>
+      <w:r>
+        <w:t xml:space="preserve">á</w:t>
+      </w:r>
+      <w:r>
+        <w:t xml:space="preserve">tica.</w:t>
+      </w:r>
+    </w:p>
+    <w:bookmarkEnd w:id="121"/>
+    <w:bookmarkStart w:id="122" w:name="ref-iso25010"/>
+    <w:p>
+      <w:pPr>
+        <w:pStyle w:val="Bibliography"/>
+      </w:pPr>
+      <w:r>
+        <w:t xml:space="preserve">ISO/IEC. 2011.</w:t>
+      </w:r>
+      <w:r>
+        <w:t xml:space="preserve"> </w:t>
+      </w:r>
+      <w:r>
+        <w:rPr>
+          <w:i/>
+          <w:iCs/>
+        </w:rPr>
+        <w:t xml:space="preserve">ISO/IEC 25010:2011 Systems and Software Engineering – Systems and Software Quality Models</w:t>
+      </w:r>
+      <w:r>
+        <w:t xml:space="preserve">. International Organization for Standardization.</w:t>
+      </w:r>
+    </w:p>
+    <w:bookmarkEnd w:id="122"/>
+    <w:bookmarkStart w:id="124" w:name="ref-liu2023refined"/>
+    <w:p>
+      <w:pPr>
+        <w:pStyle w:val="Bibliography"/>
+      </w:pPr>
+      <w:r>
+        <w:t xml:space="preserve">Liu, Yue, Thanh Le-Cong, Ratnadira Widyasari, Chakkrit Tantithamthavorn, Li Li, Xuan-Bach D. Le, and David Lo. 2024.</w:t>
+      </w:r>
+      <w:r>
+        <w:t xml:space="preserve"> </w:t>
+      </w:r>
+      <w:r>
+        <w:t xml:space="preserve">“Refining</w:t>
+      </w:r>
+      <w:r>
+        <w:t xml:space="preserve"> </w:t>
+      </w:r>
+      <w:r>
+        <w:t xml:space="preserve">ChatGPT</w:t>
+      </w:r>
+      <w:r>
+        <w:t xml:space="preserve">-</w:t>
+      </w:r>
+      <w:r>
+        <w:t xml:space="preserve">Generated</w:t>
+      </w:r>
+      <w:r>
+        <w:t xml:space="preserve"> </w:t>
+      </w:r>
+      <w:r>
+        <w:t xml:space="preserve">Code</w:t>
+      </w:r>
+      <w:r>
+        <w:t xml:space="preserve">:</w:t>
+      </w:r>
+      <w:r>
+        <w:t xml:space="preserve"> </w:t>
+      </w:r>
+      <w:r>
+        <w:t xml:space="preserve">Characterizing</w:t>
+      </w:r>
+      <w:r>
+        <w:t xml:space="preserve"> </w:t>
+      </w:r>
+      <w:r>
+        <w:t xml:space="preserve">and</w:t>
+      </w:r>
+      <w:r>
+        <w:t xml:space="preserve"> </w:t>
+      </w:r>
+      <w:r>
+        <w:t xml:space="preserve">Mitigating</w:t>
+      </w:r>
+      <w:r>
+        <w:t xml:space="preserve"> </w:t>
+      </w:r>
+      <w:r>
+        <w:t xml:space="preserve">Code</w:t>
+      </w:r>
+      <w:r>
+        <w:t xml:space="preserve"> </w:t>
+      </w:r>
+      <w:r>
+        <w:t xml:space="preserve">Quality</w:t>
+      </w:r>
+      <w:r>
+        <w:t xml:space="preserve"> </w:t>
+      </w:r>
+      <w:r>
+        <w:t xml:space="preserve">Issues</w:t>
+      </w:r>
+      <w:r>
+        <w:t xml:space="preserve">.”</w:t>
+      </w:r>
+      <w:r>
+        <w:t xml:space="preserve"> </w:t>
+      </w:r>
+      <w:r>
+        <w:rPr>
+          <w:i/>
+          <w:iCs/>
+        </w:rPr>
+        <w:t xml:space="preserve">ACM Transactions on Software Engineering and Methodology</w:t>
+      </w:r>
+      <w:r>
+        <w:t xml:space="preserve"> </w:t>
+      </w:r>
+      <w:r>
+        <w:t xml:space="preserve">33 (5): 1–26.</w:t>
+      </w:r>
+      <w:r>
+        <w:t xml:space="preserve"> </w:t>
+      </w:r>
+      <w:hyperlink r:id="rId123">
+        <w:r>
+          <w:rPr>
+            <w:rStyle w:val="Hyperlink"/>
+          </w:rPr>
+          <w:t xml:space="preserve">https://doi.org/10.1145/3643674</w:t>
+        </w:r>
+      </w:hyperlink>
+      <w:r>
+        <w:t xml:space="preserve">.</w:t>
+      </w:r>
+    </w:p>
+    <w:bookmarkEnd w:id="124"/>
+    <w:bookmarkStart w:id="125" w:name="ref-medianero2024algoritmos"/>
+    <w:p>
+      <w:pPr>
+        <w:pStyle w:val="Bibliography"/>
+      </w:pPr>
+      <w:r>
+        <w:t xml:space="preserve">Medianero Acosta, Jorge. 2024.</w:t>
+      </w:r>
+      <w:r>
+        <w:t xml:space="preserve"> </w:t>
+      </w:r>
+      <w:r>
+        <w:t xml:space="preserve">“Algoritmos Imperativos Como Insumo Para Generar c</w:t>
+      </w:r>
+      <w:r>
+        <w:t xml:space="preserve">ó</w:t>
+      </w:r>
+      <w:r>
+        <w:t xml:space="preserve">digo Aplicando t</w:t>
+      </w:r>
+      <w:r>
+        <w:t xml:space="preserve">é</w:t>
+      </w:r>
+      <w:r>
+        <w:t xml:space="preserve">cnicas de Prompt Engineering.”</w:t>
+      </w:r>
+      <w:r>
+        <w:t xml:space="preserve"> </w:t>
+      </w:r>
+      <w:r>
+        <w:t xml:space="preserve">Trabajo de Suficiencia Profesional para optar al Título de Ingeniero de Sistemas y Cómputo, Lima, Perú: Universidad Inca Garcilaso de la Vega.</w:t>
+      </w:r>
+    </w:p>
+    <w:bookmarkEnd w:id="125"/>
+    <w:bookmarkStart w:id="127" w:name="ref-ortega2026arquitecturas"/>
+    <w:p>
+      <w:pPr>
+        <w:pStyle w:val="Bibliography"/>
+      </w:pPr>
+      <w:r>
+        <w:t xml:space="preserve">Ortega Ovalle, Maria Teodolinda. 2026.</w:t>
+      </w:r>
+      <w:r>
+        <w:t xml:space="preserve"> </w:t>
+      </w:r>
+      <w:r>
+        <w:t xml:space="preserve">“Arquitecturas Basadas En Microservicios: Impacto En La Mantenibilidad y La Evolución de Sistemas Críticos:</w:t>
+      </w:r>
+      <w:r>
+        <w:t xml:space="preserve"> </w:t>
+      </w:r>
+      <w:r>
+        <w:t xml:space="preserve">Microservices</w:t>
+      </w:r>
+      <w:r>
+        <w:t xml:space="preserve">-Based Architectures: Impact on Maintainability and the Evolution of Critical Systems.”</w:t>
+      </w:r>
+      <w:r>
+        <w:t xml:space="preserve"> </w:t>
+      </w:r>
+      <w:r>
+        <w:rPr>
+          <w:i/>
+          <w:iCs/>
+        </w:rPr>
+        <w:t xml:space="preserve">LATAM Revista Latinoamericana de Ciencias Sociales y Humanidades</w:t>
+      </w:r>
+      <w:r>
+        <w:t xml:space="preserve"> </w:t>
+      </w:r>
+      <w:r>
+        <w:t xml:space="preserve">7 (2).</w:t>
+      </w:r>
+      <w:r>
+        <w:t xml:space="preserve"> </w:t>
+      </w:r>
+      <w:hyperlink r:id="rId126">
+        <w:r>
+          <w:rPr>
+            <w:rStyle w:val="Hyperlink"/>
+          </w:rPr>
+          <w:t xml:space="preserve">https://doi.org/10.56712/latam.v7i2.5535</w:t>
+        </w:r>
+      </w:hyperlink>
+      <w:r>
+        <w:t xml:space="preserve">.</w:t>
+      </w:r>
+    </w:p>
+    <w:bookmarkEnd w:id="127"/>
+    <w:bookmarkStart w:id="128" w:name="ref-pardo2024mantenibilidad"/>
+    <w:p>
+      <w:pPr>
+        <w:pStyle w:val="Bibliography"/>
+      </w:pPr>
+      <w:r>
+        <w:t xml:space="preserve">Pardo Mesias, Samuel Ricardo. 2018.</w:t>
+      </w:r>
+      <w:r>
+        <w:t xml:space="preserve"> </w:t>
+      </w:r>
+      <w:r>
+        <w:t xml:space="preserve">“Mantenibilidad de Productos de Software Seg</w:t>
+      </w:r>
+      <w:r>
+        <w:t xml:space="preserve">ú</w:t>
+      </w:r>
+      <w:r>
+        <w:t xml:space="preserve">n El Modelo SQUARE ISO/IEC 25000.”</w:t>
+      </w:r>
+      <w:r>
+        <w:t xml:space="preserve"> </w:t>
+      </w:r>
+      <w:r>
+        <w:t xml:space="preserve">Tesis de Pregrado, Tingo Mar</w:t>
+      </w:r>
+      <w:r>
+        <w:t xml:space="preserve">í</w:t>
+      </w:r>
+      <w:r>
+        <w:t xml:space="preserve">a, Per</w:t>
+      </w:r>
+      <w:r>
+        <w:t xml:space="preserve">ú</w:t>
+      </w:r>
+      <w:r>
+        <w:t xml:space="preserve">: Universidad Nacional Agraria de la Selva.</w:t>
+      </w:r>
+    </w:p>
+    <w:bookmarkEnd w:id="128"/>
+    <w:bookmarkStart w:id="130" w:name="ref-diaz2024optimizacion"/>
+    <w:p>
+      <w:pPr>
+        <w:pStyle w:val="Bibliography"/>
+      </w:pPr>
+      <w:r>
+        <w:t xml:space="preserve">Paz Fernández, Crishtian Brenon, Sergio Helí Diaz Sifuentes, and Marcelino Torres Villanueva. 2025.</w:t>
+      </w:r>
+      <w:r>
+        <w:t xml:space="preserve"> </w:t>
+      </w:r>
+      <w:r>
+        <w:t xml:space="preserve">“Optimización de</w:t>
+      </w:r>
+      <w:r>
+        <w:t xml:space="preserve"> </w:t>
+      </w:r>
+      <w:r>
+        <w:t xml:space="preserve">Modelos</w:t>
+      </w:r>
+      <w:r>
+        <w:t xml:space="preserve"> </w:t>
+      </w:r>
+      <w:r>
+        <w:t xml:space="preserve">de</w:t>
+      </w:r>
+      <w:r>
+        <w:t xml:space="preserve"> </w:t>
+      </w:r>
+      <w:r>
+        <w:t xml:space="preserve">Lenguaje</w:t>
+      </w:r>
+      <w:r>
+        <w:t xml:space="preserve"> </w:t>
+      </w:r>
+      <w:r>
+        <w:t xml:space="preserve">Grande</w:t>
+      </w:r>
+      <w:r>
+        <w:t xml:space="preserve"> </w:t>
+      </w:r>
+      <w:r>
+        <w:t xml:space="preserve">(</w:t>
+      </w:r>
+      <w:r>
+        <w:t xml:space="preserve">LLMs</w:t>
+      </w:r>
+      <w:r>
+        <w:t xml:space="preserve">) a Través Del</w:t>
+      </w:r>
+      <w:r>
+        <w:t xml:space="preserve"> </w:t>
+      </w:r>
+      <w:r>
+        <w:t xml:space="preserve">Prompt</w:t>
+      </w:r>
+      <w:r>
+        <w:t xml:space="preserve"> </w:t>
+      </w:r>
+      <w:r>
+        <w:t xml:space="preserve">Engineering</w:t>
+      </w:r>
+      <w:r>
+        <w:t xml:space="preserve">.”</w:t>
+      </w:r>
+      <w:r>
+        <w:t xml:space="preserve"> </w:t>
+      </w:r>
+      <w:r>
+        <w:rPr>
+          <w:i/>
+          <w:iCs/>
+        </w:rPr>
+        <w:t xml:space="preserve">Innovation and Software</w:t>
+      </w:r>
+      <w:r>
+        <w:t xml:space="preserve"> </w:t>
+      </w:r>
+      <w:r>
+        <w:t xml:space="preserve">6 (2): 6–11.</w:t>
+      </w:r>
+      <w:r>
+        <w:t xml:space="preserve"> </w:t>
+      </w:r>
+      <w:hyperlink r:id="rId129">
+        <w:r>
+          <w:rPr>
+            <w:rStyle w:val="Hyperlink"/>
+          </w:rPr>
+          <w:t xml:space="preserve">https://doi.org/10.48168/innosoft.s24.a212</w:t>
+        </w:r>
+      </w:hyperlink>
+      <w:r>
+        <w:t xml:space="preserve">.</w:t>
+      </w:r>
+    </w:p>
+    <w:bookmarkEnd w:id="130"/>
+    <w:bookmarkStart w:id="131" w:name="ref-romero2024business"/>
+    <w:p>
+      <w:pPr>
+        <w:pStyle w:val="Bibliography"/>
+      </w:pPr>
+      <w:r>
+        <w:t xml:space="preserve">Romero Aguilar, Carmela, Andric Alejandro Vargas Alarcón, Richar Sandro Balboa Zegarra, Victor Alvarado Sanchez, and Victor Hugo Plasencia Sifuentes. 2024.</w:t>
+      </w:r>
+      <w:r>
+        <w:t xml:space="preserve"> </w:t>
+      </w:r>
+      <w:r>
+        <w:t xml:space="preserve">“Business Consulting: Aplicaciones de Marcos de Referencia Para El Desarrollo de Software En MS4M s.a.c.”</w:t>
+      </w:r>
+      <w:r>
+        <w:t xml:space="preserve"> Tesis de Maestr{\'i}a, Pontificia Universidad Cat</w:t>
+      </w:r>
+      <w:r>
+        <w:t xml:space="preserve">ó</w:t>
+      </w:r>
+      <w:r>
+        <w:t xml:space="preserve">lica del Per</w:t>
+      </w:r>
+      <w:r>
+        <w:t xml:space="preserve">ú</w:t>
+      </w:r>
+      <w:r>
+        <w:t xml:space="preserve">.</w:t>
+      </w:r>
+    </w:p>
+    <w:bookmarkEnd w:id="131"/>
+    <w:bookmarkStart w:id="133" w:name="ref-sgtd2024estrategia"/>
+    <w:p>
+      <w:pPr>
+        <w:pStyle w:val="Bibliography"/>
+      </w:pPr>
+      <w:r>
+        <w:t xml:space="preserve">SGTD. 2024.</w:t>
+      </w:r>
+      <w:r>
+        <w:t xml:space="preserve"> </w:t>
+      </w:r>
+      <w:r>
+        <w:t xml:space="preserve">“Propuesta de La Estrategia Nacional de Inteligencia Artificial 2026-2030.”</w:t>
+      </w:r>
+      <w:r>
+        <w:t xml:space="preserve"> </w:t>
+      </w:r>
+      <w:r>
+        <w:t xml:space="preserve">Presidencia del Consejo de Ministros.</w:t>
+      </w:r>
+      <w:r>
+        <w:t xml:space="preserve"> </w:t>
+      </w:r>
+      <w:hyperlink r:id="rId132">
+        <w:r>
+          <w:rPr>
+            <w:rStyle w:val="Hyperlink"/>
+          </w:rPr>
+          <w:t xml:space="preserve">https://www.gob.pe/institucion/pcm/informes-publicaciones</w:t>
+        </w:r>
+      </w:hyperlink>
+      <w:r>
+        <w:t xml:space="preserve">.</w:t>
+      </w:r>
+    </w:p>
+    <w:bookmarkEnd w:id="133"/>
+    <w:bookmarkStart w:id="135" w:name="ref-siddiq2023exploring"/>
+    <w:p>
+      <w:pPr>
+        <w:pStyle w:val="Bibliography"/>
+      </w:pPr>
+      <w:r>
+        <w:t xml:space="preserve">Siddiq, Mohammed Latif, Joanna C. S. Santos, Ridwanul Hasan Tanvir, Noshin Ulfat, Fahmid Al Rifat, and Vinicius Carvalho Lopes. 2024.</w:t>
+      </w:r>
+      <w:r>
+        <w:t xml:space="preserve"> </w:t>
+      </w:r>
+      <w:r>
+        <w:t xml:space="preserve">“Using Large Language Models to Generate JUnit Tests: An Empirical Study.”</w:t>
+      </w:r>
+      <w:r>
+        <w:t xml:space="preserve"> </w:t>
+      </w:r>
+      <w:r>
+        <w:t xml:space="preserve">In</w:t>
+      </w:r>
+      <w:r>
+        <w:t xml:space="preserve"> </w:t>
+      </w:r>
+      <w:r>
+        <w:rPr>
+          <w:i/>
+          <w:iCs/>
+        </w:rPr>
+        <w:t xml:space="preserve">Proceedings of the 28th</w:t>
+      </w:r>
+      <w:r>
+        <w:rPr>
+          <w:i/>
+          <w:iCs/>
+        </w:rPr>
+        <w:t xml:space="preserve"> </w:t>
+      </w:r>
+      <w:r>
+        <w:rPr>
+          <w:i/>
+          <w:iCs/>
+        </w:rPr>
+        <w:t xml:space="preserve">International</w:t>
+      </w:r>
+      <w:r>
+        <w:rPr>
+          <w:i/>
+          <w:iCs/>
+        </w:rPr>
+        <w:t xml:space="preserve"> </w:t>
+      </w:r>
+      <w:r>
+        <w:rPr>
+          <w:i/>
+          <w:iCs/>
+        </w:rPr>
+        <w:t xml:space="preserve">Conference</w:t>
+      </w:r>
+      <w:r>
+        <w:rPr>
+          <w:i/>
+          <w:iCs/>
+        </w:rPr>
+        <w:t xml:space="preserve"> </w:t>
+      </w:r>
+      <w:r>
+        <w:rPr>
+          <w:i/>
+          <w:iCs/>
+        </w:rPr>
+        <w:t xml:space="preserve">on</w:t>
+      </w:r>
+      <w:r>
+        <w:rPr>
+          <w:i/>
+          <w:iCs/>
+        </w:rPr>
+        <w:t xml:space="preserve"> </w:t>
+      </w:r>
+      <w:r>
+        <w:rPr>
+          <w:i/>
+          <w:iCs/>
+        </w:rPr>
+        <w:t xml:space="preserve">Evaluation</w:t>
+      </w:r>
+      <w:r>
+        <w:rPr>
+          <w:i/>
+          <w:iCs/>
+        </w:rPr>
+        <w:t xml:space="preserve"> </w:t>
+      </w:r>
+      <w:r>
+        <w:rPr>
+          <w:i/>
+          <w:iCs/>
+        </w:rPr>
+        <w:t xml:space="preserve">and</w:t>
+      </w:r>
+      <w:r>
+        <w:rPr>
+          <w:i/>
+          <w:iCs/>
+        </w:rPr>
+        <w:t xml:space="preserve"> </w:t>
+      </w:r>
+      <w:r>
+        <w:rPr>
+          <w:i/>
+          <w:iCs/>
+        </w:rPr>
+        <w:t xml:space="preserve">Assessment</w:t>
+      </w:r>
+      <w:r>
+        <w:rPr>
+          <w:i/>
+          <w:iCs/>
+        </w:rPr>
+        <w:t xml:space="preserve"> </w:t>
+      </w:r>
+      <w:r>
+        <w:rPr>
+          <w:i/>
+          <w:iCs/>
+        </w:rPr>
+        <w:t xml:space="preserve">in</w:t>
+      </w:r>
+      <w:r>
+        <w:rPr>
+          <w:i/>
+          <w:iCs/>
+        </w:rPr>
+        <w:t xml:space="preserve"> </w:t>
+      </w:r>
+      <w:r>
+        <w:rPr>
+          <w:i/>
+          <w:iCs/>
+        </w:rPr>
+        <w:t xml:space="preserve">Software</w:t>
+      </w:r>
+      <w:r>
+        <w:rPr>
+          <w:i/>
+          <w:iCs/>
+        </w:rPr>
+        <w:t xml:space="preserve"> </w:t>
+      </w:r>
+      <w:r>
+        <w:rPr>
+          <w:i/>
+          <w:iCs/>
+        </w:rPr>
+        <w:t xml:space="preserve">Engineering</w:t>
+      </w:r>
+      <w:r>
+        <w:t xml:space="preserve">, 313–22.</w:t>
+      </w:r>
+      <w:r>
+        <w:t xml:space="preserve"> </w:t>
+      </w:r>
+      <w:hyperlink r:id="rId134">
+        <w:r>
+          <w:rPr>
+            <w:rStyle w:val="Hyperlink"/>
+          </w:rPr>
+          <w:t xml:space="preserve">https://doi.org/10.1145/3661167.3661216</w:t>
+        </w:r>
+      </w:hyperlink>
+      <w:r>
+        <w:t xml:space="preserve">.</w:t>
+      </w:r>
+    </w:p>
+    <w:bookmarkEnd w:id="135"/>
+    <w:bookmarkEnd w:id="136"/>
+    <w:bookmarkEnd w:id="137"/>
     <w:sectPr/>
   </w:body>
 </w:document>
